--- a/Machine-learning/lab1/机器学习实验一报告（模板）.docx
+++ b/Machine-learning/lab1/机器学习实验一报告（模板）.docx
@@ -1,6 +1,6 @@
 
 <file path=word/document.xml><?xml version="1.0" encoding="utf-8"?>
-<w:document xmlns:wpc="http://schemas.microsoft.com/office/word/2010/wordprocessingCanvas" xmlns:cx="http://schemas.microsoft.com/office/drawing/2014/chartex" xmlns:cx1="http://schemas.microsoft.com/office/drawing/2015/9/8/chartex" xmlns:cx2="http://schemas.microsoft.com/office/drawing/2015/10/21/chartex" xmlns:cx3="http://schemas.microsoft.com/office/drawing/2016/5/9/chartex" xmlns:cx4="http://schemas.microsoft.com/office/drawing/2016/5/10/chartex" xmlns:cx5="http://schemas.microsoft.com/office/drawing/2016/5/11/chartex" xmlns:cx6="http://schemas.microsoft.com/office/drawing/2016/5/12/chartex" xmlns:cx7="http://schemas.microsoft.com/office/drawing/2016/5/13/chartex" xmlns:cx8="http://schemas.microsoft.com/office/drawing/2016/5/14/chartex" xmlns:mc="http://schemas.openxmlformats.org/markup-compatibility/2006" xmlns:aink="http://schemas.microsoft.com/office/drawing/2016/ink" xmlns:am3d="http://schemas.microsoft.com/office/drawing/2017/model3d" xmlns:o="urn:schemas-microsoft-com:office:office" xmlns:r="http://schemas.openxmlformats.org/officeDocument/2006/relationships" xmlns:m="http://schemas.openxmlformats.org/officeDocument/2006/math" xmlns:v="urn:schemas-microsoft-com:vml" xmlns:wp14="http://schemas.microsoft.com/office/word/2010/wordprocessingDrawing" xmlns:wp="http://schemas.openxmlformats.org/drawingml/2006/wordprocessingDrawing" xmlns:w10="urn:schemas-microsoft-com:office:word" xmlns:w="http://schemas.openxmlformats.org/wordprocessingml/2006/main" xmlns:w14="http://schemas.microsoft.com/office/word/2010/wordml" xmlns:w15="http://schemas.microsoft.com/office/word/2012/wordml" xmlns:w16cex="http://schemas.microsoft.com/office/word/2018/wordml/cex" xmlns:w16cid="http://schemas.microsoft.com/office/word/2016/wordml/cid" xmlns:w16="http://schemas.microsoft.com/office/word/2018/wordml" xmlns:w16sdtdh="http://schemas.microsoft.com/office/word/2020/wordml/sdtdatahash" xmlns:w16se="http://schemas.microsoft.com/office/word/2015/wordml/symex" xmlns:wpg="http://schemas.microsoft.com/office/word/2010/wordprocessingGroup" xmlns:wpi="http://schemas.microsoft.com/office/word/2010/wordprocessingInk" xmlns:wne="http://schemas.microsoft.com/office/word/2006/wordml" xmlns:wps="http://schemas.microsoft.com/office/word/2010/wordprocessingShape" mc:Ignorable="w14 w15 w16se w16cid w16 w16cex w16sdtdh wp14">
+<w:document xmlns:wpc="http://schemas.microsoft.com/office/word/2010/wordprocessingCanvas" xmlns:cx="http://schemas.microsoft.com/office/drawing/2014/chartex" xmlns:cx1="http://schemas.microsoft.com/office/drawing/2015/9/8/chartex" xmlns:cx2="http://schemas.microsoft.com/office/drawing/2015/10/21/chartex" xmlns:cx3="http://schemas.microsoft.com/office/drawing/2016/5/9/chartex" xmlns:cx4="http://schemas.microsoft.com/office/drawing/2016/5/10/chartex" xmlns:cx5="http://schemas.microsoft.com/office/drawing/2016/5/11/chartex" xmlns:cx6="http://schemas.microsoft.com/office/drawing/2016/5/12/chartex" xmlns:cx7="http://schemas.microsoft.com/office/drawing/2016/5/13/chartex" xmlns:cx8="http://schemas.microsoft.com/office/drawing/2016/5/14/chartex" xmlns:mc="http://schemas.openxmlformats.org/markup-compatibility/2006" xmlns:aink="http://schemas.microsoft.com/office/drawing/2016/ink" xmlns:am3d="http://schemas.microsoft.com/office/drawing/2017/model3d" xmlns:o="urn:schemas-microsoft-com:office:office" xmlns:oel="http://schemas.microsoft.com/office/2019/extlst" xmlns:r="http://schemas.openxmlformats.org/officeDocument/2006/relationships" xmlns:m="http://schemas.openxmlformats.org/officeDocument/2006/math" xmlns:v="urn:schemas-microsoft-com:vml" xmlns:wp14="http://schemas.microsoft.com/office/word/2010/wordprocessingDrawing" xmlns:wp="http://schemas.openxmlformats.org/drawingml/2006/wordprocessingDrawing" xmlns:w10="urn:schemas-microsoft-com:office:word" xmlns:w="http://schemas.openxmlformats.org/wordprocessingml/2006/main" xmlns:w14="http://schemas.microsoft.com/office/word/2010/wordml" xmlns:w15="http://schemas.microsoft.com/office/word/2012/wordml" xmlns:w16cex="http://schemas.microsoft.com/office/word/2018/wordml/cex" xmlns:w16cid="http://schemas.microsoft.com/office/word/2016/wordml/cid" xmlns:w16="http://schemas.microsoft.com/office/word/2018/wordml" xmlns:w16du="http://schemas.microsoft.com/office/word/2023/wordml/word16du" xmlns:w16sdtdh="http://schemas.microsoft.com/office/word/2020/wordml/sdtdatahash" xmlns:w16sdtfl="http://schemas.microsoft.com/office/word/2024/wordml/sdtformatlock" xmlns:w16se="http://schemas.microsoft.com/office/word/2015/wordml/symex" xmlns:wpg="http://schemas.microsoft.com/office/word/2010/wordprocessingGroup" xmlns:wpi="http://schemas.microsoft.com/office/word/2010/wordprocessingInk" xmlns:wne="http://schemas.microsoft.com/office/word/2006/wordml" xmlns:wps="http://schemas.microsoft.com/office/word/2010/wordprocessingShape" mc:Ignorable="w14 w15 w16se w16cid w16 w16cex w16sdtdh w16sdtfl w16du wp14">
   <w:body>
     <w:p>
       <w:pPr>
@@ -40,7 +40,7 @@
                     </pic:cNvPicPr>
                   </pic:nvPicPr>
                   <pic:blipFill>
-                    <a:blip r:embed="rId7" cstate="print">
+                    <a:blip r:embed="rId8" cstate="print">
                       <a:extLst>
                         <a:ext uri="{28A0092B-C50C-407E-A947-70E740481C1C}">
                           <a14:useLocalDpi xmlns:a14="http://schemas.microsoft.com/office/drawing/2010/main" val="0"/>
@@ -101,7 +101,7 @@
                     </pic:cNvPicPr>
                   </pic:nvPicPr>
                   <pic:blipFill>
-                    <a:blip r:embed="rId8">
+                    <a:blip r:embed="rId9">
                       <a:extLst>
                         <a:ext uri="{28A0092B-C50C-407E-A947-70E740481C1C}">
                           <a14:useLocalDpi xmlns:a14="http://schemas.microsoft.com/office/drawing/2010/main" val="0"/>
@@ -238,7 +238,6 @@
     </w:p>
     <w:p>
       <w:pPr>
-        <w:jc w:val="left"/>
         <w:rPr>
           <w:rFonts w:ascii="Calibri" w:hAnsi="Calibri"/>
           <w:sz w:val="36"/>
@@ -249,7 +248,6 @@
     </w:p>
     <w:p>
       <w:pPr>
-        <w:jc w:val="left"/>
         <w:rPr>
           <w:rFonts w:ascii="Calibri" w:hAnsi="Calibri"/>
           <w:sz w:val="36"/>
@@ -312,7 +310,6 @@
     </w:p>
     <w:p>
       <w:pPr>
-        <w:jc w:val="left"/>
         <w:rPr>
           <w:rFonts w:ascii="Calibri" w:hAnsi="Calibri"/>
           <w:sz w:val="36"/>
@@ -347,7 +344,6 @@
     </w:p>
     <w:p>
       <w:pPr>
-        <w:jc w:val="left"/>
         <w:rPr>
           <w:rFonts w:ascii="Calibri" w:hAnsi="Calibri"/>
           <w:sz w:val="36"/>
@@ -427,7 +423,6 @@
     </w:p>
     <w:p>
       <w:pPr>
-        <w:jc w:val="left"/>
         <w:rPr>
           <w:rFonts w:ascii="Calibri" w:hAnsi="Calibri"/>
           <w:sz w:val="36"/>
@@ -507,7 +502,6 @@
     </w:p>
     <w:p>
       <w:pPr>
-        <w:jc w:val="left"/>
         <w:rPr>
           <w:rFonts w:ascii="Calibri" w:hAnsi="Calibri"/>
           <w:sz w:val="36"/>
@@ -547,7 +541,7 @@
           <w:szCs w:val="36"/>
           <w:u w:val="single"/>
         </w:rPr>
-        <w:t xml:space="preserve">            </w:t>
+        <w:t xml:space="preserve">       </w:t>
       </w:r>
       <w:r>
         <w:rPr>
@@ -556,12 +550,29 @@
           <w:szCs w:val="36"/>
           <w:u w:val="single"/>
         </w:rPr>
+        <w:t>2024311278</w:t>
+      </w:r>
+      <w:r>
+        <w:rPr>
+          <w:rFonts w:ascii="Calibri" w:hAnsi="Calibri"/>
+          <w:sz w:val="36"/>
+          <w:szCs w:val="36"/>
+          <w:u w:val="single"/>
+        </w:rPr>
+        <w:t xml:space="preserve">     </w:t>
+      </w:r>
+      <w:r>
+        <w:rPr>
+          <w:rFonts w:ascii="Calibri" w:hAnsi="Calibri" w:hint="eastAsia"/>
+          <w:sz w:val="36"/>
+          <w:szCs w:val="36"/>
+          <w:u w:val="single"/>
+        </w:rPr>
         <w:t xml:space="preserve">       </w:t>
       </w:r>
     </w:p>
     <w:p>
       <w:pPr>
-        <w:jc w:val="left"/>
         <w:rPr>
           <w:rFonts w:ascii="Calibri" w:hAnsi="Calibri"/>
           <w:sz w:val="36"/>
@@ -600,7 +611,25 @@
           <w:szCs w:val="36"/>
           <w:u w:val="single"/>
         </w:rPr>
-        <w:t xml:space="preserve">     </w:t>
+        <w:t xml:space="preserve">   </w:t>
+      </w:r>
+      <w:r>
+        <w:rPr>
+          <w:rFonts w:ascii="Calibri" w:hAnsi="Calibri" w:hint="eastAsia"/>
+          <w:sz w:val="36"/>
+          <w:szCs w:val="36"/>
+          <w:u w:val="single"/>
+        </w:rPr>
+        <w:t>刘楷</w:t>
+      </w:r>
+      <w:r>
+        <w:rPr>
+          <w:rFonts w:ascii="Calibri" w:hAnsi="Calibri"/>
+          <w:sz w:val="36"/>
+          <w:szCs w:val="36"/>
+          <w:u w:val="single"/>
+        </w:rPr>
+        <w:t xml:space="preserve">  </w:t>
       </w:r>
       <w:r>
         <w:rPr>
@@ -722,8 +751,6 @@
     </w:p>
     <w:p>
       <w:pPr>
-        <w:widowControl/>
-        <w:jc w:val="left"/>
         <w:rPr>
           <w:rFonts w:ascii="Calibri" w:hAnsi="Calibri"/>
           <w:sz w:val="30"/>
@@ -749,7 +776,6 @@
         <w:spacing w:before="100" w:beforeAutospacing="1" w:after="100" w:afterAutospacing="1" w:line="400" w:lineRule="exact"/>
         <w:ind w:firstLineChars="0"/>
         <w:rPr>
-          <w:rFonts w:ascii="宋体" w:hAnsi="宋体" w:cs="宋体"/>
           <w:b/>
           <w:bCs/>
           <w:sz w:val="36"/>
@@ -758,7 +784,7 @@
       </w:pPr>
       <w:r>
         <w:rPr>
-          <w:rFonts w:ascii="宋体" w:hAnsi="宋体" w:cs="宋体" w:hint="eastAsia"/>
+          <w:rFonts w:hint="eastAsia"/>
           <w:b/>
           <w:bCs/>
           <w:sz w:val="36"/>
@@ -781,7 +807,6 @@
           <w:bCs/>
           <w:iCs/>
           <w:color w:val="000000" w:themeColor="text1"/>
-          <w:sz w:val="24"/>
         </w:rPr>
       </w:pPr>
       <w:r>
@@ -790,7 +815,6 @@
           <w:bCs/>
           <w:iCs/>
           <w:color w:val="000000" w:themeColor="text1"/>
-          <w:sz w:val="24"/>
         </w:rPr>
         <w:t>熟悉</w:t>
       </w:r>
@@ -800,7 +824,6 @@
           <w:bCs/>
           <w:iCs/>
           <w:color w:val="000000" w:themeColor="text1"/>
-          <w:sz w:val="24"/>
         </w:rPr>
         <w:t xml:space="preserve"> Python </w:t>
       </w:r>
@@ -810,7 +833,6 @@
           <w:bCs/>
           <w:iCs/>
           <w:color w:val="000000" w:themeColor="text1"/>
-          <w:sz w:val="24"/>
         </w:rPr>
         <w:t>机器学习实验的基本环境与常用工具</w:t>
       </w:r>
@@ -828,7 +850,6 @@
           <w:bCs/>
           <w:iCs/>
           <w:color w:val="000000" w:themeColor="text1"/>
-          <w:sz w:val="24"/>
         </w:rPr>
       </w:pPr>
       <w:r>
@@ -837,7 +858,6 @@
           <w:bCs/>
           <w:iCs/>
           <w:color w:val="000000" w:themeColor="text1"/>
-          <w:sz w:val="24"/>
         </w:rPr>
         <w:t>掌握基于</w:t>
       </w:r>
@@ -847,7 +867,6 @@
           <w:bCs/>
           <w:iCs/>
           <w:color w:val="000000" w:themeColor="text1"/>
-          <w:sz w:val="24"/>
         </w:rPr>
         <w:t xml:space="preserve"> scikit-learn </w:t>
       </w:r>
@@ -857,7 +876,6 @@
           <w:bCs/>
           <w:iCs/>
           <w:color w:val="000000" w:themeColor="text1"/>
-          <w:sz w:val="24"/>
         </w:rPr>
         <w:t>实现分类建模的完整流程</w:t>
       </w:r>
@@ -875,7 +893,6 @@
           <w:bCs/>
           <w:iCs/>
           <w:color w:val="000000" w:themeColor="text1"/>
-          <w:sz w:val="24"/>
         </w:rPr>
       </w:pPr>
       <w:r>
@@ -884,7 +901,6 @@
           <w:bCs/>
           <w:iCs/>
           <w:color w:val="000000" w:themeColor="text1"/>
-          <w:sz w:val="24"/>
         </w:rPr>
         <w:t>理解决策树</w:t>
       </w:r>
@@ -894,7 +910,6 @@
           <w:bCs/>
           <w:iCs/>
           <w:color w:val="000000" w:themeColor="text1"/>
-          <w:sz w:val="24"/>
         </w:rPr>
         <w:t xml:space="preserve"> ID3 </w:t>
       </w:r>
@@ -904,7 +919,6 @@
           <w:bCs/>
           <w:iCs/>
           <w:color w:val="000000" w:themeColor="text1"/>
-          <w:sz w:val="24"/>
         </w:rPr>
         <w:t>算法的核心思想与构建原理</w:t>
       </w:r>
@@ -922,7 +936,6 @@
           <w:bCs/>
           <w:iCs/>
           <w:color w:val="000000" w:themeColor="text1"/>
-          <w:sz w:val="24"/>
         </w:rPr>
       </w:pPr>
       <w:r>
@@ -931,7 +944,6 @@
           <w:bCs/>
           <w:iCs/>
           <w:color w:val="000000" w:themeColor="text1"/>
-          <w:sz w:val="24"/>
         </w:rPr>
         <w:t>能够在指定数据集上独立完成决策树分类实验，并对实验结果进行对比、分析与总结</w:t>
       </w:r>
@@ -945,7 +957,6 @@
           <w:bCs/>
           <w:iCs/>
           <w:color w:val="000000" w:themeColor="text1"/>
-          <w:sz w:val="24"/>
         </w:rPr>
       </w:pPr>
     </w:p>
@@ -959,7 +970,6 @@
         <w:spacing w:before="100" w:beforeAutospacing="1" w:after="100" w:afterAutospacing="1" w:line="400" w:lineRule="exact"/>
         <w:ind w:firstLineChars="0"/>
         <w:rPr>
-          <w:rFonts w:ascii="宋体" w:hAnsi="宋体" w:cs="宋体"/>
           <w:b/>
           <w:bCs/>
           <w:sz w:val="36"/>
@@ -968,7 +978,7 @@
       </w:pPr>
       <w:r>
         <w:rPr>
-          <w:rFonts w:ascii="宋体" w:hAnsi="宋体" w:cs="宋体" w:hint="eastAsia"/>
+          <w:rFonts w:hint="eastAsia"/>
           <w:b/>
           <w:bCs/>
           <w:sz w:val="36"/>
@@ -986,7 +996,6 @@
           <w:bCs/>
           <w:iCs/>
           <w:color w:val="000000" w:themeColor="text1"/>
-          <w:sz w:val="24"/>
         </w:rPr>
       </w:pPr>
       <w:r>
@@ -995,7 +1004,6 @@
           <w:b/>
           <w:iCs/>
           <w:color w:val="000000" w:themeColor="text1"/>
-          <w:sz w:val="24"/>
         </w:rPr>
         <w:t>任务背景：</w:t>
       </w:r>
@@ -1005,7 +1013,6 @@
           <w:b/>
           <w:iCs/>
           <w:color w:val="000000" w:themeColor="text1"/>
-          <w:sz w:val="24"/>
         </w:rPr>
         <w:t xml:space="preserve"> </w:t>
       </w:r>
@@ -1015,7 +1022,6 @@
           <w:bCs/>
           <w:iCs/>
           <w:color w:val="000000" w:themeColor="text1"/>
-          <w:sz w:val="24"/>
         </w:rPr>
         <w:t>银行贷款审批通常依据历史客户的相关特征建立分类模型，对未来申请人的贷款风险进行判断。若申请人符合贷款条件，则予以批准；否则不予批准。</w:t>
       </w:r>
@@ -1029,7 +1035,6 @@
           <w:bCs/>
           <w:iCs/>
           <w:color w:val="000000" w:themeColor="text1"/>
-          <w:sz w:val="24"/>
         </w:rPr>
       </w:pPr>
     </w:p>
@@ -1052,28 +1057,113 @@
           <w:color w:val="4472C4" w:themeColor="accent1"/>
           <w:sz w:val="22"/>
         </w:rPr>
-        <w:t>本实验使用“银行贷款审批数据集”，请你简单描述改数据集的规模以及特征定义</w:t>
-      </w:r>
-      <w:r>
-        <w:rPr>
-          <w:rFonts w:hint="eastAsia"/>
+        <w:t>本实验使用“银行贷款审批数据集”，请你简单描述改数据集的规模以及特征定义（如特征含义、数据类型、取值说明等）。</w:t>
+      </w:r>
+    </w:p>
+    <w:p>
+      <w:pPr>
+        <w:pStyle w:val="1"/>
+        <w:ind w:firstLineChars="0" w:firstLine="0"/>
+        <w:rPr>
+          <w:rFonts w:ascii="Arial" w:hAnsi="Arial" w:cs="Arial"/>
+          <w:color w:val="1F1F1F"/>
+          <w:sz w:val="22"/>
+          <w:szCs w:val="22"/>
+        </w:rPr>
+      </w:pPr>
+      <w:r>
+        <w:rPr>
+          <w:rFonts w:ascii="Arial" w:hAnsi="Arial" w:cs="Arial"/>
+          <w:color w:val="1F1F1F"/>
+          <w:sz w:val="22"/>
+          <w:szCs w:val="22"/>
+        </w:rPr>
+        <w:t>训练集</w:t>
+      </w:r>
+      <w:r>
+        <w:rPr>
+          <w:rFonts w:ascii="Arial" w:hAnsi="Arial" w:cs="Arial"/>
+          <w:color w:val="1F1F1F"/>
+          <w:sz w:val="22"/>
+          <w:szCs w:val="22"/>
+        </w:rPr>
+        <w:t xml:space="preserve"> bank_train.csv</w:t>
+      </w:r>
+      <w:r>
+        <w:rPr>
+          <w:rFonts w:ascii="Arial" w:hAnsi="Arial" w:cs="Arial"/>
+          <w:color w:val="1F1F1F"/>
+          <w:sz w:val="22"/>
+          <w:szCs w:val="22"/>
+        </w:rPr>
+        <w:t>（</w:t>
+      </w:r>
+      <w:r>
+        <w:rPr>
+          <w:rFonts w:ascii="Arial" w:hAnsi="Arial" w:cs="Arial"/>
+          <w:color w:val="1F1F1F"/>
+          <w:sz w:val="22"/>
+          <w:szCs w:val="22"/>
+        </w:rPr>
+        <w:t>800</w:t>
+      </w:r>
+      <w:r>
+        <w:rPr>
+          <w:rFonts w:ascii="Arial" w:hAnsi="Arial" w:cs="Arial"/>
+          <w:color w:val="1F1F1F"/>
+          <w:sz w:val="22"/>
+          <w:szCs w:val="22"/>
+        </w:rPr>
+        <w:t>条样本）和测试集</w:t>
+      </w:r>
+      <w:r>
+        <w:rPr>
+          <w:rFonts w:ascii="Arial" w:hAnsi="Arial" w:cs="Arial"/>
+          <w:color w:val="1F1F1F"/>
+          <w:sz w:val="22"/>
+          <w:szCs w:val="22"/>
+        </w:rPr>
+        <w:t xml:space="preserve"> bank_test.csv</w:t>
+      </w:r>
+      <w:r>
+        <w:rPr>
+          <w:rFonts w:ascii="Arial" w:hAnsi="Arial" w:cs="Arial"/>
+          <w:color w:val="1F1F1F"/>
+          <w:sz w:val="22"/>
+          <w:szCs w:val="22"/>
+        </w:rPr>
+        <w:t>（</w:t>
+      </w:r>
+      <w:r>
+        <w:rPr>
+          <w:rFonts w:ascii="Arial" w:hAnsi="Arial" w:cs="Arial"/>
+          <w:color w:val="1F1F1F"/>
+          <w:sz w:val="22"/>
+          <w:szCs w:val="22"/>
+        </w:rPr>
+        <w:t>200</w:t>
+      </w:r>
+      <w:r>
+        <w:rPr>
+          <w:rFonts w:ascii="Arial" w:hAnsi="Arial" w:cs="Arial"/>
+          <w:color w:val="1F1F1F"/>
+          <w:sz w:val="22"/>
+          <w:szCs w:val="22"/>
+        </w:rPr>
+        <w:t>条样本）</w:t>
+      </w:r>
+    </w:p>
+    <w:p>
+      <w:pPr>
+        <w:pStyle w:val="1"/>
+        <w:ind w:firstLineChars="0" w:firstLine="0"/>
+        <w:rPr>
           <w:bCs/>
           <w:i/>
           <w:color w:val="4472C4" w:themeColor="accent1"/>
           <w:sz w:val="22"/>
         </w:rPr>
-        <w:t>（如特征含义、数据类型、取值说明等）</w:t>
-      </w:r>
-      <w:r>
-        <w:rPr>
-          <w:rFonts w:hint="eastAsia"/>
-          <w:bCs/>
-          <w:i/>
-          <w:color w:val="4472C4" w:themeColor="accent1"/>
-          <w:sz w:val="22"/>
-        </w:rPr>
-        <w:t>。</w:t>
-      </w:r>
+      </w:pPr>
     </w:p>
     <w:p>
       <w:pPr>
@@ -1084,24 +1174,1530 @@
           <w:bCs/>
           <w:iCs/>
           <w:color w:val="000000" w:themeColor="text1"/>
-          <w:sz w:val="24"/>
-        </w:rPr>
-      </w:pPr>
-    </w:p>
-    <w:p>
-      <w:pPr>
-        <w:pStyle w:val="1"/>
-        <w:spacing w:before="100" w:beforeAutospacing="1" w:after="100" w:afterAutospacing="1" w:line="400" w:lineRule="exact"/>
-        <w:ind w:firstLineChars="0" w:firstLine="0"/>
-        <w:rPr>
-          <w:rFonts w:ascii="Calibri" w:hAnsi="Calibri"/>
-          <w:bCs/>
-          <w:i/>
-          <w:color w:val="4472C4" w:themeColor="accent1"/>
-          <w:sz w:val="22"/>
-        </w:rPr>
-      </w:pPr>
-    </w:p>
+        </w:rPr>
+      </w:pPr>
+    </w:p>
+    <w:tbl>
+      <w:tblPr>
+        <w:tblW w:w="0" w:type="auto"/>
+        <w:tblCellMar>
+          <w:top w:w="15" w:type="dxa"/>
+          <w:left w:w="15" w:type="dxa"/>
+          <w:bottom w:w="15" w:type="dxa"/>
+          <w:right w:w="15" w:type="dxa"/>
+        </w:tblCellMar>
+        <w:tblLook w:val="04A0" w:firstRow="1" w:lastRow="0" w:firstColumn="1" w:lastColumn="0" w:noHBand="0" w:noVBand="1"/>
+      </w:tblPr>
+      <w:tblGrid>
+        <w:gridCol w:w="1498"/>
+        <w:gridCol w:w="1225"/>
+        <w:gridCol w:w="1262"/>
+        <w:gridCol w:w="4305"/>
+      </w:tblGrid>
+      <w:tr>
+        <w:tc>
+          <w:tcPr>
+            <w:tcW w:w="0" w:type="auto"/>
+            <w:tcBorders>
+              <w:top w:val="single" w:sz="6" w:space="0" w:color="000000"/>
+              <w:left w:val="single" w:sz="6" w:space="0" w:color="000000"/>
+              <w:bottom w:val="single" w:sz="6" w:space="0" w:color="000000"/>
+              <w:right w:val="single" w:sz="6" w:space="0" w:color="000000"/>
+            </w:tcBorders>
+            <w:shd w:val="clear" w:color="auto" w:fill="F8FAFD"/>
+            <w:tcMar>
+              <w:top w:w="120" w:type="dxa"/>
+              <w:left w:w="180" w:type="dxa"/>
+              <w:bottom w:w="120" w:type="dxa"/>
+              <w:right w:w="180" w:type="dxa"/>
+            </w:tcMar>
+            <w:hideMark/>
+          </w:tcPr>
+          <w:p>
+            <w:pPr>
+              <w:spacing w:before="120" w:after="120"/>
+            </w:pPr>
+            <w:r>
+              <w:rPr>
+                <w:rFonts w:ascii="Arial" w:hAnsi="Arial" w:cs="Arial"/>
+                <w:b/>
+                <w:bCs/>
+                <w:color w:val="1F1F1F"/>
+                <w:sz w:val="22"/>
+                <w:szCs w:val="22"/>
+              </w:rPr>
+              <w:t>特征名称</w:t>
+            </w:r>
+          </w:p>
+        </w:tc>
+        <w:tc>
+          <w:tcPr>
+            <w:tcW w:w="0" w:type="auto"/>
+            <w:tcBorders>
+              <w:top w:val="single" w:sz="6" w:space="0" w:color="000000"/>
+              <w:left w:val="single" w:sz="6" w:space="0" w:color="000000"/>
+              <w:bottom w:val="single" w:sz="6" w:space="0" w:color="000000"/>
+              <w:right w:val="single" w:sz="6" w:space="0" w:color="000000"/>
+            </w:tcBorders>
+            <w:shd w:val="clear" w:color="auto" w:fill="F8FAFD"/>
+            <w:tcMar>
+              <w:top w:w="120" w:type="dxa"/>
+              <w:left w:w="180" w:type="dxa"/>
+              <w:bottom w:w="120" w:type="dxa"/>
+              <w:right w:w="180" w:type="dxa"/>
+            </w:tcMar>
+            <w:hideMark/>
+          </w:tcPr>
+          <w:p>
+            <w:pPr>
+              <w:spacing w:before="120" w:after="120"/>
+            </w:pPr>
+            <w:r>
+              <w:rPr>
+                <w:rFonts w:ascii="Arial" w:hAnsi="Arial" w:cs="Arial"/>
+                <w:b/>
+                <w:bCs/>
+                <w:color w:val="1F1F1F"/>
+                <w:sz w:val="22"/>
+                <w:szCs w:val="22"/>
+              </w:rPr>
+              <w:t>特征含义</w:t>
+            </w:r>
+          </w:p>
+        </w:tc>
+        <w:tc>
+          <w:tcPr>
+            <w:tcW w:w="0" w:type="auto"/>
+            <w:tcBorders>
+              <w:top w:val="single" w:sz="6" w:space="0" w:color="000000"/>
+              <w:left w:val="single" w:sz="6" w:space="0" w:color="000000"/>
+              <w:bottom w:val="single" w:sz="6" w:space="0" w:color="000000"/>
+              <w:right w:val="single" w:sz="6" w:space="0" w:color="000000"/>
+            </w:tcBorders>
+            <w:shd w:val="clear" w:color="auto" w:fill="F8FAFD"/>
+            <w:tcMar>
+              <w:top w:w="120" w:type="dxa"/>
+              <w:left w:w="180" w:type="dxa"/>
+              <w:bottom w:w="120" w:type="dxa"/>
+              <w:right w:w="180" w:type="dxa"/>
+            </w:tcMar>
+            <w:hideMark/>
+          </w:tcPr>
+          <w:p>
+            <w:pPr>
+              <w:spacing w:before="120" w:after="120"/>
+            </w:pPr>
+            <w:r>
+              <w:rPr>
+                <w:rFonts w:ascii="Arial" w:hAnsi="Arial" w:cs="Arial"/>
+                <w:b/>
+                <w:bCs/>
+                <w:color w:val="1F1F1F"/>
+                <w:sz w:val="22"/>
+                <w:szCs w:val="22"/>
+              </w:rPr>
+              <w:t>数据类型</w:t>
+            </w:r>
+          </w:p>
+        </w:tc>
+        <w:tc>
+          <w:tcPr>
+            <w:tcW w:w="0" w:type="auto"/>
+            <w:tcBorders>
+              <w:top w:val="single" w:sz="6" w:space="0" w:color="000000"/>
+              <w:left w:val="single" w:sz="6" w:space="0" w:color="000000"/>
+              <w:bottom w:val="single" w:sz="6" w:space="0" w:color="000000"/>
+              <w:right w:val="single" w:sz="6" w:space="0" w:color="000000"/>
+            </w:tcBorders>
+            <w:shd w:val="clear" w:color="auto" w:fill="F8FAFD"/>
+            <w:tcMar>
+              <w:top w:w="120" w:type="dxa"/>
+              <w:left w:w="180" w:type="dxa"/>
+              <w:bottom w:w="120" w:type="dxa"/>
+              <w:right w:w="180" w:type="dxa"/>
+            </w:tcMar>
+            <w:hideMark/>
+          </w:tcPr>
+          <w:p>
+            <w:pPr>
+              <w:spacing w:before="120" w:after="120"/>
+            </w:pPr>
+            <w:r>
+              <w:rPr>
+                <w:rFonts w:ascii="Arial" w:hAnsi="Arial" w:cs="Arial"/>
+                <w:b/>
+                <w:bCs/>
+                <w:color w:val="1F1F1F"/>
+                <w:sz w:val="22"/>
+                <w:szCs w:val="22"/>
+              </w:rPr>
+              <w:t>取值说明</w:t>
+            </w:r>
+          </w:p>
+        </w:tc>
+      </w:tr>
+      <w:tr>
+        <w:tc>
+          <w:tcPr>
+            <w:tcW w:w="0" w:type="auto"/>
+            <w:tcBorders>
+              <w:top w:val="single" w:sz="6" w:space="0" w:color="000000"/>
+              <w:left w:val="single" w:sz="6" w:space="0" w:color="000000"/>
+              <w:bottom w:val="single" w:sz="6" w:space="0" w:color="000000"/>
+              <w:right w:val="single" w:sz="6" w:space="0" w:color="000000"/>
+            </w:tcBorders>
+            <w:shd w:val="clear" w:color="auto" w:fill="F8FAFD"/>
+            <w:tcMar>
+              <w:top w:w="120" w:type="dxa"/>
+              <w:left w:w="180" w:type="dxa"/>
+              <w:bottom w:w="120" w:type="dxa"/>
+              <w:right w:w="180" w:type="dxa"/>
+            </w:tcMar>
+            <w:hideMark/>
+          </w:tcPr>
+          <w:p>
+            <w:proofErr w:type="spellStart"/>
+            <w:r>
+              <w:rPr>
+                <w:rFonts w:ascii="Arial" w:hAnsi="Arial" w:cs="Arial"/>
+                <w:color w:val="1F1F1F"/>
+                <w:sz w:val="22"/>
+                <w:szCs w:val="22"/>
+              </w:rPr>
+              <w:t>nameid</w:t>
+            </w:r>
+            <w:proofErr w:type="spellEnd"/>
+          </w:p>
+        </w:tc>
+        <w:tc>
+          <w:tcPr>
+            <w:tcW w:w="0" w:type="auto"/>
+            <w:tcBorders>
+              <w:top w:val="single" w:sz="6" w:space="0" w:color="000000"/>
+              <w:left w:val="single" w:sz="6" w:space="0" w:color="000000"/>
+              <w:bottom w:val="single" w:sz="6" w:space="0" w:color="000000"/>
+              <w:right w:val="single" w:sz="6" w:space="0" w:color="000000"/>
+            </w:tcBorders>
+            <w:shd w:val="clear" w:color="auto" w:fill="F8FAFD"/>
+            <w:tcMar>
+              <w:top w:w="120" w:type="dxa"/>
+              <w:left w:w="180" w:type="dxa"/>
+              <w:bottom w:w="120" w:type="dxa"/>
+              <w:right w:w="180" w:type="dxa"/>
+            </w:tcMar>
+            <w:hideMark/>
+          </w:tcPr>
+          <w:p>
+            <w:r>
+              <w:rPr>
+                <w:rFonts w:ascii="Arial" w:hAnsi="Arial" w:cs="Arial"/>
+                <w:color w:val="1F1F1F"/>
+                <w:sz w:val="22"/>
+                <w:szCs w:val="22"/>
+              </w:rPr>
+              <w:t>客户编号</w:t>
+            </w:r>
+          </w:p>
+        </w:tc>
+        <w:tc>
+          <w:tcPr>
+            <w:tcW w:w="0" w:type="auto"/>
+            <w:tcBorders>
+              <w:top w:val="single" w:sz="6" w:space="0" w:color="000000"/>
+              <w:left w:val="single" w:sz="6" w:space="0" w:color="000000"/>
+              <w:bottom w:val="single" w:sz="6" w:space="0" w:color="000000"/>
+              <w:right w:val="single" w:sz="6" w:space="0" w:color="000000"/>
+            </w:tcBorders>
+            <w:shd w:val="clear" w:color="auto" w:fill="F8FAFD"/>
+            <w:tcMar>
+              <w:top w:w="120" w:type="dxa"/>
+              <w:left w:w="180" w:type="dxa"/>
+              <w:bottom w:w="120" w:type="dxa"/>
+              <w:right w:w="180" w:type="dxa"/>
+            </w:tcMar>
+            <w:hideMark/>
+          </w:tcPr>
+          <w:p>
+            <w:r>
+              <w:rPr>
+                <w:rFonts w:ascii="Arial" w:hAnsi="Arial" w:cs="Arial"/>
+                <w:color w:val="1F1F1F"/>
+                <w:sz w:val="22"/>
+                <w:szCs w:val="22"/>
+              </w:rPr>
+              <w:t>数值型</w:t>
+            </w:r>
+            <w:r>
+              <w:rPr>
+                <w:rFonts w:ascii="Arial" w:hAnsi="Arial" w:cs="Arial"/>
+                <w:color w:val="1F1F1F"/>
+                <w:sz w:val="22"/>
+                <w:szCs w:val="22"/>
+              </w:rPr>
+              <w:t>/</w:t>
+            </w:r>
+            <w:r>
+              <w:rPr>
+                <w:rFonts w:ascii="Arial" w:hAnsi="Arial" w:cs="Arial"/>
+                <w:color w:val="1F1F1F"/>
+                <w:sz w:val="22"/>
+                <w:szCs w:val="22"/>
+              </w:rPr>
+              <w:t>标识符</w:t>
+            </w:r>
+          </w:p>
+        </w:tc>
+        <w:tc>
+          <w:tcPr>
+            <w:tcW w:w="0" w:type="auto"/>
+            <w:tcBorders>
+              <w:top w:val="single" w:sz="6" w:space="0" w:color="000000"/>
+              <w:left w:val="single" w:sz="6" w:space="0" w:color="000000"/>
+              <w:bottom w:val="single" w:sz="6" w:space="0" w:color="000000"/>
+              <w:right w:val="single" w:sz="6" w:space="0" w:color="000000"/>
+            </w:tcBorders>
+            <w:shd w:val="clear" w:color="auto" w:fill="F8FAFD"/>
+            <w:tcMar>
+              <w:top w:w="120" w:type="dxa"/>
+              <w:left w:w="180" w:type="dxa"/>
+              <w:bottom w:w="120" w:type="dxa"/>
+              <w:right w:w="180" w:type="dxa"/>
+            </w:tcMar>
+            <w:hideMark/>
+          </w:tcPr>
+          <w:p>
+            <w:r>
+              <w:rPr>
+                <w:rFonts w:ascii="Arial" w:hAnsi="Arial" w:cs="Arial"/>
+                <w:color w:val="1F1F1F"/>
+                <w:sz w:val="22"/>
+                <w:szCs w:val="22"/>
+              </w:rPr>
+              <w:t>连续递增整数，仅作为唯一标识，不参与模型训练。</w:t>
+            </w:r>
+          </w:p>
+        </w:tc>
+      </w:tr>
+      <w:tr>
+        <w:tc>
+          <w:tcPr>
+            <w:tcW w:w="0" w:type="auto"/>
+            <w:tcBorders>
+              <w:top w:val="single" w:sz="6" w:space="0" w:color="000000"/>
+              <w:left w:val="single" w:sz="6" w:space="0" w:color="000000"/>
+              <w:bottom w:val="single" w:sz="6" w:space="0" w:color="000000"/>
+              <w:right w:val="single" w:sz="6" w:space="0" w:color="000000"/>
+            </w:tcBorders>
+            <w:shd w:val="clear" w:color="auto" w:fill="F8FAFD"/>
+            <w:tcMar>
+              <w:top w:w="120" w:type="dxa"/>
+              <w:left w:w="180" w:type="dxa"/>
+              <w:bottom w:w="120" w:type="dxa"/>
+              <w:right w:w="180" w:type="dxa"/>
+            </w:tcMar>
+            <w:hideMark/>
+          </w:tcPr>
+          <w:p>
+            <w:r>
+              <w:rPr>
+                <w:rFonts w:ascii="Arial" w:hAnsi="Arial" w:cs="Arial"/>
+                <w:color w:val="1F1F1F"/>
+                <w:sz w:val="22"/>
+                <w:szCs w:val="22"/>
+              </w:rPr>
+              <w:t>profession</w:t>
+            </w:r>
+          </w:p>
+        </w:tc>
+        <w:tc>
+          <w:tcPr>
+            <w:tcW w:w="0" w:type="auto"/>
+            <w:tcBorders>
+              <w:top w:val="single" w:sz="6" w:space="0" w:color="000000"/>
+              <w:left w:val="single" w:sz="6" w:space="0" w:color="000000"/>
+              <w:bottom w:val="single" w:sz="6" w:space="0" w:color="000000"/>
+              <w:right w:val="single" w:sz="6" w:space="0" w:color="000000"/>
+            </w:tcBorders>
+            <w:shd w:val="clear" w:color="auto" w:fill="F8FAFD"/>
+            <w:tcMar>
+              <w:top w:w="120" w:type="dxa"/>
+              <w:left w:w="180" w:type="dxa"/>
+              <w:bottom w:w="120" w:type="dxa"/>
+              <w:right w:w="180" w:type="dxa"/>
+            </w:tcMar>
+            <w:hideMark/>
+          </w:tcPr>
+          <w:p>
+            <w:r>
+              <w:rPr>
+                <w:rFonts w:ascii="Arial" w:hAnsi="Arial" w:cs="Arial"/>
+                <w:color w:val="1F1F1F"/>
+                <w:sz w:val="22"/>
+                <w:szCs w:val="22"/>
+              </w:rPr>
+              <w:t>职业类别</w:t>
+            </w:r>
+          </w:p>
+        </w:tc>
+        <w:tc>
+          <w:tcPr>
+            <w:tcW w:w="0" w:type="auto"/>
+            <w:tcBorders>
+              <w:top w:val="single" w:sz="6" w:space="0" w:color="000000"/>
+              <w:left w:val="single" w:sz="6" w:space="0" w:color="000000"/>
+              <w:bottom w:val="single" w:sz="6" w:space="0" w:color="000000"/>
+              <w:right w:val="single" w:sz="6" w:space="0" w:color="000000"/>
+            </w:tcBorders>
+            <w:shd w:val="clear" w:color="auto" w:fill="F8FAFD"/>
+            <w:tcMar>
+              <w:top w:w="120" w:type="dxa"/>
+              <w:left w:w="180" w:type="dxa"/>
+              <w:bottom w:w="120" w:type="dxa"/>
+              <w:right w:w="180" w:type="dxa"/>
+            </w:tcMar>
+            <w:hideMark/>
+          </w:tcPr>
+          <w:p>
+            <w:r>
+              <w:rPr>
+                <w:rFonts w:ascii="Arial" w:hAnsi="Arial" w:cs="Arial"/>
+                <w:color w:val="1F1F1F"/>
+                <w:sz w:val="22"/>
+                <w:szCs w:val="22"/>
+              </w:rPr>
+              <w:t>离散类别型</w:t>
+            </w:r>
+          </w:p>
+        </w:tc>
+        <w:tc>
+          <w:tcPr>
+            <w:tcW w:w="0" w:type="auto"/>
+            <w:tcBorders>
+              <w:top w:val="single" w:sz="6" w:space="0" w:color="000000"/>
+              <w:left w:val="single" w:sz="6" w:space="0" w:color="000000"/>
+              <w:bottom w:val="single" w:sz="6" w:space="0" w:color="000000"/>
+              <w:right w:val="single" w:sz="6" w:space="0" w:color="000000"/>
+            </w:tcBorders>
+            <w:shd w:val="clear" w:color="auto" w:fill="F8FAFD"/>
+            <w:tcMar>
+              <w:top w:w="120" w:type="dxa"/>
+              <w:left w:w="180" w:type="dxa"/>
+              <w:bottom w:w="120" w:type="dxa"/>
+              <w:right w:w="180" w:type="dxa"/>
+            </w:tcMar>
+            <w:hideMark/>
+          </w:tcPr>
+          <w:p>
+            <w:r>
+              <w:rPr>
+                <w:rFonts w:ascii="Arial" w:hAnsi="Arial" w:cs="Arial"/>
+                <w:color w:val="1F1F1F"/>
+                <w:sz w:val="22"/>
+                <w:szCs w:val="22"/>
+              </w:rPr>
+              <w:t>取值为</w:t>
+            </w:r>
+            <w:r>
+              <w:rPr>
+                <w:rFonts w:ascii="Arial" w:hAnsi="Arial" w:cs="Arial"/>
+                <w:color w:val="1F1F1F"/>
+                <w:sz w:val="22"/>
+                <w:szCs w:val="22"/>
+              </w:rPr>
+              <w:t xml:space="preserve"> 1, 2, 3, 4, 5</w:t>
+            </w:r>
+            <w:r>
+              <w:rPr>
+                <w:rFonts w:ascii="Arial" w:hAnsi="Arial" w:cs="Arial"/>
+                <w:color w:val="1F1F1F"/>
+                <w:sz w:val="22"/>
+                <w:szCs w:val="22"/>
+              </w:rPr>
+              <w:t>，代表不同类型的职业分类。</w:t>
+            </w:r>
+          </w:p>
+        </w:tc>
+      </w:tr>
+      <w:tr>
+        <w:tc>
+          <w:tcPr>
+            <w:tcW w:w="0" w:type="auto"/>
+            <w:tcBorders>
+              <w:top w:val="single" w:sz="6" w:space="0" w:color="000000"/>
+              <w:left w:val="single" w:sz="6" w:space="0" w:color="000000"/>
+              <w:bottom w:val="single" w:sz="6" w:space="0" w:color="000000"/>
+              <w:right w:val="single" w:sz="6" w:space="0" w:color="000000"/>
+            </w:tcBorders>
+            <w:shd w:val="clear" w:color="auto" w:fill="F8FAFD"/>
+            <w:tcMar>
+              <w:top w:w="120" w:type="dxa"/>
+              <w:left w:w="180" w:type="dxa"/>
+              <w:bottom w:w="120" w:type="dxa"/>
+              <w:right w:w="180" w:type="dxa"/>
+            </w:tcMar>
+            <w:hideMark/>
+          </w:tcPr>
+          <w:p>
+            <w:r>
+              <w:rPr>
+                <w:rFonts w:ascii="Arial" w:hAnsi="Arial" w:cs="Arial"/>
+                <w:color w:val="1F1F1F"/>
+                <w:sz w:val="22"/>
+                <w:szCs w:val="22"/>
+              </w:rPr>
+              <w:t>education</w:t>
+            </w:r>
+          </w:p>
+        </w:tc>
+        <w:tc>
+          <w:tcPr>
+            <w:tcW w:w="0" w:type="auto"/>
+            <w:tcBorders>
+              <w:top w:val="single" w:sz="6" w:space="0" w:color="000000"/>
+              <w:left w:val="single" w:sz="6" w:space="0" w:color="000000"/>
+              <w:bottom w:val="single" w:sz="6" w:space="0" w:color="000000"/>
+              <w:right w:val="single" w:sz="6" w:space="0" w:color="000000"/>
+            </w:tcBorders>
+            <w:shd w:val="clear" w:color="auto" w:fill="F8FAFD"/>
+            <w:tcMar>
+              <w:top w:w="120" w:type="dxa"/>
+              <w:left w:w="180" w:type="dxa"/>
+              <w:bottom w:w="120" w:type="dxa"/>
+              <w:right w:w="180" w:type="dxa"/>
+            </w:tcMar>
+            <w:hideMark/>
+          </w:tcPr>
+          <w:p>
+            <w:r>
+              <w:rPr>
+                <w:rFonts w:ascii="Arial" w:hAnsi="Arial" w:cs="Arial"/>
+                <w:color w:val="1F1F1F"/>
+                <w:sz w:val="22"/>
+                <w:szCs w:val="22"/>
+              </w:rPr>
+              <w:t>教育程度</w:t>
+            </w:r>
+          </w:p>
+        </w:tc>
+        <w:tc>
+          <w:tcPr>
+            <w:tcW w:w="0" w:type="auto"/>
+            <w:tcBorders>
+              <w:top w:val="single" w:sz="6" w:space="0" w:color="000000"/>
+              <w:left w:val="single" w:sz="6" w:space="0" w:color="000000"/>
+              <w:bottom w:val="single" w:sz="6" w:space="0" w:color="000000"/>
+              <w:right w:val="single" w:sz="6" w:space="0" w:color="000000"/>
+            </w:tcBorders>
+            <w:shd w:val="clear" w:color="auto" w:fill="F8FAFD"/>
+            <w:tcMar>
+              <w:top w:w="120" w:type="dxa"/>
+              <w:left w:w="180" w:type="dxa"/>
+              <w:bottom w:w="120" w:type="dxa"/>
+              <w:right w:w="180" w:type="dxa"/>
+            </w:tcMar>
+            <w:hideMark/>
+          </w:tcPr>
+          <w:p>
+            <w:r>
+              <w:rPr>
+                <w:rFonts w:ascii="Arial" w:hAnsi="Arial" w:cs="Arial"/>
+                <w:color w:val="1F1F1F"/>
+                <w:sz w:val="22"/>
+                <w:szCs w:val="22"/>
+              </w:rPr>
+              <w:t>离散类别型</w:t>
+            </w:r>
+          </w:p>
+        </w:tc>
+        <w:tc>
+          <w:tcPr>
+            <w:tcW w:w="0" w:type="auto"/>
+            <w:tcBorders>
+              <w:top w:val="single" w:sz="6" w:space="0" w:color="000000"/>
+              <w:left w:val="single" w:sz="6" w:space="0" w:color="000000"/>
+              <w:bottom w:val="single" w:sz="6" w:space="0" w:color="000000"/>
+              <w:right w:val="single" w:sz="6" w:space="0" w:color="000000"/>
+            </w:tcBorders>
+            <w:shd w:val="clear" w:color="auto" w:fill="F8FAFD"/>
+            <w:tcMar>
+              <w:top w:w="120" w:type="dxa"/>
+              <w:left w:w="180" w:type="dxa"/>
+              <w:bottom w:w="120" w:type="dxa"/>
+              <w:right w:w="180" w:type="dxa"/>
+            </w:tcMar>
+            <w:hideMark/>
+          </w:tcPr>
+          <w:p>
+            <w:r>
+              <w:rPr>
+                <w:rFonts w:ascii="Arial" w:hAnsi="Arial" w:cs="Arial"/>
+                <w:color w:val="1F1F1F"/>
+                <w:sz w:val="22"/>
+                <w:szCs w:val="22"/>
+              </w:rPr>
+              <w:t>取值为</w:t>
+            </w:r>
+            <w:r>
+              <w:rPr>
+                <w:rFonts w:ascii="Arial" w:hAnsi="Arial" w:cs="Arial"/>
+                <w:color w:val="1F1F1F"/>
+                <w:sz w:val="22"/>
+                <w:szCs w:val="22"/>
+              </w:rPr>
+              <w:t xml:space="preserve"> 1, 2, 3, 4, 5</w:t>
+            </w:r>
+            <w:r>
+              <w:rPr>
+                <w:rFonts w:ascii="Arial" w:hAnsi="Arial" w:cs="Arial"/>
+                <w:color w:val="1F1F1F"/>
+                <w:sz w:val="22"/>
+                <w:szCs w:val="22"/>
+              </w:rPr>
+              <w:t>，数值越高通常代表学历越高。</w:t>
+            </w:r>
+          </w:p>
+        </w:tc>
+      </w:tr>
+      <w:tr>
+        <w:tc>
+          <w:tcPr>
+            <w:tcW w:w="0" w:type="auto"/>
+            <w:tcBorders>
+              <w:top w:val="single" w:sz="6" w:space="0" w:color="000000"/>
+              <w:left w:val="single" w:sz="6" w:space="0" w:color="000000"/>
+              <w:bottom w:val="single" w:sz="6" w:space="0" w:color="000000"/>
+              <w:right w:val="single" w:sz="6" w:space="0" w:color="000000"/>
+            </w:tcBorders>
+            <w:shd w:val="clear" w:color="auto" w:fill="F8FAFD"/>
+            <w:tcMar>
+              <w:top w:w="120" w:type="dxa"/>
+              <w:left w:w="180" w:type="dxa"/>
+              <w:bottom w:w="120" w:type="dxa"/>
+              <w:right w:w="180" w:type="dxa"/>
+            </w:tcMar>
+            <w:hideMark/>
+          </w:tcPr>
+          <w:p>
+            <w:proofErr w:type="spellStart"/>
+            <w:r>
+              <w:rPr>
+                <w:rFonts w:ascii="Arial" w:hAnsi="Arial" w:cs="Arial"/>
+                <w:color w:val="1F1F1F"/>
+                <w:sz w:val="22"/>
+                <w:szCs w:val="22"/>
+              </w:rPr>
+              <w:t>house_loan</w:t>
+            </w:r>
+            <w:proofErr w:type="spellEnd"/>
+          </w:p>
+        </w:tc>
+        <w:tc>
+          <w:tcPr>
+            <w:tcW w:w="0" w:type="auto"/>
+            <w:tcBorders>
+              <w:top w:val="single" w:sz="6" w:space="0" w:color="000000"/>
+              <w:left w:val="single" w:sz="6" w:space="0" w:color="000000"/>
+              <w:bottom w:val="single" w:sz="6" w:space="0" w:color="000000"/>
+              <w:right w:val="single" w:sz="6" w:space="0" w:color="000000"/>
+            </w:tcBorders>
+            <w:shd w:val="clear" w:color="auto" w:fill="F8FAFD"/>
+            <w:tcMar>
+              <w:top w:w="120" w:type="dxa"/>
+              <w:left w:w="180" w:type="dxa"/>
+              <w:bottom w:w="120" w:type="dxa"/>
+              <w:right w:w="180" w:type="dxa"/>
+            </w:tcMar>
+            <w:hideMark/>
+          </w:tcPr>
+          <w:p>
+            <w:r>
+              <w:rPr>
+                <w:rFonts w:ascii="Arial" w:hAnsi="Arial" w:cs="Arial"/>
+                <w:color w:val="1F1F1F"/>
+                <w:sz w:val="22"/>
+                <w:szCs w:val="22"/>
+              </w:rPr>
+              <w:t>是否有房贷</w:t>
+            </w:r>
+          </w:p>
+        </w:tc>
+        <w:tc>
+          <w:tcPr>
+            <w:tcW w:w="0" w:type="auto"/>
+            <w:tcBorders>
+              <w:top w:val="single" w:sz="6" w:space="0" w:color="000000"/>
+              <w:left w:val="single" w:sz="6" w:space="0" w:color="000000"/>
+              <w:bottom w:val="single" w:sz="6" w:space="0" w:color="000000"/>
+              <w:right w:val="single" w:sz="6" w:space="0" w:color="000000"/>
+            </w:tcBorders>
+            <w:shd w:val="clear" w:color="auto" w:fill="F8FAFD"/>
+            <w:tcMar>
+              <w:top w:w="120" w:type="dxa"/>
+              <w:left w:w="180" w:type="dxa"/>
+              <w:bottom w:w="120" w:type="dxa"/>
+              <w:right w:w="180" w:type="dxa"/>
+            </w:tcMar>
+            <w:hideMark/>
+          </w:tcPr>
+          <w:p>
+            <w:r>
+              <w:rPr>
+                <w:rFonts w:ascii="Arial" w:hAnsi="Arial" w:cs="Arial"/>
+                <w:color w:val="1F1F1F"/>
+                <w:sz w:val="22"/>
+                <w:szCs w:val="22"/>
+              </w:rPr>
+              <w:t>布尔类别型</w:t>
+            </w:r>
+          </w:p>
+        </w:tc>
+        <w:tc>
+          <w:tcPr>
+            <w:tcW w:w="0" w:type="auto"/>
+            <w:tcBorders>
+              <w:top w:val="single" w:sz="6" w:space="0" w:color="000000"/>
+              <w:left w:val="single" w:sz="6" w:space="0" w:color="000000"/>
+              <w:bottom w:val="single" w:sz="6" w:space="0" w:color="000000"/>
+              <w:right w:val="single" w:sz="6" w:space="0" w:color="000000"/>
+            </w:tcBorders>
+            <w:shd w:val="clear" w:color="auto" w:fill="F8FAFD"/>
+            <w:tcMar>
+              <w:top w:w="120" w:type="dxa"/>
+              <w:left w:w="180" w:type="dxa"/>
+              <w:bottom w:w="120" w:type="dxa"/>
+              <w:right w:w="180" w:type="dxa"/>
+            </w:tcMar>
+            <w:hideMark/>
+          </w:tcPr>
+          <w:p>
+            <w:r>
+              <w:rPr>
+                <w:rFonts w:ascii="Arial" w:hAnsi="Arial" w:cs="Arial"/>
+                <w:color w:val="1F1F1F"/>
+                <w:sz w:val="22"/>
+                <w:szCs w:val="22"/>
+              </w:rPr>
+              <w:t xml:space="preserve">0 </w:t>
+            </w:r>
+            <w:r>
+              <w:rPr>
+                <w:rFonts w:ascii="Arial" w:hAnsi="Arial" w:cs="Arial"/>
+                <w:color w:val="1F1F1F"/>
+                <w:sz w:val="22"/>
+                <w:szCs w:val="22"/>
+              </w:rPr>
+              <w:t>表示无房贷，</w:t>
+            </w:r>
+            <w:r>
+              <w:rPr>
+                <w:rFonts w:ascii="Arial" w:hAnsi="Arial" w:cs="Arial"/>
+                <w:color w:val="1F1F1F"/>
+                <w:sz w:val="22"/>
+                <w:szCs w:val="22"/>
+              </w:rPr>
+              <w:t xml:space="preserve">1 </w:t>
+            </w:r>
+            <w:r>
+              <w:rPr>
+                <w:rFonts w:ascii="Arial" w:hAnsi="Arial" w:cs="Arial"/>
+                <w:color w:val="1F1F1F"/>
+                <w:sz w:val="22"/>
+                <w:szCs w:val="22"/>
+              </w:rPr>
+              <w:t>表示有房贷。</w:t>
+            </w:r>
+          </w:p>
+        </w:tc>
+      </w:tr>
+      <w:tr>
+        <w:tc>
+          <w:tcPr>
+            <w:tcW w:w="0" w:type="auto"/>
+            <w:tcBorders>
+              <w:top w:val="single" w:sz="6" w:space="0" w:color="000000"/>
+              <w:left w:val="single" w:sz="6" w:space="0" w:color="000000"/>
+              <w:bottom w:val="single" w:sz="6" w:space="0" w:color="000000"/>
+              <w:right w:val="single" w:sz="6" w:space="0" w:color="000000"/>
+            </w:tcBorders>
+            <w:shd w:val="clear" w:color="auto" w:fill="F8FAFD"/>
+            <w:tcMar>
+              <w:top w:w="120" w:type="dxa"/>
+              <w:left w:w="180" w:type="dxa"/>
+              <w:bottom w:w="120" w:type="dxa"/>
+              <w:right w:w="180" w:type="dxa"/>
+            </w:tcMar>
+            <w:hideMark/>
+          </w:tcPr>
+          <w:p>
+            <w:proofErr w:type="spellStart"/>
+            <w:r>
+              <w:rPr>
+                <w:rFonts w:ascii="Arial" w:hAnsi="Arial" w:cs="Arial"/>
+                <w:color w:val="1F1F1F"/>
+                <w:sz w:val="22"/>
+                <w:szCs w:val="22"/>
+              </w:rPr>
+              <w:t>car_loan</w:t>
+            </w:r>
+            <w:proofErr w:type="spellEnd"/>
+          </w:p>
+        </w:tc>
+        <w:tc>
+          <w:tcPr>
+            <w:tcW w:w="0" w:type="auto"/>
+            <w:tcBorders>
+              <w:top w:val="single" w:sz="6" w:space="0" w:color="000000"/>
+              <w:left w:val="single" w:sz="6" w:space="0" w:color="000000"/>
+              <w:bottom w:val="single" w:sz="6" w:space="0" w:color="000000"/>
+              <w:right w:val="single" w:sz="6" w:space="0" w:color="000000"/>
+            </w:tcBorders>
+            <w:shd w:val="clear" w:color="auto" w:fill="F8FAFD"/>
+            <w:tcMar>
+              <w:top w:w="120" w:type="dxa"/>
+              <w:left w:w="180" w:type="dxa"/>
+              <w:bottom w:w="120" w:type="dxa"/>
+              <w:right w:w="180" w:type="dxa"/>
+            </w:tcMar>
+            <w:hideMark/>
+          </w:tcPr>
+          <w:p>
+            <w:r>
+              <w:rPr>
+                <w:rFonts w:ascii="Arial" w:hAnsi="Arial" w:cs="Arial"/>
+                <w:color w:val="1F1F1F"/>
+                <w:sz w:val="22"/>
+                <w:szCs w:val="22"/>
+              </w:rPr>
+              <w:t>是否有车贷</w:t>
+            </w:r>
+          </w:p>
+        </w:tc>
+        <w:tc>
+          <w:tcPr>
+            <w:tcW w:w="0" w:type="auto"/>
+            <w:tcBorders>
+              <w:top w:val="single" w:sz="6" w:space="0" w:color="000000"/>
+              <w:left w:val="single" w:sz="6" w:space="0" w:color="000000"/>
+              <w:bottom w:val="single" w:sz="6" w:space="0" w:color="000000"/>
+              <w:right w:val="single" w:sz="6" w:space="0" w:color="000000"/>
+            </w:tcBorders>
+            <w:shd w:val="clear" w:color="auto" w:fill="F8FAFD"/>
+            <w:tcMar>
+              <w:top w:w="120" w:type="dxa"/>
+              <w:left w:w="180" w:type="dxa"/>
+              <w:bottom w:w="120" w:type="dxa"/>
+              <w:right w:w="180" w:type="dxa"/>
+            </w:tcMar>
+            <w:hideMark/>
+          </w:tcPr>
+          <w:p>
+            <w:r>
+              <w:rPr>
+                <w:rFonts w:ascii="Arial" w:hAnsi="Arial" w:cs="Arial"/>
+                <w:color w:val="1F1F1F"/>
+                <w:sz w:val="22"/>
+                <w:szCs w:val="22"/>
+              </w:rPr>
+              <w:t>布尔类别型</w:t>
+            </w:r>
+          </w:p>
+        </w:tc>
+        <w:tc>
+          <w:tcPr>
+            <w:tcW w:w="0" w:type="auto"/>
+            <w:tcBorders>
+              <w:top w:val="single" w:sz="6" w:space="0" w:color="000000"/>
+              <w:left w:val="single" w:sz="6" w:space="0" w:color="000000"/>
+              <w:bottom w:val="single" w:sz="6" w:space="0" w:color="000000"/>
+              <w:right w:val="single" w:sz="6" w:space="0" w:color="000000"/>
+            </w:tcBorders>
+            <w:shd w:val="clear" w:color="auto" w:fill="F8FAFD"/>
+            <w:tcMar>
+              <w:top w:w="120" w:type="dxa"/>
+              <w:left w:w="180" w:type="dxa"/>
+              <w:bottom w:w="120" w:type="dxa"/>
+              <w:right w:w="180" w:type="dxa"/>
+            </w:tcMar>
+            <w:hideMark/>
+          </w:tcPr>
+          <w:p>
+            <w:r>
+              <w:rPr>
+                <w:rFonts w:ascii="Arial" w:hAnsi="Arial" w:cs="Arial"/>
+                <w:color w:val="1F1F1F"/>
+                <w:sz w:val="22"/>
+                <w:szCs w:val="22"/>
+              </w:rPr>
+              <w:t xml:space="preserve">0 </w:t>
+            </w:r>
+            <w:r>
+              <w:rPr>
+                <w:rFonts w:ascii="Arial" w:hAnsi="Arial" w:cs="Arial"/>
+                <w:color w:val="1F1F1F"/>
+                <w:sz w:val="22"/>
+                <w:szCs w:val="22"/>
+              </w:rPr>
+              <w:t>表示无车贷，</w:t>
+            </w:r>
+            <w:r>
+              <w:rPr>
+                <w:rFonts w:ascii="Arial" w:hAnsi="Arial" w:cs="Arial"/>
+                <w:color w:val="1F1F1F"/>
+                <w:sz w:val="22"/>
+                <w:szCs w:val="22"/>
+              </w:rPr>
+              <w:t xml:space="preserve">1 </w:t>
+            </w:r>
+            <w:r>
+              <w:rPr>
+                <w:rFonts w:ascii="Arial" w:hAnsi="Arial" w:cs="Arial"/>
+                <w:color w:val="1F1F1F"/>
+                <w:sz w:val="22"/>
+                <w:szCs w:val="22"/>
+              </w:rPr>
+              <w:t>表示有车贷。</w:t>
+            </w:r>
+          </w:p>
+        </w:tc>
+      </w:tr>
+      <w:tr>
+        <w:tc>
+          <w:tcPr>
+            <w:tcW w:w="0" w:type="auto"/>
+            <w:tcBorders>
+              <w:top w:val="single" w:sz="6" w:space="0" w:color="000000"/>
+              <w:left w:val="single" w:sz="6" w:space="0" w:color="000000"/>
+              <w:bottom w:val="single" w:sz="6" w:space="0" w:color="000000"/>
+              <w:right w:val="single" w:sz="6" w:space="0" w:color="000000"/>
+            </w:tcBorders>
+            <w:shd w:val="clear" w:color="auto" w:fill="F8FAFD"/>
+            <w:tcMar>
+              <w:top w:w="120" w:type="dxa"/>
+              <w:left w:w="180" w:type="dxa"/>
+              <w:bottom w:w="120" w:type="dxa"/>
+              <w:right w:w="180" w:type="dxa"/>
+            </w:tcMar>
+            <w:hideMark/>
+          </w:tcPr>
+          <w:p>
+            <w:r>
+              <w:rPr>
+                <w:rFonts w:ascii="Arial" w:hAnsi="Arial" w:cs="Arial"/>
+                <w:color w:val="1F1F1F"/>
+                <w:sz w:val="22"/>
+                <w:szCs w:val="22"/>
+              </w:rPr>
+              <w:t>married</w:t>
+            </w:r>
+          </w:p>
+        </w:tc>
+        <w:tc>
+          <w:tcPr>
+            <w:tcW w:w="0" w:type="auto"/>
+            <w:tcBorders>
+              <w:top w:val="single" w:sz="6" w:space="0" w:color="000000"/>
+              <w:left w:val="single" w:sz="6" w:space="0" w:color="000000"/>
+              <w:bottom w:val="single" w:sz="6" w:space="0" w:color="000000"/>
+              <w:right w:val="single" w:sz="6" w:space="0" w:color="000000"/>
+            </w:tcBorders>
+            <w:shd w:val="clear" w:color="auto" w:fill="F8FAFD"/>
+            <w:tcMar>
+              <w:top w:w="120" w:type="dxa"/>
+              <w:left w:w="180" w:type="dxa"/>
+              <w:bottom w:w="120" w:type="dxa"/>
+              <w:right w:w="180" w:type="dxa"/>
+            </w:tcMar>
+            <w:hideMark/>
+          </w:tcPr>
+          <w:p>
+            <w:r>
+              <w:rPr>
+                <w:rFonts w:ascii="Arial" w:hAnsi="Arial" w:cs="Arial"/>
+                <w:color w:val="1F1F1F"/>
+                <w:sz w:val="22"/>
+                <w:szCs w:val="22"/>
+              </w:rPr>
+              <w:t>婚姻状况</w:t>
+            </w:r>
+          </w:p>
+        </w:tc>
+        <w:tc>
+          <w:tcPr>
+            <w:tcW w:w="0" w:type="auto"/>
+            <w:tcBorders>
+              <w:top w:val="single" w:sz="6" w:space="0" w:color="000000"/>
+              <w:left w:val="single" w:sz="6" w:space="0" w:color="000000"/>
+              <w:bottom w:val="single" w:sz="6" w:space="0" w:color="000000"/>
+              <w:right w:val="single" w:sz="6" w:space="0" w:color="000000"/>
+            </w:tcBorders>
+            <w:shd w:val="clear" w:color="auto" w:fill="F8FAFD"/>
+            <w:tcMar>
+              <w:top w:w="120" w:type="dxa"/>
+              <w:left w:w="180" w:type="dxa"/>
+              <w:bottom w:w="120" w:type="dxa"/>
+              <w:right w:w="180" w:type="dxa"/>
+            </w:tcMar>
+            <w:hideMark/>
+          </w:tcPr>
+          <w:p>
+            <w:r>
+              <w:rPr>
+                <w:rFonts w:ascii="Arial" w:hAnsi="Arial" w:cs="Arial"/>
+                <w:color w:val="1F1F1F"/>
+                <w:sz w:val="22"/>
+                <w:szCs w:val="22"/>
+              </w:rPr>
+              <w:t>布尔类别型</w:t>
+            </w:r>
+          </w:p>
+        </w:tc>
+        <w:tc>
+          <w:tcPr>
+            <w:tcW w:w="0" w:type="auto"/>
+            <w:tcBorders>
+              <w:top w:val="single" w:sz="6" w:space="0" w:color="000000"/>
+              <w:left w:val="single" w:sz="6" w:space="0" w:color="000000"/>
+              <w:bottom w:val="single" w:sz="6" w:space="0" w:color="000000"/>
+              <w:right w:val="single" w:sz="6" w:space="0" w:color="000000"/>
+            </w:tcBorders>
+            <w:shd w:val="clear" w:color="auto" w:fill="F8FAFD"/>
+            <w:tcMar>
+              <w:top w:w="120" w:type="dxa"/>
+              <w:left w:w="180" w:type="dxa"/>
+              <w:bottom w:w="120" w:type="dxa"/>
+              <w:right w:w="180" w:type="dxa"/>
+            </w:tcMar>
+            <w:hideMark/>
+          </w:tcPr>
+          <w:p>
+            <w:r>
+              <w:rPr>
+                <w:rFonts w:ascii="Arial" w:hAnsi="Arial" w:cs="Arial"/>
+                <w:color w:val="1F1F1F"/>
+                <w:sz w:val="22"/>
+                <w:szCs w:val="22"/>
+              </w:rPr>
+              <w:t xml:space="preserve">0 </w:t>
+            </w:r>
+            <w:r>
+              <w:rPr>
+                <w:rFonts w:ascii="Arial" w:hAnsi="Arial" w:cs="Arial"/>
+                <w:color w:val="1F1F1F"/>
+                <w:sz w:val="22"/>
+                <w:szCs w:val="22"/>
+              </w:rPr>
+              <w:t>表示未婚</w:t>
+            </w:r>
+            <w:r>
+              <w:rPr>
+                <w:rFonts w:ascii="Arial" w:hAnsi="Arial" w:cs="Arial"/>
+                <w:color w:val="1F1F1F"/>
+                <w:sz w:val="22"/>
+                <w:szCs w:val="22"/>
+              </w:rPr>
+              <w:t>/</w:t>
+            </w:r>
+            <w:r>
+              <w:rPr>
+                <w:rFonts w:ascii="Arial" w:hAnsi="Arial" w:cs="Arial"/>
+                <w:color w:val="1F1F1F"/>
+                <w:sz w:val="22"/>
+                <w:szCs w:val="22"/>
+              </w:rPr>
+              <w:t>离异等，</w:t>
+            </w:r>
+            <w:r>
+              <w:rPr>
+                <w:rFonts w:ascii="Arial" w:hAnsi="Arial" w:cs="Arial"/>
+                <w:color w:val="1F1F1F"/>
+                <w:sz w:val="22"/>
+                <w:szCs w:val="22"/>
+              </w:rPr>
+              <w:t xml:space="preserve">1 </w:t>
+            </w:r>
+            <w:r>
+              <w:rPr>
+                <w:rFonts w:ascii="Arial" w:hAnsi="Arial" w:cs="Arial"/>
+                <w:color w:val="1F1F1F"/>
+                <w:sz w:val="22"/>
+                <w:szCs w:val="22"/>
+              </w:rPr>
+              <w:t>表示已婚。</w:t>
+            </w:r>
+          </w:p>
+        </w:tc>
+      </w:tr>
+      <w:tr>
+        <w:tc>
+          <w:tcPr>
+            <w:tcW w:w="0" w:type="auto"/>
+            <w:tcBorders>
+              <w:top w:val="single" w:sz="6" w:space="0" w:color="000000"/>
+              <w:left w:val="single" w:sz="6" w:space="0" w:color="000000"/>
+              <w:bottom w:val="single" w:sz="6" w:space="0" w:color="000000"/>
+              <w:right w:val="single" w:sz="6" w:space="0" w:color="000000"/>
+            </w:tcBorders>
+            <w:shd w:val="clear" w:color="auto" w:fill="F8FAFD"/>
+            <w:tcMar>
+              <w:top w:w="120" w:type="dxa"/>
+              <w:left w:w="180" w:type="dxa"/>
+              <w:bottom w:w="120" w:type="dxa"/>
+              <w:right w:w="180" w:type="dxa"/>
+            </w:tcMar>
+            <w:hideMark/>
+          </w:tcPr>
+          <w:p>
+            <w:r>
+              <w:rPr>
+                <w:rFonts w:ascii="Arial" w:hAnsi="Arial" w:cs="Arial"/>
+                <w:color w:val="1F1F1F"/>
+                <w:sz w:val="22"/>
+                <w:szCs w:val="22"/>
+              </w:rPr>
+              <w:t>child</w:t>
+            </w:r>
+          </w:p>
+        </w:tc>
+        <w:tc>
+          <w:tcPr>
+            <w:tcW w:w="0" w:type="auto"/>
+            <w:tcBorders>
+              <w:top w:val="single" w:sz="6" w:space="0" w:color="000000"/>
+              <w:left w:val="single" w:sz="6" w:space="0" w:color="000000"/>
+              <w:bottom w:val="single" w:sz="6" w:space="0" w:color="000000"/>
+              <w:right w:val="single" w:sz="6" w:space="0" w:color="000000"/>
+            </w:tcBorders>
+            <w:shd w:val="clear" w:color="auto" w:fill="F8FAFD"/>
+            <w:tcMar>
+              <w:top w:w="120" w:type="dxa"/>
+              <w:left w:w="180" w:type="dxa"/>
+              <w:bottom w:w="120" w:type="dxa"/>
+              <w:right w:w="180" w:type="dxa"/>
+            </w:tcMar>
+            <w:hideMark/>
+          </w:tcPr>
+          <w:p>
+            <w:r>
+              <w:rPr>
+                <w:rFonts w:ascii="Arial" w:hAnsi="Arial" w:cs="Arial"/>
+                <w:color w:val="1F1F1F"/>
+                <w:sz w:val="22"/>
+                <w:szCs w:val="22"/>
+              </w:rPr>
+              <w:t>是否有子女</w:t>
+            </w:r>
+          </w:p>
+        </w:tc>
+        <w:tc>
+          <w:tcPr>
+            <w:tcW w:w="0" w:type="auto"/>
+            <w:tcBorders>
+              <w:top w:val="single" w:sz="6" w:space="0" w:color="000000"/>
+              <w:left w:val="single" w:sz="6" w:space="0" w:color="000000"/>
+              <w:bottom w:val="single" w:sz="6" w:space="0" w:color="000000"/>
+              <w:right w:val="single" w:sz="6" w:space="0" w:color="000000"/>
+            </w:tcBorders>
+            <w:shd w:val="clear" w:color="auto" w:fill="F8FAFD"/>
+            <w:tcMar>
+              <w:top w:w="120" w:type="dxa"/>
+              <w:left w:w="180" w:type="dxa"/>
+              <w:bottom w:w="120" w:type="dxa"/>
+              <w:right w:w="180" w:type="dxa"/>
+            </w:tcMar>
+            <w:hideMark/>
+          </w:tcPr>
+          <w:p>
+            <w:r>
+              <w:rPr>
+                <w:rFonts w:ascii="Arial" w:hAnsi="Arial" w:cs="Arial"/>
+                <w:color w:val="1F1F1F"/>
+                <w:sz w:val="22"/>
+                <w:szCs w:val="22"/>
+              </w:rPr>
+              <w:t>布尔类别型</w:t>
+            </w:r>
+          </w:p>
+        </w:tc>
+        <w:tc>
+          <w:tcPr>
+            <w:tcW w:w="0" w:type="auto"/>
+            <w:tcBorders>
+              <w:top w:val="single" w:sz="6" w:space="0" w:color="000000"/>
+              <w:left w:val="single" w:sz="6" w:space="0" w:color="000000"/>
+              <w:bottom w:val="single" w:sz="6" w:space="0" w:color="000000"/>
+              <w:right w:val="single" w:sz="6" w:space="0" w:color="000000"/>
+            </w:tcBorders>
+            <w:shd w:val="clear" w:color="auto" w:fill="F8FAFD"/>
+            <w:tcMar>
+              <w:top w:w="120" w:type="dxa"/>
+              <w:left w:w="180" w:type="dxa"/>
+              <w:bottom w:w="120" w:type="dxa"/>
+              <w:right w:w="180" w:type="dxa"/>
+            </w:tcMar>
+            <w:hideMark/>
+          </w:tcPr>
+          <w:p>
+            <w:r>
+              <w:rPr>
+                <w:rFonts w:ascii="Arial" w:hAnsi="Arial" w:cs="Arial"/>
+                <w:color w:val="1F1F1F"/>
+                <w:sz w:val="22"/>
+                <w:szCs w:val="22"/>
+              </w:rPr>
+              <w:t xml:space="preserve">0 </w:t>
+            </w:r>
+            <w:r>
+              <w:rPr>
+                <w:rFonts w:ascii="Arial" w:hAnsi="Arial" w:cs="Arial"/>
+                <w:color w:val="1F1F1F"/>
+                <w:sz w:val="22"/>
+                <w:szCs w:val="22"/>
+              </w:rPr>
+              <w:t>表示无子女，</w:t>
+            </w:r>
+            <w:r>
+              <w:rPr>
+                <w:rFonts w:ascii="Arial" w:hAnsi="Arial" w:cs="Arial"/>
+                <w:color w:val="1F1F1F"/>
+                <w:sz w:val="22"/>
+                <w:szCs w:val="22"/>
+              </w:rPr>
+              <w:t xml:space="preserve">1 </w:t>
+            </w:r>
+            <w:r>
+              <w:rPr>
+                <w:rFonts w:ascii="Arial" w:hAnsi="Arial" w:cs="Arial"/>
+                <w:color w:val="1F1F1F"/>
+                <w:sz w:val="22"/>
+                <w:szCs w:val="22"/>
+              </w:rPr>
+              <w:t>表示有子女。</w:t>
+            </w:r>
+          </w:p>
+        </w:tc>
+      </w:tr>
+      <w:tr>
+        <w:tc>
+          <w:tcPr>
+            <w:tcW w:w="0" w:type="auto"/>
+            <w:tcBorders>
+              <w:top w:val="single" w:sz="6" w:space="0" w:color="000000"/>
+              <w:left w:val="single" w:sz="6" w:space="0" w:color="000000"/>
+              <w:bottom w:val="single" w:sz="6" w:space="0" w:color="000000"/>
+              <w:right w:val="single" w:sz="6" w:space="0" w:color="000000"/>
+            </w:tcBorders>
+            <w:shd w:val="clear" w:color="auto" w:fill="F8FAFD"/>
+            <w:tcMar>
+              <w:top w:w="120" w:type="dxa"/>
+              <w:left w:w="180" w:type="dxa"/>
+              <w:bottom w:w="120" w:type="dxa"/>
+              <w:right w:w="180" w:type="dxa"/>
+            </w:tcMar>
+            <w:hideMark/>
+          </w:tcPr>
+          <w:p>
+            <w:r>
+              <w:rPr>
+                <w:rFonts w:ascii="Arial" w:hAnsi="Arial" w:cs="Arial"/>
+                <w:color w:val="1F1F1F"/>
+                <w:sz w:val="22"/>
+                <w:szCs w:val="22"/>
+              </w:rPr>
+              <w:lastRenderedPageBreak/>
+              <w:t>revenue</w:t>
+            </w:r>
+          </w:p>
+        </w:tc>
+        <w:tc>
+          <w:tcPr>
+            <w:tcW w:w="0" w:type="auto"/>
+            <w:tcBorders>
+              <w:top w:val="single" w:sz="6" w:space="0" w:color="000000"/>
+              <w:left w:val="single" w:sz="6" w:space="0" w:color="000000"/>
+              <w:bottom w:val="single" w:sz="6" w:space="0" w:color="000000"/>
+              <w:right w:val="single" w:sz="6" w:space="0" w:color="000000"/>
+            </w:tcBorders>
+            <w:shd w:val="clear" w:color="auto" w:fill="F8FAFD"/>
+            <w:tcMar>
+              <w:top w:w="120" w:type="dxa"/>
+              <w:left w:w="180" w:type="dxa"/>
+              <w:bottom w:w="120" w:type="dxa"/>
+              <w:right w:w="180" w:type="dxa"/>
+            </w:tcMar>
+            <w:hideMark/>
+          </w:tcPr>
+          <w:p>
+            <w:r>
+              <w:rPr>
+                <w:rFonts w:ascii="Arial" w:hAnsi="Arial" w:cs="Arial"/>
+                <w:color w:val="1F1F1F"/>
+                <w:sz w:val="22"/>
+                <w:szCs w:val="22"/>
+              </w:rPr>
+              <w:t>个人收入</w:t>
+            </w:r>
+          </w:p>
+        </w:tc>
+        <w:tc>
+          <w:tcPr>
+            <w:tcW w:w="0" w:type="auto"/>
+            <w:tcBorders>
+              <w:top w:val="single" w:sz="6" w:space="0" w:color="000000"/>
+              <w:left w:val="single" w:sz="6" w:space="0" w:color="000000"/>
+              <w:bottom w:val="single" w:sz="6" w:space="0" w:color="000000"/>
+              <w:right w:val="single" w:sz="6" w:space="0" w:color="000000"/>
+            </w:tcBorders>
+            <w:shd w:val="clear" w:color="auto" w:fill="F8FAFD"/>
+            <w:tcMar>
+              <w:top w:w="120" w:type="dxa"/>
+              <w:left w:w="180" w:type="dxa"/>
+              <w:bottom w:w="120" w:type="dxa"/>
+              <w:right w:w="180" w:type="dxa"/>
+            </w:tcMar>
+            <w:hideMark/>
+          </w:tcPr>
+          <w:p>
+            <w:r>
+              <w:rPr>
+                <w:rFonts w:ascii="Arial" w:hAnsi="Arial" w:cs="Arial"/>
+                <w:color w:val="1F1F1F"/>
+                <w:sz w:val="22"/>
+                <w:szCs w:val="22"/>
+              </w:rPr>
+              <w:t>连续数值型</w:t>
+            </w:r>
+          </w:p>
+        </w:tc>
+        <w:tc>
+          <w:tcPr>
+            <w:tcW w:w="0" w:type="auto"/>
+            <w:tcBorders>
+              <w:top w:val="single" w:sz="6" w:space="0" w:color="000000"/>
+              <w:left w:val="single" w:sz="6" w:space="0" w:color="000000"/>
+              <w:bottom w:val="single" w:sz="6" w:space="0" w:color="000000"/>
+              <w:right w:val="single" w:sz="6" w:space="0" w:color="000000"/>
+            </w:tcBorders>
+            <w:shd w:val="clear" w:color="auto" w:fill="F8FAFD"/>
+            <w:tcMar>
+              <w:top w:w="120" w:type="dxa"/>
+              <w:left w:w="180" w:type="dxa"/>
+              <w:bottom w:w="120" w:type="dxa"/>
+              <w:right w:w="180" w:type="dxa"/>
+            </w:tcMar>
+            <w:hideMark/>
+          </w:tcPr>
+          <w:p>
+            <w:r>
+              <w:rPr>
+                <w:rFonts w:ascii="Arial" w:hAnsi="Arial" w:cs="Arial"/>
+                <w:color w:val="1F1F1F"/>
+                <w:sz w:val="22"/>
+                <w:szCs w:val="22"/>
+              </w:rPr>
+              <w:t>客户的实际收入数值，构建</w:t>
+            </w:r>
+            <w:r>
+              <w:rPr>
+                <w:rFonts w:ascii="Arial" w:hAnsi="Arial" w:cs="Arial"/>
+                <w:color w:val="1F1F1F"/>
+                <w:sz w:val="22"/>
+                <w:szCs w:val="22"/>
+              </w:rPr>
+              <w:t xml:space="preserve"> ID3 </w:t>
+            </w:r>
+            <w:r>
+              <w:rPr>
+                <w:rFonts w:ascii="Arial" w:hAnsi="Arial" w:cs="Arial"/>
+                <w:color w:val="1F1F1F"/>
+                <w:sz w:val="22"/>
+                <w:szCs w:val="22"/>
+              </w:rPr>
+              <w:t>时需要对其进行离散化处理。</w:t>
+            </w:r>
+          </w:p>
+        </w:tc>
+      </w:tr>
+      <w:tr>
+        <w:tc>
+          <w:tcPr>
+            <w:tcW w:w="0" w:type="auto"/>
+            <w:tcBorders>
+              <w:top w:val="single" w:sz="6" w:space="0" w:color="000000"/>
+              <w:left w:val="single" w:sz="6" w:space="0" w:color="000000"/>
+              <w:bottom w:val="single" w:sz="6" w:space="0" w:color="000000"/>
+              <w:right w:val="single" w:sz="6" w:space="0" w:color="000000"/>
+            </w:tcBorders>
+            <w:shd w:val="clear" w:color="auto" w:fill="F8FAFD"/>
+            <w:tcMar>
+              <w:top w:w="120" w:type="dxa"/>
+              <w:left w:w="180" w:type="dxa"/>
+              <w:bottom w:w="120" w:type="dxa"/>
+              <w:right w:w="180" w:type="dxa"/>
+            </w:tcMar>
+            <w:hideMark/>
+          </w:tcPr>
+          <w:p>
+            <w:r>
+              <w:rPr>
+                <w:rFonts w:ascii="Arial" w:hAnsi="Arial" w:cs="Arial"/>
+                <w:color w:val="1F1F1F"/>
+                <w:sz w:val="22"/>
+                <w:szCs w:val="22"/>
+              </w:rPr>
+              <w:t>approve</w:t>
+            </w:r>
+          </w:p>
+        </w:tc>
+        <w:tc>
+          <w:tcPr>
+            <w:tcW w:w="0" w:type="auto"/>
+            <w:tcBorders>
+              <w:top w:val="single" w:sz="6" w:space="0" w:color="000000"/>
+              <w:left w:val="single" w:sz="6" w:space="0" w:color="000000"/>
+              <w:bottom w:val="single" w:sz="6" w:space="0" w:color="000000"/>
+              <w:right w:val="single" w:sz="6" w:space="0" w:color="000000"/>
+            </w:tcBorders>
+            <w:shd w:val="clear" w:color="auto" w:fill="F8FAFD"/>
+            <w:tcMar>
+              <w:top w:w="120" w:type="dxa"/>
+              <w:left w:w="180" w:type="dxa"/>
+              <w:bottom w:w="120" w:type="dxa"/>
+              <w:right w:w="180" w:type="dxa"/>
+            </w:tcMar>
+            <w:hideMark/>
+          </w:tcPr>
+          <w:p>
+            <w:r>
+              <w:rPr>
+                <w:rFonts w:ascii="Arial" w:hAnsi="Arial" w:cs="Arial"/>
+                <w:color w:val="1F1F1F"/>
+                <w:sz w:val="22"/>
+                <w:szCs w:val="22"/>
+              </w:rPr>
+              <w:t>贷款审批结果</w:t>
+            </w:r>
+          </w:p>
+        </w:tc>
+        <w:tc>
+          <w:tcPr>
+            <w:tcW w:w="0" w:type="auto"/>
+            <w:tcBorders>
+              <w:top w:val="single" w:sz="6" w:space="0" w:color="000000"/>
+              <w:left w:val="single" w:sz="6" w:space="0" w:color="000000"/>
+              <w:bottom w:val="single" w:sz="6" w:space="0" w:color="000000"/>
+              <w:right w:val="single" w:sz="6" w:space="0" w:color="000000"/>
+            </w:tcBorders>
+            <w:shd w:val="clear" w:color="auto" w:fill="F8FAFD"/>
+            <w:tcMar>
+              <w:top w:w="120" w:type="dxa"/>
+              <w:left w:w="180" w:type="dxa"/>
+              <w:bottom w:w="120" w:type="dxa"/>
+              <w:right w:w="180" w:type="dxa"/>
+            </w:tcMar>
+            <w:hideMark/>
+          </w:tcPr>
+          <w:p>
+            <w:r>
+              <w:rPr>
+                <w:rFonts w:ascii="Arial" w:hAnsi="Arial" w:cs="Arial"/>
+                <w:color w:val="1F1F1F"/>
+                <w:sz w:val="22"/>
+                <w:szCs w:val="22"/>
+              </w:rPr>
+              <w:t>布尔类别型</w:t>
+            </w:r>
+          </w:p>
+        </w:tc>
+        <w:tc>
+          <w:tcPr>
+            <w:tcW w:w="0" w:type="auto"/>
+            <w:tcBorders>
+              <w:top w:val="single" w:sz="6" w:space="0" w:color="000000"/>
+              <w:left w:val="single" w:sz="6" w:space="0" w:color="000000"/>
+              <w:bottom w:val="single" w:sz="6" w:space="0" w:color="000000"/>
+              <w:right w:val="single" w:sz="6" w:space="0" w:color="000000"/>
+            </w:tcBorders>
+            <w:shd w:val="clear" w:color="auto" w:fill="F8FAFD"/>
+            <w:tcMar>
+              <w:top w:w="120" w:type="dxa"/>
+              <w:left w:w="180" w:type="dxa"/>
+              <w:bottom w:w="120" w:type="dxa"/>
+              <w:right w:w="180" w:type="dxa"/>
+            </w:tcMar>
+            <w:hideMark/>
+          </w:tcPr>
+          <w:p>
+            <w:r>
+              <w:rPr>
+                <w:rFonts w:ascii="Arial" w:hAnsi="Arial" w:cs="Arial"/>
+                <w:b/>
+                <w:bCs/>
+                <w:color w:val="1F1F1F"/>
+                <w:sz w:val="22"/>
+                <w:szCs w:val="22"/>
+              </w:rPr>
+              <w:t>目标标签</w:t>
+            </w:r>
+            <w:r>
+              <w:rPr>
+                <w:rFonts w:ascii="Arial" w:hAnsi="Arial" w:cs="Arial"/>
+                <w:b/>
+                <w:bCs/>
+                <w:color w:val="1F1F1F"/>
+                <w:sz w:val="22"/>
+                <w:szCs w:val="22"/>
+              </w:rPr>
+              <w:t>(Label)</w:t>
+            </w:r>
+            <w:r>
+              <w:rPr>
+                <w:rFonts w:ascii="Arial" w:hAnsi="Arial" w:cs="Arial"/>
+                <w:color w:val="1F1F1F"/>
+                <w:sz w:val="22"/>
+                <w:szCs w:val="22"/>
+              </w:rPr>
+              <w:t>，</w:t>
+            </w:r>
+            <w:r>
+              <w:rPr>
+                <w:rFonts w:ascii="Arial" w:hAnsi="Arial" w:cs="Arial"/>
+                <w:color w:val="1F1F1F"/>
+                <w:sz w:val="22"/>
+                <w:szCs w:val="22"/>
+              </w:rPr>
+              <w:t xml:space="preserve">0 </w:t>
+            </w:r>
+            <w:r>
+              <w:rPr>
+                <w:rFonts w:ascii="Arial" w:hAnsi="Arial" w:cs="Arial"/>
+                <w:color w:val="1F1F1F"/>
+                <w:sz w:val="22"/>
+                <w:szCs w:val="22"/>
+              </w:rPr>
+              <w:t>表示拒绝贷款，</w:t>
+            </w:r>
+            <w:r>
+              <w:rPr>
+                <w:rFonts w:ascii="Arial" w:hAnsi="Arial" w:cs="Arial"/>
+                <w:color w:val="1F1F1F"/>
+                <w:sz w:val="22"/>
+                <w:szCs w:val="22"/>
+              </w:rPr>
+              <w:t xml:space="preserve">1 </w:t>
+            </w:r>
+            <w:r>
+              <w:rPr>
+                <w:rFonts w:ascii="Arial" w:hAnsi="Arial" w:cs="Arial"/>
+                <w:color w:val="1F1F1F"/>
+                <w:sz w:val="22"/>
+                <w:szCs w:val="22"/>
+              </w:rPr>
+              <w:t>表示批准贷款。</w:t>
+            </w:r>
+          </w:p>
+        </w:tc>
+      </w:tr>
+    </w:tbl>
     <w:p>
       <w:pPr>
         <w:pStyle w:val="1"/>
@@ -1140,7 +2736,6 @@
         <w:spacing w:before="100" w:beforeAutospacing="1" w:after="100" w:afterAutospacing="1" w:line="400" w:lineRule="exact"/>
         <w:ind w:firstLineChars="0"/>
         <w:rPr>
-          <w:rFonts w:ascii="宋体" w:hAnsi="宋体" w:cs="宋体"/>
           <w:b/>
           <w:bCs/>
           <w:sz w:val="36"/>
@@ -1149,7 +2744,7 @@
       </w:pPr>
       <w:r>
         <w:rPr>
-          <w:rFonts w:ascii="宋体" w:hAnsi="宋体" w:cs="宋体" w:hint="eastAsia"/>
+          <w:rFonts w:hint="eastAsia"/>
           <w:b/>
           <w:bCs/>
           <w:sz w:val="36"/>
@@ -1160,17 +2755,14 @@
     </w:p>
     <w:p>
       <w:pPr>
-        <w:widowControl/>
         <w:shd w:val="clear" w:color="auto" w:fill="FFFFFF"/>
         <w:spacing w:before="480" w:after="240" w:line="450" w:lineRule="atLeast"/>
-        <w:jc w:val="left"/>
         <w:outlineLvl w:val="2"/>
         <w:rPr>
           <w:rFonts w:ascii="Segoe UI" w:hAnsi="Segoe UI" w:cs="Segoe UI"/>
           <w:b/>
           <w:bCs/>
           <w:color w:val="0F1115"/>
-          <w:kern w:val="0"/>
           <w:sz w:val="30"/>
           <w:szCs w:val="30"/>
         </w:rPr>
@@ -1181,7 +2773,6 @@
           <w:b/>
           <w:bCs/>
           <w:color w:val="0F1115"/>
-          <w:kern w:val="0"/>
           <w:sz w:val="30"/>
           <w:szCs w:val="30"/>
         </w:rPr>
@@ -1193,7 +2784,6 @@
           <w:b/>
           <w:bCs/>
           <w:color w:val="0F1115"/>
-          <w:kern w:val="0"/>
           <w:sz w:val="30"/>
           <w:szCs w:val="30"/>
         </w:rPr>
@@ -1202,46 +2792,24 @@
     </w:p>
     <w:p>
       <w:pPr>
-        <w:widowControl/>
-        <w:shd w:val="clear" w:color="auto" w:fill="FFFFFF"/>
-        <w:spacing w:before="240" w:after="240"/>
-        <w:ind w:firstLineChars="200" w:firstLine="440"/>
-        <w:jc w:val="left"/>
-        <w:rPr>
-          <w:bCs/>
-          <w:i/>
-          <w:color w:val="4472C4" w:themeColor="accent1"/>
-          <w:sz w:val="22"/>
-        </w:rPr>
-      </w:pPr>
-      <w:r>
-        <w:rPr>
-          <w:bCs/>
-          <w:i/>
-          <w:color w:val="4472C4" w:themeColor="accent1"/>
-          <w:sz w:val="22"/>
-        </w:rPr>
-        <w:t> </w:t>
-      </w:r>
-      <w:r>
-        <w:rPr>
-          <w:rFonts w:hint="eastAsia"/>
-          <w:bCs/>
-          <w:i/>
-          <w:color w:val="4472C4" w:themeColor="accent1"/>
-          <w:sz w:val="22"/>
-        </w:rPr>
-        <w:t>检查数据的完整性</w:t>
-      </w:r>
-      <w:r>
-        <w:rPr>
-          <w:rFonts w:hint="eastAsia"/>
-          <w:bCs/>
-          <w:i/>
-          <w:color w:val="4472C4" w:themeColor="accent1"/>
-          <w:sz w:val="22"/>
-        </w:rPr>
-        <w:t>。如果数据中存在缺失值，说明采用的处理策略；如果数据完整，请明确写出“数据无缺失”。</w:t>
+        <w:pStyle w:val="1"/>
+        <w:spacing w:before="100" w:beforeAutospacing="1" w:after="100" w:afterAutospacing="1" w:line="400" w:lineRule="exact"/>
+        <w:ind w:firstLineChars="0"/>
+        <w:rPr>
+          <w:rFonts w:ascii="Arial" w:hAnsi="Arial" w:cs="Arial"/>
+          <w:b/>
+          <w:sz w:val="36"/>
+          <w:szCs w:val="36"/>
+        </w:rPr>
+      </w:pPr>
+      <w:r>
+        <w:rPr>
+          <w:rFonts w:ascii="Arial" w:hAnsi="Arial" w:cs="Arial" w:hint="eastAsia"/>
+          <w:b/>
+          <w:sz w:val="36"/>
+          <w:szCs w:val="36"/>
+        </w:rPr>
+        <w:t>数据无缺失</w:t>
       </w:r>
     </w:p>
     <w:p>
@@ -1252,7 +2820,6 @@
         <w:rPr>
           <w:rFonts w:ascii="Arial" w:hAnsi="Arial" w:cs="Arial"/>
           <w:bCs/>
-          <w:sz w:val="24"/>
         </w:rPr>
       </w:pPr>
     </w:p>
@@ -1264,7 +2831,6 @@
         <w:rPr>
           <w:rFonts w:ascii="Arial" w:hAnsi="Arial" w:cs="Arial"/>
           <w:bCs/>
-          <w:sz w:val="24"/>
         </w:rPr>
       </w:pPr>
     </w:p>
@@ -1276,7 +2842,6 @@
         <w:rPr>
           <w:rFonts w:ascii="Arial" w:hAnsi="Arial" w:cs="Arial"/>
           <w:bCs/>
-          <w:sz w:val="24"/>
         </w:rPr>
       </w:pPr>
     </w:p>
@@ -1288,19 +2853,6 @@
         <w:rPr>
           <w:rFonts w:ascii="Arial" w:hAnsi="Arial" w:cs="Arial"/>
           <w:bCs/>
-          <w:sz w:val="24"/>
-        </w:rPr>
-      </w:pPr>
-    </w:p>
-    <w:p>
-      <w:pPr>
-        <w:pStyle w:val="1"/>
-        <w:spacing w:before="100" w:beforeAutospacing="1" w:after="100" w:afterAutospacing="1" w:line="400" w:lineRule="exact"/>
-        <w:ind w:left="840" w:firstLineChars="0" w:firstLine="0"/>
-        <w:rPr>
-          <w:rFonts w:ascii="Arial" w:hAnsi="Arial" w:cs="Arial"/>
-          <w:bCs/>
-          <w:sz w:val="24"/>
         </w:rPr>
       </w:pPr>
     </w:p>
@@ -1323,7 +2875,6 @@
           <w:sz w:val="30"/>
           <w:szCs w:val="30"/>
         </w:rPr>
-        <w:lastRenderedPageBreak/>
         <w:t xml:space="preserve">3.2 </w:t>
       </w:r>
       <w:r>
@@ -1358,142 +2909,341 @@
       <w:pPr>
         <w:pStyle w:val="1"/>
         <w:spacing w:before="100" w:beforeAutospacing="1" w:after="100" w:afterAutospacing="1" w:line="400" w:lineRule="exact"/>
-        <w:ind w:firstLineChars="0"/>
-        <w:rPr>
-          <w:bCs/>
-          <w:i/>
-          <w:color w:val="4472C4" w:themeColor="accent1"/>
-          <w:sz w:val="22"/>
-        </w:rPr>
-      </w:pPr>
-      <w:r>
-        <w:rPr>
-          <w:rFonts w:hint="eastAsia"/>
-          <w:bCs/>
-          <w:i/>
-          <w:color w:val="4472C4" w:themeColor="accent1"/>
-          <w:sz w:val="22"/>
-        </w:rPr>
-        <w:t>针对连续型特征（</w:t>
-      </w:r>
-      <w:r>
-        <w:rPr>
-          <w:rFonts w:hint="eastAsia"/>
-          <w:bCs/>
-          <w:i/>
-          <w:color w:val="4472C4" w:themeColor="accent1"/>
-          <w:sz w:val="22"/>
-        </w:rPr>
-        <w:t>revenue</w:t>
-      </w:r>
-      <w:r>
-        <w:rPr>
-          <w:rFonts w:hint="eastAsia"/>
-          <w:bCs/>
-          <w:i/>
-          <w:color w:val="4472C4" w:themeColor="accent1"/>
-          <w:sz w:val="22"/>
-        </w:rPr>
-        <w:t>），说明具体的离散化方法（如：等宽划分、等频划分</w:t>
-      </w:r>
-      <w:r>
-        <w:rPr>
-          <w:rFonts w:hint="eastAsia"/>
-          <w:bCs/>
-          <w:i/>
-          <w:color w:val="4472C4" w:themeColor="accent1"/>
-          <w:sz w:val="22"/>
+        <w:ind w:firstLineChars="0" w:firstLine="0"/>
+        <w:rPr>
+          <w:rFonts w:ascii="Arial" w:hAnsi="Arial" w:cs="Arial" w:hint="eastAsia"/>
+          <w:color w:val="1F1F1F"/>
+          <w:sz w:val="32"/>
+          <w:szCs w:val="32"/>
+        </w:rPr>
+      </w:pPr>
+      <w:r>
+        <w:rPr>
+          <w:rFonts w:ascii="Arial" w:hAnsi="Arial" w:cs="Arial" w:hint="eastAsia"/>
+          <w:b/>
+          <w:bCs/>
+          <w:color w:val="1F1F1F"/>
+          <w:sz w:val="32"/>
+          <w:szCs w:val="32"/>
+        </w:rPr>
+        <w:t>离散化方法：</w:t>
+      </w:r>
+      <w:r>
+        <w:rPr>
+          <w:rFonts w:ascii="Arial" w:hAnsi="Arial" w:cs="Arial" w:hint="eastAsia"/>
+          <w:color w:val="1F1F1F"/>
+          <w:sz w:val="32"/>
+          <w:szCs w:val="32"/>
         </w:rPr>
         <w:t>等</w:t>
       </w:r>
       <w:r>
         <w:rPr>
-          <w:rFonts w:hint="eastAsia"/>
-          <w:bCs/>
-          <w:i/>
-          <w:color w:val="4472C4" w:themeColor="accent1"/>
-          <w:sz w:val="22"/>
-        </w:rPr>
-        <w:t>）。此处需附上核心代码逻辑，展示如何将连续数值转换为类别型数据。</w:t>
+          <w:rFonts w:ascii="Arial" w:hAnsi="Arial" w:cs="Arial"/>
+          <w:color w:val="1F1F1F"/>
+          <w:sz w:val="32"/>
+          <w:szCs w:val="32"/>
+        </w:rPr>
+        <w:t>频划分</w:t>
       </w:r>
     </w:p>
     <w:p>
       <w:pPr>
         <w:pStyle w:val="1"/>
         <w:spacing w:before="100" w:beforeAutospacing="1" w:after="100" w:afterAutospacing="1" w:line="400" w:lineRule="exact"/>
-        <w:ind w:firstLineChars="0"/>
-        <w:rPr>
-          <w:bCs/>
-          <w:i/>
-          <w:color w:val="4472C4" w:themeColor="accent1"/>
-          <w:sz w:val="22"/>
-        </w:rPr>
-      </w:pPr>
-    </w:p>
-    <w:p>
-      <w:pPr>
-        <w:pStyle w:val="1"/>
-        <w:spacing w:before="100" w:beforeAutospacing="1" w:after="100" w:afterAutospacing="1" w:line="400" w:lineRule="exact"/>
-        <w:ind w:firstLineChars="0"/>
-        <w:rPr>
-          <w:bCs/>
-          <w:i/>
-          <w:color w:val="4472C4" w:themeColor="accent1"/>
-          <w:sz w:val="22"/>
-        </w:rPr>
-      </w:pPr>
-    </w:p>
-    <w:p>
-      <w:pPr>
-        <w:pStyle w:val="1"/>
-        <w:spacing w:before="100" w:beforeAutospacing="1" w:after="100" w:afterAutospacing="1" w:line="400" w:lineRule="exact"/>
-        <w:ind w:firstLineChars="0"/>
-        <w:rPr>
-          <w:bCs/>
-          <w:i/>
-          <w:color w:val="4472C4" w:themeColor="accent1"/>
-          <w:sz w:val="22"/>
-        </w:rPr>
-      </w:pPr>
-    </w:p>
-    <w:p>
-      <w:pPr>
-        <w:pStyle w:val="1"/>
-        <w:spacing w:before="100" w:beforeAutospacing="1" w:after="100" w:afterAutospacing="1" w:line="400" w:lineRule="exact"/>
-        <w:ind w:firstLineChars="0"/>
-        <w:rPr>
-          <w:bCs/>
-          <w:i/>
-          <w:color w:val="4472C4" w:themeColor="accent1"/>
-          <w:sz w:val="22"/>
-        </w:rPr>
-      </w:pPr>
-    </w:p>
-    <w:p>
-      <w:pPr>
-        <w:pStyle w:val="1"/>
-        <w:spacing w:before="100" w:beforeAutospacing="1" w:after="100" w:afterAutospacing="1" w:line="400" w:lineRule="exact"/>
-        <w:ind w:firstLineChars="0"/>
-        <w:rPr>
-          <w:bCs/>
-          <w:i/>
-          <w:color w:val="4472C4" w:themeColor="accent1"/>
-          <w:sz w:val="22"/>
-        </w:rPr>
-      </w:pPr>
-    </w:p>
-    <w:p>
-      <w:pPr>
-        <w:pStyle w:val="1"/>
-        <w:spacing w:before="100" w:beforeAutospacing="1" w:after="100" w:afterAutospacing="1" w:line="400" w:lineRule="exact"/>
-        <w:ind w:firstLineChars="0"/>
-        <w:rPr>
-          <w:bCs/>
-          <w:i/>
-          <w:color w:val="4472C4" w:themeColor="accent1"/>
-          <w:sz w:val="22"/>
-        </w:rPr>
-      </w:pPr>
+        <w:ind w:firstLineChars="0" w:firstLine="0"/>
+        <w:rPr>
+          <w:rFonts w:ascii="Arial" w:hAnsi="Arial" w:cs="Arial"/>
+          <w:color w:val="1F1F1F"/>
+          <w:sz w:val="32"/>
+          <w:szCs w:val="32"/>
+        </w:rPr>
+      </w:pPr>
+      <w:r>
+        <w:rPr>
+          <w:rFonts w:ascii="Arial" w:hAnsi="Arial" w:cs="Arial" w:hint="eastAsia"/>
+          <w:color w:val="1F1F1F"/>
+          <w:sz w:val="32"/>
+          <w:szCs w:val="32"/>
+        </w:rPr>
+        <w:t>核心代码逻辑：</w:t>
+      </w:r>
+      <w:r>
+        <w:rPr>
+          <w:rFonts w:ascii="Arial" w:hAnsi="Arial" w:cs="Arial"/>
+          <w:color w:val="1F1F1F"/>
+          <w:sz w:val="22"/>
+          <w:szCs w:val="22"/>
+        </w:rPr>
+        <w:br/>
+      </w:r>
+      <w:proofErr w:type="spellStart"/>
+      <w:r>
+        <w:rPr>
+          <w:rFonts w:ascii="Arial" w:hAnsi="Arial" w:cs="Arial"/>
+          <w:color w:val="1F1F1F"/>
+          <w:sz w:val="22"/>
+          <w:szCs w:val="22"/>
+        </w:rPr>
+        <w:t>train_df</w:t>
+      </w:r>
+      <w:proofErr w:type="spellEnd"/>
+      <w:r>
+        <w:rPr>
+          <w:rFonts w:ascii="Arial" w:hAnsi="Arial" w:cs="Arial"/>
+          <w:color w:val="1F1F1F"/>
+          <w:sz w:val="22"/>
+          <w:szCs w:val="22"/>
+        </w:rPr>
+        <w:t>['</w:t>
+      </w:r>
+      <w:proofErr w:type="spellStart"/>
+      <w:r>
+        <w:rPr>
+          <w:rFonts w:ascii="Arial" w:hAnsi="Arial" w:cs="Arial"/>
+          <w:color w:val="1F1F1F"/>
+          <w:sz w:val="22"/>
+          <w:szCs w:val="22"/>
+        </w:rPr>
+        <w:t>revenue_bin</w:t>
+      </w:r>
+      <w:proofErr w:type="spellEnd"/>
+      <w:r>
+        <w:rPr>
+          <w:rFonts w:ascii="Arial" w:hAnsi="Arial" w:cs="Arial"/>
+          <w:color w:val="1F1F1F"/>
+          <w:sz w:val="22"/>
+          <w:szCs w:val="22"/>
+        </w:rPr>
+        <w:t xml:space="preserve">'], </w:t>
+      </w:r>
+      <w:proofErr w:type="spellStart"/>
+      <w:r>
+        <w:rPr>
+          <w:rFonts w:ascii="Arial" w:hAnsi="Arial" w:cs="Arial"/>
+          <w:color w:val="1F1F1F"/>
+          <w:sz w:val="22"/>
+          <w:szCs w:val="22"/>
+        </w:rPr>
+        <w:t>retbins</w:t>
+      </w:r>
+      <w:proofErr w:type="spellEnd"/>
+      <w:r>
+        <w:rPr>
+          <w:rFonts w:ascii="Arial" w:hAnsi="Arial" w:cs="Arial"/>
+          <w:color w:val="1F1F1F"/>
+          <w:sz w:val="22"/>
+          <w:szCs w:val="22"/>
+        </w:rPr>
+        <w:t xml:space="preserve"> = </w:t>
+      </w:r>
+      <w:proofErr w:type="spellStart"/>
+      <w:r>
+        <w:rPr>
+          <w:rFonts w:ascii="Arial" w:hAnsi="Arial" w:cs="Arial"/>
+          <w:color w:val="1F1F1F"/>
+          <w:sz w:val="22"/>
+          <w:szCs w:val="22"/>
+        </w:rPr>
+        <w:t>pd.qcut</w:t>
+      </w:r>
+      <w:proofErr w:type="spellEnd"/>
+      <w:r>
+        <w:rPr>
+          <w:rFonts w:ascii="Arial" w:hAnsi="Arial" w:cs="Arial"/>
+          <w:color w:val="1F1F1F"/>
+          <w:sz w:val="22"/>
+          <w:szCs w:val="22"/>
+        </w:rPr>
+        <w:t>(</w:t>
+      </w:r>
+      <w:proofErr w:type="spellStart"/>
+      <w:r>
+        <w:rPr>
+          <w:rFonts w:ascii="Arial" w:hAnsi="Arial" w:cs="Arial"/>
+          <w:color w:val="1F1F1F"/>
+          <w:sz w:val="22"/>
+          <w:szCs w:val="22"/>
+        </w:rPr>
+        <w:t>train_df</w:t>
+      </w:r>
+      <w:proofErr w:type="spellEnd"/>
+      <w:r>
+        <w:rPr>
+          <w:rFonts w:ascii="Arial" w:hAnsi="Arial" w:cs="Arial"/>
+          <w:color w:val="1F1F1F"/>
+          <w:sz w:val="22"/>
+          <w:szCs w:val="22"/>
+        </w:rPr>
+        <w:t xml:space="preserve">['revenue'], q=4, labels=[0, 1, 2, 3], </w:t>
+      </w:r>
+      <w:proofErr w:type="spellStart"/>
+      <w:r>
+        <w:rPr>
+          <w:rFonts w:ascii="Arial" w:hAnsi="Arial" w:cs="Arial"/>
+          <w:color w:val="1F1F1F"/>
+          <w:sz w:val="22"/>
+          <w:szCs w:val="22"/>
+        </w:rPr>
+        <w:t>retbins</w:t>
+      </w:r>
+      <w:proofErr w:type="spellEnd"/>
+      <w:r>
+        <w:rPr>
+          <w:rFonts w:ascii="Arial" w:hAnsi="Arial" w:cs="Arial"/>
+          <w:color w:val="1F1F1F"/>
+          <w:sz w:val="22"/>
+          <w:szCs w:val="22"/>
+        </w:rPr>
+        <w:t>=True)</w:t>
+      </w:r>
+      <w:r>
+        <w:rPr>
+          <w:rFonts w:ascii="Arial" w:hAnsi="Arial" w:cs="Arial"/>
+          <w:color w:val="1F1F1F"/>
+          <w:sz w:val="22"/>
+          <w:szCs w:val="22"/>
+        </w:rPr>
+        <w:br/>
+      </w:r>
+      <w:r>
+        <w:rPr>
+          <w:rFonts w:ascii="Arial" w:hAnsi="Arial" w:cs="Arial"/>
+          <w:color w:val="1F1F1F"/>
+          <w:sz w:val="22"/>
+          <w:szCs w:val="22"/>
+        </w:rPr>
+        <w:br/>
+      </w:r>
+      <w:proofErr w:type="spellStart"/>
+      <w:r>
+        <w:rPr>
+          <w:rFonts w:ascii="Arial" w:hAnsi="Arial" w:cs="Arial"/>
+          <w:color w:val="1F1F1F"/>
+          <w:sz w:val="22"/>
+          <w:szCs w:val="22"/>
+        </w:rPr>
+        <w:t>test_df</w:t>
+      </w:r>
+      <w:proofErr w:type="spellEnd"/>
+      <w:r>
+        <w:rPr>
+          <w:rFonts w:ascii="Arial" w:hAnsi="Arial" w:cs="Arial"/>
+          <w:color w:val="1F1F1F"/>
+          <w:sz w:val="22"/>
+          <w:szCs w:val="22"/>
+        </w:rPr>
+        <w:t>['</w:t>
+      </w:r>
+      <w:proofErr w:type="spellStart"/>
+      <w:r>
+        <w:rPr>
+          <w:rFonts w:ascii="Arial" w:hAnsi="Arial" w:cs="Arial"/>
+          <w:color w:val="1F1F1F"/>
+          <w:sz w:val="22"/>
+          <w:szCs w:val="22"/>
+        </w:rPr>
+        <w:t>revenue_bin</w:t>
+      </w:r>
+      <w:proofErr w:type="spellEnd"/>
+      <w:r>
+        <w:rPr>
+          <w:rFonts w:ascii="Arial" w:hAnsi="Arial" w:cs="Arial"/>
+          <w:color w:val="1F1F1F"/>
+          <w:sz w:val="22"/>
+          <w:szCs w:val="22"/>
+        </w:rPr>
+        <w:t xml:space="preserve">'] = </w:t>
+      </w:r>
+      <w:proofErr w:type="spellStart"/>
+      <w:r>
+        <w:rPr>
+          <w:rFonts w:ascii="Arial" w:hAnsi="Arial" w:cs="Arial"/>
+          <w:color w:val="1F1F1F"/>
+          <w:sz w:val="22"/>
+          <w:szCs w:val="22"/>
+        </w:rPr>
+        <w:t>pd.cut</w:t>
+      </w:r>
+      <w:proofErr w:type="spellEnd"/>
+      <w:r>
+        <w:rPr>
+          <w:rFonts w:ascii="Arial" w:hAnsi="Arial" w:cs="Arial"/>
+          <w:color w:val="1F1F1F"/>
+          <w:sz w:val="22"/>
+          <w:szCs w:val="22"/>
+        </w:rPr>
+        <w:t>(</w:t>
+      </w:r>
+      <w:proofErr w:type="spellStart"/>
+      <w:r>
+        <w:rPr>
+          <w:rFonts w:ascii="Arial" w:hAnsi="Arial" w:cs="Arial"/>
+          <w:color w:val="1F1F1F"/>
+          <w:sz w:val="22"/>
+          <w:szCs w:val="22"/>
+        </w:rPr>
+        <w:t>test_df</w:t>
+      </w:r>
+      <w:proofErr w:type="spellEnd"/>
+      <w:r>
+        <w:rPr>
+          <w:rFonts w:ascii="Arial" w:hAnsi="Arial" w:cs="Arial"/>
+          <w:color w:val="1F1F1F"/>
+          <w:sz w:val="22"/>
+          <w:szCs w:val="22"/>
+        </w:rPr>
+        <w:t>['revenue'], bins=</w:t>
+      </w:r>
+      <w:proofErr w:type="spellStart"/>
+      <w:r>
+        <w:rPr>
+          <w:rFonts w:ascii="Arial" w:hAnsi="Arial" w:cs="Arial"/>
+          <w:color w:val="1F1F1F"/>
+          <w:sz w:val="22"/>
+          <w:szCs w:val="22"/>
+        </w:rPr>
+        <w:t>retbins</w:t>
+      </w:r>
+      <w:proofErr w:type="spellEnd"/>
+      <w:r>
+        <w:rPr>
+          <w:rFonts w:ascii="Arial" w:hAnsi="Arial" w:cs="Arial"/>
+          <w:color w:val="1F1F1F"/>
+          <w:sz w:val="22"/>
+          <w:szCs w:val="22"/>
+        </w:rPr>
+        <w:t xml:space="preserve">, labels=[0, 1, 2, 3], </w:t>
+      </w:r>
+      <w:proofErr w:type="spellStart"/>
+      <w:r>
+        <w:rPr>
+          <w:rFonts w:ascii="Arial" w:hAnsi="Arial" w:cs="Arial"/>
+          <w:color w:val="1F1F1F"/>
+          <w:sz w:val="22"/>
+          <w:szCs w:val="22"/>
+        </w:rPr>
+        <w:t>include_lowest</w:t>
+      </w:r>
+      <w:proofErr w:type="spellEnd"/>
+      <w:r>
+        <w:rPr>
+          <w:rFonts w:ascii="Arial" w:hAnsi="Arial" w:cs="Arial"/>
+          <w:color w:val="1F1F1F"/>
+          <w:sz w:val="22"/>
+          <w:szCs w:val="22"/>
+        </w:rPr>
+        <w:t>=True)</w:t>
+      </w:r>
+      <w:r>
+        <w:rPr>
+          <w:rFonts w:ascii="Arial" w:hAnsi="Arial" w:cs="Arial"/>
+          <w:color w:val="1F1F1F"/>
+          <w:sz w:val="22"/>
+          <w:szCs w:val="22"/>
+        </w:rPr>
+        <w:br/>
+      </w:r>
     </w:p>
     <w:p>
       <w:pPr>
@@ -1528,6 +3278,7 @@
           <w:sz w:val="30"/>
           <w:szCs w:val="30"/>
         </w:rPr>
+        <w:lastRenderedPageBreak/>
         <w:t xml:space="preserve">3.3 </w:t>
       </w:r>
       <w:r>
@@ -1542,75 +3293,165 @@
     </w:p>
     <w:p>
       <w:pPr>
-        <w:pStyle w:val="1"/>
-        <w:spacing w:before="100" w:beforeAutospacing="1" w:after="100" w:afterAutospacing="1" w:line="400" w:lineRule="exact"/>
-        <w:ind w:firstLineChars="0"/>
-        <w:rPr>
-          <w:bCs/>
-          <w:i/>
-          <w:color w:val="4472C4" w:themeColor="accent1"/>
-          <w:sz w:val="22"/>
-        </w:rPr>
-      </w:pPr>
-      <w:r>
+        <w:pStyle w:val="af"/>
+        <w:spacing w:before="0" w:beforeAutospacing="0" w:after="120" w:afterAutospacing="0"/>
+        <w:ind w:firstLine="389"/>
         <w:rPr>
           <w:rFonts w:hint="eastAsia"/>
-          <w:bCs/>
-          <w:i/>
-          <w:color w:val="4472C4" w:themeColor="accent1"/>
-          <w:sz w:val="22"/>
+        </w:rPr>
+      </w:pPr>
+      <w:r>
+        <w:rPr>
+          <w:rFonts w:ascii="Arial" w:hAnsi="Arial" w:cs="Arial"/>
+          <w:color w:val="1F1F1F"/>
+        </w:rPr>
+        <w:t>将数据集划分为特征变量集（</w:t>
+      </w:r>
+      <w:r>
+        <w:rPr>
+          <w:rFonts w:ascii="Arial" w:hAnsi="Arial" w:cs="Arial"/>
+          <w:color w:val="1F1F1F"/>
+        </w:rPr>
+        <w:t>X</w:t>
+      </w:r>
+      <w:r>
+        <w:rPr>
+          <w:rFonts w:ascii="Arial" w:hAnsi="Arial" w:cs="Arial"/>
+          <w:color w:val="1F1F1F"/>
+        </w:rPr>
+        <w:t>）与目标标签集（</w:t>
+      </w:r>
+      <w:r>
+        <w:rPr>
+          <w:rFonts w:ascii="Arial" w:hAnsi="Arial" w:cs="Arial"/>
+          <w:color w:val="1F1F1F"/>
+        </w:rPr>
+        <w:t>y</w:t>
+      </w:r>
+      <w:r>
+        <w:rPr>
+          <w:rFonts w:ascii="Arial" w:hAnsi="Arial" w:cs="Arial"/>
+          <w:color w:val="1F1F1F"/>
+        </w:rPr>
+        <w:t>）：</w:t>
+      </w:r>
+    </w:p>
+    <w:p>
+      <w:pPr>
+        <w:pStyle w:val="af"/>
+        <w:spacing w:before="0" w:beforeAutospacing="0" w:after="120" w:afterAutospacing="0"/>
+        <w:ind w:left="856"/>
+        <w:textAlignment w:val="baseline"/>
+        <w:rPr>
+          <w:rFonts w:ascii="Arial" w:hAnsi="Arial" w:cs="Arial"/>
+          <w:color w:val="000000"/>
+        </w:rPr>
+      </w:pPr>
+      <w:r>
+        <w:rPr>
+          <w:rFonts w:ascii="Arial" w:hAnsi="Arial" w:cs="Arial"/>
+          <w:b/>
+          <w:bCs/>
+          <w:color w:val="1F1F1F"/>
+        </w:rPr>
+        <w:t>特征（</w:t>
+      </w:r>
+      <w:r>
+        <w:rPr>
+          <w:rFonts w:ascii="Arial" w:hAnsi="Arial" w:cs="Arial"/>
+          <w:b/>
+          <w:bCs/>
+          <w:color w:val="1F1F1F"/>
+        </w:rPr>
+        <w:t>X</w:t>
+      </w:r>
+      <w:r>
+        <w:rPr>
+          <w:rFonts w:ascii="Arial" w:hAnsi="Arial" w:cs="Arial"/>
+          <w:b/>
+          <w:bCs/>
+          <w:color w:val="1F1F1F"/>
+        </w:rPr>
+        <w:t>）：</w:t>
+      </w:r>
+      <w:r>
+        <w:rPr>
+          <w:rFonts w:ascii="Arial" w:hAnsi="Arial" w:cs="Arial"/>
+          <w:color w:val="1F1F1F"/>
         </w:rPr>
         <w:t xml:space="preserve"> </w:t>
       </w:r>
       <w:r>
         <w:rPr>
-          <w:rFonts w:hint="eastAsia"/>
-          <w:bCs/>
-          <w:i/>
-          <w:color w:val="4472C4" w:themeColor="accent1"/>
-          <w:sz w:val="22"/>
-        </w:rPr>
-        <w:t>说明如何将数据集划分为特征（</w:t>
-      </w:r>
-      <w:r>
-        <w:rPr>
-          <w:rFonts w:hint="eastAsia"/>
-          <w:bCs/>
-          <w:i/>
-          <w:color w:val="4472C4" w:themeColor="accent1"/>
-          <w:sz w:val="22"/>
-        </w:rPr>
-        <w:t>X</w:t>
-      </w:r>
-      <w:r>
-        <w:rPr>
-          <w:rFonts w:hint="eastAsia"/>
-          <w:bCs/>
-          <w:i/>
-          <w:color w:val="4472C4" w:themeColor="accent1"/>
-          <w:sz w:val="22"/>
-        </w:rPr>
-        <w:t>）与目标变量（</w:t>
-      </w:r>
-      <w:r>
-        <w:rPr>
-          <w:rFonts w:hint="eastAsia"/>
-          <w:bCs/>
-          <w:i/>
-          <w:color w:val="4472C4" w:themeColor="accent1"/>
-          <w:sz w:val="22"/>
-        </w:rPr>
-        <w:t>y</w:t>
-      </w:r>
-      <w:r>
-        <w:rPr>
-          <w:rFonts w:hint="eastAsia"/>
-          <w:bCs/>
-          <w:i/>
-          <w:color w:val="4472C4" w:themeColor="accent1"/>
-          <w:sz w:val="22"/>
-        </w:rPr>
-        <w:t>），并简述划分后的数据结构。</w:t>
+          <w:rFonts w:ascii="Arial" w:hAnsi="Arial" w:cs="Arial"/>
+          <w:color w:val="1F1F1F"/>
+        </w:rPr>
+        <w:t>剔除无意义的唯一标识列</w:t>
+      </w:r>
+      <w:r>
+        <w:rPr>
+          <w:rFonts w:ascii="Arial" w:hAnsi="Arial" w:cs="Arial"/>
+          <w:color w:val="1F1F1F"/>
+        </w:rPr>
+        <w:t xml:space="preserve"> </w:t>
+      </w:r>
+      <w:proofErr w:type="spellStart"/>
+      <w:r>
+        <w:rPr>
+          <w:rFonts w:ascii="Arial" w:hAnsi="Arial" w:cs="Arial"/>
+          <w:color w:val="1F1F1F"/>
+        </w:rPr>
+        <w:t>nameid</w:t>
+      </w:r>
+      <w:proofErr w:type="spellEnd"/>
+      <w:r>
+        <w:rPr>
+          <w:rFonts w:ascii="Arial" w:hAnsi="Arial" w:cs="Arial"/>
+          <w:color w:val="1F1F1F"/>
+        </w:rPr>
+        <w:t>，以及未离散化的原始</w:t>
+      </w:r>
+      <w:r>
+        <w:rPr>
+          <w:rFonts w:ascii="Arial" w:hAnsi="Arial" w:cs="Arial"/>
+          <w:color w:val="1F1F1F"/>
+        </w:rPr>
+        <w:t xml:space="preserve"> revenue </w:t>
+      </w:r>
+      <w:r>
+        <w:rPr>
+          <w:rFonts w:ascii="Arial" w:hAnsi="Arial" w:cs="Arial"/>
+          <w:color w:val="1F1F1F"/>
+        </w:rPr>
+        <w:t>列和目标标签列</w:t>
+      </w:r>
+      <w:r>
+        <w:rPr>
+          <w:rFonts w:ascii="Arial" w:hAnsi="Arial" w:cs="Arial"/>
+          <w:color w:val="1F1F1F"/>
+        </w:rPr>
+        <w:t xml:space="preserve"> approve</w:t>
+      </w:r>
+      <w:r>
+        <w:rPr>
+          <w:rFonts w:ascii="Arial" w:hAnsi="Arial" w:cs="Arial"/>
+          <w:color w:val="1F1F1F"/>
+        </w:rPr>
+        <w:t>。保留下来的特征构成了</w:t>
+      </w:r>
+      <w:r>
+        <w:rPr>
+          <w:rFonts w:ascii="Arial" w:hAnsi="Arial" w:cs="Arial"/>
+          <w:color w:val="1F1F1F"/>
+        </w:rPr>
+        <w:t xml:space="preserve"> X </w:t>
+      </w:r>
+      <w:r>
+        <w:rPr>
+          <w:rFonts w:ascii="Arial" w:hAnsi="Arial" w:cs="Arial"/>
+          <w:color w:val="1F1F1F"/>
+        </w:rPr>
+        <w:t>的矩阵</w:t>
       </w:r>
     </w:p>
     <w:p>
@@ -1623,9 +3464,170 @@
           <w:bCs/>
           <w:i/>
           <w:color w:val="4472C4" w:themeColor="accent1"/>
-          <w:sz w:val="22"/>
-        </w:rPr>
-      </w:pPr>
+        </w:rPr>
+      </w:pPr>
+      <w:r>
+        <w:rPr>
+          <w:rFonts w:ascii="Arial" w:hAnsi="Arial" w:cs="Arial"/>
+          <w:b/>
+          <w:bCs/>
+          <w:color w:val="1F1F1F"/>
+        </w:rPr>
+        <w:t>目标变量（</w:t>
+      </w:r>
+      <w:r>
+        <w:rPr>
+          <w:rFonts w:ascii="Arial" w:hAnsi="Arial" w:cs="Arial"/>
+          <w:b/>
+          <w:bCs/>
+          <w:color w:val="1F1F1F"/>
+        </w:rPr>
+        <w:t>y</w:t>
+      </w:r>
+      <w:r>
+        <w:rPr>
+          <w:rFonts w:ascii="Arial" w:hAnsi="Arial" w:cs="Arial"/>
+          <w:b/>
+          <w:bCs/>
+          <w:color w:val="1F1F1F"/>
+        </w:rPr>
+        <w:t>）：</w:t>
+      </w:r>
+      <w:r>
+        <w:rPr>
+          <w:rFonts w:ascii="Arial" w:hAnsi="Arial" w:cs="Arial"/>
+          <w:color w:val="1F1F1F"/>
+        </w:rPr>
+        <w:t xml:space="preserve"> </w:t>
+      </w:r>
+      <w:r>
+        <w:rPr>
+          <w:rFonts w:ascii="Arial" w:hAnsi="Arial" w:cs="Arial"/>
+          <w:color w:val="1F1F1F"/>
+        </w:rPr>
+        <w:t>提取</w:t>
+      </w:r>
+      <w:r>
+        <w:rPr>
+          <w:rFonts w:ascii="Arial" w:hAnsi="Arial" w:cs="Arial"/>
+          <w:color w:val="1F1F1F"/>
+        </w:rPr>
+        <w:t xml:space="preserve"> approve </w:t>
+      </w:r>
+      <w:r>
+        <w:rPr>
+          <w:rFonts w:ascii="Arial" w:hAnsi="Arial" w:cs="Arial"/>
+          <w:color w:val="1F1F1F"/>
+        </w:rPr>
+        <w:t>列作为模型预测的目标标签向量。</w:t>
+      </w:r>
+      <w:r>
+        <w:rPr>
+          <w:rFonts w:ascii="Arial" w:hAnsi="Arial" w:cs="Arial"/>
+          <w:color w:val="000000"/>
+        </w:rPr>
+        <w:br/>
+      </w:r>
+      <w:r>
+        <w:rPr>
+          <w:rFonts w:ascii="Arial" w:hAnsi="Arial" w:cs="Arial"/>
+          <w:color w:val="1F1F1F"/>
+        </w:rPr>
+        <w:t>划分后的</w:t>
+      </w:r>
+      <w:r>
+        <w:rPr>
+          <w:rFonts w:ascii="Arial" w:hAnsi="Arial" w:cs="Arial"/>
+          <w:color w:val="1F1F1F"/>
+        </w:rPr>
+        <w:t xml:space="preserve"> X </w:t>
+      </w:r>
+      <w:r>
+        <w:rPr>
+          <w:rFonts w:ascii="Arial" w:hAnsi="Arial" w:cs="Arial"/>
+          <w:color w:val="1F1F1F"/>
+        </w:rPr>
+        <w:t>为形状为</w:t>
+      </w:r>
+      <w:r>
+        <w:rPr>
+          <w:rFonts w:ascii="Arial" w:hAnsi="Arial" w:cs="Arial"/>
+          <w:color w:val="1F1F1F"/>
+        </w:rPr>
+        <w:t xml:space="preserve"> (800, 7) </w:t>
+      </w:r>
+      <w:r>
+        <w:rPr>
+          <w:rFonts w:ascii="Arial" w:hAnsi="Arial" w:cs="Arial"/>
+          <w:color w:val="1F1F1F"/>
+        </w:rPr>
+        <w:t>的</w:t>
+      </w:r>
+      <w:r>
+        <w:rPr>
+          <w:rFonts w:ascii="Arial" w:hAnsi="Arial" w:cs="Arial"/>
+          <w:color w:val="1F1F1F"/>
+        </w:rPr>
+        <w:t xml:space="preserve"> </w:t>
+      </w:r>
+      <w:proofErr w:type="spellStart"/>
+      <w:r>
+        <w:rPr>
+          <w:rFonts w:ascii="Arial" w:hAnsi="Arial" w:cs="Arial"/>
+          <w:color w:val="1F1F1F"/>
+        </w:rPr>
+        <w:t>DataFrame</w:t>
+      </w:r>
+      <w:proofErr w:type="spellEnd"/>
+      <w:r>
+        <w:rPr>
+          <w:rFonts w:ascii="Arial" w:hAnsi="Arial" w:cs="Arial"/>
+          <w:color w:val="1F1F1F"/>
+        </w:rPr>
+        <w:t>，</w:t>
+      </w:r>
+      <w:r>
+        <w:rPr>
+          <w:rFonts w:ascii="Arial" w:hAnsi="Arial" w:cs="Arial"/>
+          <w:color w:val="1F1F1F"/>
+        </w:rPr>
+        <w:t xml:space="preserve">y </w:t>
+      </w:r>
+      <w:r>
+        <w:rPr>
+          <w:rFonts w:ascii="Arial" w:hAnsi="Arial" w:cs="Arial"/>
+          <w:color w:val="1F1F1F"/>
+        </w:rPr>
+        <w:t>为长度为</w:t>
+      </w:r>
+      <w:r>
+        <w:rPr>
+          <w:rFonts w:ascii="Arial" w:hAnsi="Arial" w:cs="Arial"/>
+          <w:color w:val="1F1F1F"/>
+        </w:rPr>
+        <w:t xml:space="preserve"> 800 </w:t>
+      </w:r>
+      <w:r>
+        <w:rPr>
+          <w:rFonts w:ascii="Arial" w:hAnsi="Arial" w:cs="Arial"/>
+          <w:color w:val="1F1F1F"/>
+        </w:rPr>
+        <w:t>的</w:t>
+      </w:r>
+      <w:r>
+        <w:rPr>
+          <w:rFonts w:ascii="Arial" w:hAnsi="Arial" w:cs="Arial"/>
+          <w:color w:val="1F1F1F"/>
+        </w:rPr>
+        <w:t xml:space="preserve"> Serie</w:t>
+      </w:r>
+      <w:r>
+        <w:rPr>
+          <w:rFonts w:ascii="Arial" w:hAnsi="Arial" w:cs="Arial" w:hint="eastAsia"/>
+          <w:color w:val="1F1F1F"/>
+        </w:rPr>
+        <w:t>s</w:t>
+      </w:r>
     </w:p>
     <w:p>
       <w:pPr>
@@ -1687,35 +3689,7 @@
       <w:pPr>
         <w:pStyle w:val="1"/>
         <w:spacing w:before="100" w:beforeAutospacing="1" w:after="100" w:afterAutospacing="1" w:line="400" w:lineRule="exact"/>
-        <w:ind w:left="840" w:firstLineChars="0" w:firstLine="0"/>
-        <w:rPr>
-          <w:rFonts w:ascii="Calibri" w:hAnsi="Calibri"/>
-          <w:bCs/>
-          <w:i/>
-          <w:color w:val="4472C4" w:themeColor="accent1"/>
-          <w:sz w:val="22"/>
-        </w:rPr>
-      </w:pPr>
-    </w:p>
-    <w:p>
-      <w:pPr>
-        <w:pStyle w:val="1"/>
-        <w:spacing w:before="100" w:beforeAutospacing="1" w:after="100" w:afterAutospacing="1" w:line="400" w:lineRule="exact"/>
-        <w:ind w:left="840" w:firstLineChars="0" w:firstLine="0"/>
-        <w:rPr>
-          <w:rFonts w:ascii="Calibri" w:hAnsi="Calibri"/>
-          <w:bCs/>
-          <w:i/>
-          <w:color w:val="4472C4" w:themeColor="accent1"/>
-          <w:sz w:val="22"/>
-        </w:rPr>
-      </w:pPr>
-    </w:p>
-    <w:p>
-      <w:pPr>
-        <w:pStyle w:val="1"/>
-        <w:spacing w:before="100" w:beforeAutospacing="1" w:after="100" w:afterAutospacing="1" w:line="400" w:lineRule="exact"/>
-        <w:ind w:left="840" w:firstLineChars="0" w:firstLine="0"/>
+        <w:ind w:firstLineChars="0" w:firstLine="0"/>
         <w:rPr>
           <w:rFonts w:ascii="Calibri" w:hAnsi="Calibri"/>
           <w:bCs/>
@@ -1735,7 +3709,6 @@
         <w:spacing w:before="100" w:beforeAutospacing="1" w:after="100" w:afterAutospacing="1" w:line="400" w:lineRule="exact"/>
         <w:ind w:firstLineChars="0"/>
         <w:rPr>
-          <w:rFonts w:ascii="宋体" w:hAnsi="宋体" w:cs="宋体"/>
           <w:b/>
           <w:bCs/>
           <w:sz w:val="36"/>
@@ -1744,54 +3717,13 @@
       </w:pPr>
       <w:r>
         <w:rPr>
-          <w:rFonts w:ascii="宋体" w:hAnsi="宋体" w:cs="宋体" w:hint="eastAsia"/>
+          <w:rFonts w:hint="eastAsia"/>
           <w:b/>
           <w:bCs/>
           <w:sz w:val="36"/>
           <w:szCs w:val="36"/>
         </w:rPr>
-        <w:lastRenderedPageBreak/>
-        <w:t>使用</w:t>
-      </w:r>
-      <w:r>
-        <w:rPr>
-          <w:rFonts w:ascii="宋体" w:hAnsi="宋体" w:cs="宋体" w:hint="eastAsia"/>
-          <w:b/>
-          <w:bCs/>
-          <w:sz w:val="36"/>
-          <w:szCs w:val="36"/>
-        </w:rPr>
-        <w:t xml:space="preserve"> scikit-learn </w:t>
-      </w:r>
-      <w:r>
-        <w:rPr>
-          <w:rFonts w:ascii="宋体" w:hAnsi="宋体" w:cs="宋体" w:hint="eastAsia"/>
-          <w:b/>
-          <w:bCs/>
-          <w:sz w:val="36"/>
-          <w:szCs w:val="36"/>
-        </w:rPr>
-        <w:t>实现决策树分类（任务</w:t>
-      </w:r>
-      <w:r>
-        <w:rPr>
-          <w:rFonts w:ascii="宋体" w:hAnsi="宋体" w:cs="宋体" w:hint="eastAsia"/>
-          <w:b/>
-          <w:bCs/>
-          <w:sz w:val="36"/>
-          <w:szCs w:val="36"/>
-        </w:rPr>
-        <w:t>1</w:t>
-      </w:r>
-      <w:r>
-        <w:rPr>
-          <w:rFonts w:ascii="宋体" w:hAnsi="宋体" w:cs="宋体" w:hint="eastAsia"/>
-          <w:b/>
-          <w:bCs/>
-          <w:sz w:val="36"/>
-          <w:szCs w:val="36"/>
-        </w:rPr>
-        <w:t>）</w:t>
+        <w:t>使用 scikit-learn 实现决策树分类（任务1）</w:t>
       </w:r>
     </w:p>
     <w:p>
@@ -1828,7 +3760,117 @@
       <w:pPr>
         <w:pStyle w:val="1"/>
         <w:spacing w:before="100" w:beforeAutospacing="1" w:after="100" w:afterAutospacing="1" w:line="400" w:lineRule="exact"/>
-        <w:ind w:firstLineChars="0"/>
+        <w:ind w:firstLineChars="0" w:firstLine="0"/>
+        <w:rPr>
+          <w:b/>
+          <w:iCs/>
+          <w:color w:val="000000" w:themeColor="text1"/>
+          <w:sz w:val="22"/>
+        </w:rPr>
+      </w:pPr>
+    </w:p>
+    <w:p>
+      <w:pPr>
+        <w:pStyle w:val="1"/>
+        <w:spacing w:before="100" w:beforeAutospacing="1" w:after="100" w:afterAutospacing="1" w:line="400" w:lineRule="exact"/>
+        <w:ind w:firstLineChars="0" w:firstLine="0"/>
+        <w:rPr>
+          <w:rFonts w:hint="eastAsia"/>
+          <w:b/>
+          <w:iCs/>
+          <w:color w:val="000000" w:themeColor="text1"/>
+        </w:rPr>
+      </w:pPr>
+      <w:r>
+        <w:rPr>
+          <w:rFonts w:hint="eastAsia"/>
+          <w:b/>
+          <w:iCs/>
+          <w:color w:val="000000" w:themeColor="text1"/>
+        </w:rPr>
+        <w:t xml:space="preserve">总共选取三个参数： </w:t>
+      </w:r>
+      <w:proofErr w:type="spellStart"/>
+      <w:r>
+        <w:rPr>
+          <w:b/>
+          <w:iCs/>
+          <w:color w:val="000000" w:themeColor="text1"/>
+        </w:rPr>
+        <w:t>max_depth</w:t>
+      </w:r>
+      <w:proofErr w:type="spellEnd"/>
+      <w:r>
+        <w:rPr>
+          <w:b/>
+          <w:iCs/>
+          <w:color w:val="000000" w:themeColor="text1"/>
+        </w:rPr>
+        <w:t xml:space="preserve"> </w:t>
+      </w:r>
+      <w:proofErr w:type="spellStart"/>
+      <w:r>
+        <w:rPr>
+          <w:b/>
+          <w:iCs/>
+          <w:color w:val="000000" w:themeColor="text1"/>
+        </w:rPr>
+        <w:t>min+samples_spilt</w:t>
+      </w:r>
+      <w:proofErr w:type="spellEnd"/>
+      <w:r>
+        <w:rPr>
+          <w:b/>
+          <w:iCs/>
+          <w:color w:val="000000" w:themeColor="text1"/>
+        </w:rPr>
+        <w:t xml:space="preserve"> </w:t>
+      </w:r>
+      <w:proofErr w:type="spellStart"/>
+      <w:r>
+        <w:rPr>
+          <w:b/>
+          <w:iCs/>
+          <w:color w:val="000000" w:themeColor="text1"/>
+        </w:rPr>
+        <w:t>min_samples_leaf</w:t>
+      </w:r>
+      <w:proofErr w:type="spellEnd"/>
+      <w:r>
+        <w:rPr>
+          <w:b/>
+          <w:iCs/>
+          <w:color w:val="000000" w:themeColor="text1"/>
+        </w:rPr>
+        <w:t xml:space="preserve"> </w:t>
+      </w:r>
+    </w:p>
+    <w:p>
+      <w:pPr>
+        <w:pStyle w:val="1"/>
+        <w:spacing w:before="100" w:beforeAutospacing="1" w:after="100" w:afterAutospacing="1" w:line="400" w:lineRule="exact"/>
+        <w:ind w:firstLineChars="0" w:firstLine="0"/>
+        <w:rPr>
+          <w:b/>
+          <w:iCs/>
+          <w:color w:val="000000" w:themeColor="text1"/>
+        </w:rPr>
+      </w:pPr>
+      <w:r>
+        <w:rPr>
+          <w:rFonts w:hint="eastAsia"/>
+          <w:b/>
+          <w:iCs/>
+          <w:color w:val="000000" w:themeColor="text1"/>
+        </w:rPr>
+        <w:t>参数结果如下</w:t>
+      </w:r>
+    </w:p>
+    <w:p>
+      <w:pPr>
+        <w:pStyle w:val="1"/>
+        <w:spacing w:before="100" w:beforeAutospacing="1" w:after="100" w:afterAutospacing="1" w:line="400" w:lineRule="exact"/>
+        <w:ind w:firstLineChars="0" w:firstLine="0"/>
         <w:rPr>
           <w:bCs/>
           <w:i/>
@@ -1836,7 +3878,12 @@
           <w:sz w:val="22"/>
         </w:rPr>
       </w:pPr>
-      <w:r>
+    </w:p>
+    <w:p>
+      <w:pPr>
+        <w:pStyle w:val="1"/>
+        <w:spacing w:before="100" w:beforeAutospacing="1" w:after="100" w:afterAutospacing="1" w:line="400" w:lineRule="exact"/>
+        <w:ind w:firstLineChars="0" w:firstLine="0"/>
         <w:rPr>
           <w:rFonts w:hint="eastAsia"/>
           <w:bCs/>
@@ -1844,88 +3891,7 @@
           <w:color w:val="4472C4" w:themeColor="accent1"/>
           <w:sz w:val="22"/>
         </w:rPr>
-        <w:t>记录模型初始化及参数调整的过程。至少设置并比较</w:t>
-      </w:r>
-      <w:r>
-        <w:rPr>
-          <w:rFonts w:hint="eastAsia"/>
-          <w:bCs/>
-          <w:i/>
-          <w:color w:val="4472C4" w:themeColor="accent1"/>
-          <w:sz w:val="22"/>
-        </w:rPr>
-        <w:t xml:space="preserve"> 3 </w:t>
-      </w:r>
-      <w:r>
-        <w:rPr>
-          <w:rFonts w:hint="eastAsia"/>
-          <w:bCs/>
-          <w:i/>
-          <w:color w:val="4472C4" w:themeColor="accent1"/>
-          <w:sz w:val="22"/>
-        </w:rPr>
-        <w:t>组不同参数</w:t>
-      </w:r>
-      <w:r>
-        <w:rPr>
-          <w:rFonts w:hint="eastAsia"/>
-          <w:bCs/>
-          <w:i/>
-          <w:color w:val="4472C4" w:themeColor="accent1"/>
-          <w:sz w:val="22"/>
-        </w:rPr>
-        <w:t>，</w:t>
-      </w:r>
-      <w:r>
-        <w:rPr>
-          <w:rFonts w:hint="eastAsia"/>
-          <w:bCs/>
-          <w:i/>
-          <w:color w:val="4472C4" w:themeColor="accent1"/>
-          <w:sz w:val="22"/>
-        </w:rPr>
-        <w:t>通过验证集或交叉验证选择较优参数</w:t>
-      </w:r>
-      <w:r>
-        <w:rPr>
-          <w:rFonts w:hint="eastAsia"/>
-          <w:bCs/>
-          <w:i/>
-          <w:color w:val="4472C4" w:themeColor="accent1"/>
-          <w:sz w:val="22"/>
-        </w:rPr>
-        <w:t>，</w:t>
-      </w:r>
-      <w:r>
-        <w:rPr>
-          <w:rFonts w:hint="eastAsia"/>
-          <w:bCs/>
-          <w:i/>
-          <w:color w:val="4472C4" w:themeColor="accent1"/>
-          <w:sz w:val="22"/>
-        </w:rPr>
-        <w:t>并</w:t>
-      </w:r>
-      <w:r>
-        <w:rPr>
-          <w:rFonts w:hint="eastAsia"/>
-          <w:bCs/>
-          <w:i/>
-          <w:color w:val="4472C4" w:themeColor="accent1"/>
-          <w:sz w:val="22"/>
-        </w:rPr>
-        <w:t>说明选择最终参数的理由</w:t>
-      </w:r>
-      <w:r>
-        <w:rPr>
-          <w:rFonts w:hint="eastAsia"/>
-          <w:bCs/>
-          <w:i/>
-          <w:color w:val="4472C4" w:themeColor="accent1"/>
-          <w:sz w:val="22"/>
-        </w:rPr>
-        <w:t>。</w:t>
-      </w:r>
+      </w:pPr>
     </w:p>
     <w:p>
       <w:pPr>
@@ -1944,34 +3910,9 @@
       <w:pPr>
         <w:pStyle w:val="1"/>
         <w:spacing w:before="100" w:beforeAutospacing="1" w:after="100" w:afterAutospacing="1" w:line="400" w:lineRule="exact"/>
-        <w:ind w:firstLineChars="0"/>
-        <w:rPr>
-          <w:bCs/>
-          <w:i/>
-          <w:color w:val="4472C4" w:themeColor="accent1"/>
-          <w:sz w:val="22"/>
-        </w:rPr>
-      </w:pPr>
-    </w:p>
-    <w:p>
-      <w:pPr>
-        <w:pStyle w:val="1"/>
-        <w:spacing w:before="100" w:beforeAutospacing="1" w:after="100" w:afterAutospacing="1" w:line="400" w:lineRule="exact"/>
-        <w:ind w:firstLineChars="0"/>
-        <w:rPr>
-          <w:bCs/>
-          <w:i/>
-          <w:color w:val="4472C4" w:themeColor="accent1"/>
-          <w:sz w:val="22"/>
-        </w:rPr>
-      </w:pPr>
-    </w:p>
-    <w:p>
-      <w:pPr>
-        <w:pStyle w:val="1"/>
-        <w:spacing w:before="100" w:beforeAutospacing="1" w:after="100" w:afterAutospacing="1" w:line="400" w:lineRule="exact"/>
-        <w:ind w:firstLineChars="0"/>
-        <w:rPr>
+        <w:ind w:firstLineChars="0" w:firstLine="0"/>
+        <w:rPr>
+          <w:rFonts w:hint="eastAsia"/>
           <w:bCs/>
           <w:i/>
           <w:color w:val="4472C4" w:themeColor="accent1"/>
@@ -1984,22 +3925,71 @@
         <w:pStyle w:val="3"/>
         <w:shd w:val="clear" w:color="auto" w:fill="FFFFFF"/>
         <w:spacing w:before="480" w:beforeAutospacing="0" w:after="240" w:afterAutospacing="0" w:line="450" w:lineRule="atLeast"/>
+        <w:rPr>
+          <w:rFonts w:ascii="Segoe UI" w:hAnsi="Segoe UI" w:cs="Segoe UI" w:hint="eastAsia"/>
+          <w:color w:val="0F1115"/>
+          <w:sz w:val="30"/>
+          <w:szCs w:val="30"/>
+        </w:rPr>
+      </w:pPr>
+      <w:r>
         <w:rPr>
           <w:rFonts w:ascii="Segoe UI" w:hAnsi="Segoe UI" w:cs="Segoe UI"/>
           <w:color w:val="0F1115"/>
           <w:sz w:val="30"/>
           <w:szCs w:val="30"/>
         </w:rPr>
-      </w:pPr>
-      <w:r>
+        <w:lastRenderedPageBreak/>
+        <w:drawing>
+          <wp:inline distT="0" distB="0" distL="0" distR="0" wp14:anchorId="2761C9E2" wp14:editId="47E9DDC2">
+            <wp:extent cx="5879939" cy="1318895"/>
+            <wp:effectExtent l="0" t="0" r="635" b="1905"/>
+            <wp:docPr id="314107591" name="图片 1"/>
+            <wp:cNvGraphicFramePr>
+              <a:graphicFrameLocks xmlns:a="http://schemas.openxmlformats.org/drawingml/2006/main" noChangeAspect="1"/>
+            </wp:cNvGraphicFramePr>
+            <a:graphic xmlns:a="http://schemas.openxmlformats.org/drawingml/2006/main">
+              <a:graphicData uri="http://schemas.openxmlformats.org/drawingml/2006/picture">
+                <pic:pic xmlns:pic="http://schemas.openxmlformats.org/drawingml/2006/picture">
+                  <pic:nvPicPr>
+                    <pic:cNvPr id="314107591" name=""/>
+                    <pic:cNvPicPr/>
+                  </pic:nvPicPr>
+                  <pic:blipFill>
+                    <a:blip r:embed="rId10"/>
+                    <a:stretch>
+                      <a:fillRect/>
+                    </a:stretch>
+                  </pic:blipFill>
+                  <pic:spPr>
+                    <a:xfrm>
+                      <a:off x="0" y="0"/>
+                      <a:ext cx="5968028" cy="1338654"/>
+                    </a:xfrm>
+                    <a:prstGeom prst="rect">
+                      <a:avLst/>
+                    </a:prstGeom>
+                  </pic:spPr>
+                </pic:pic>
+              </a:graphicData>
+            </a:graphic>
+          </wp:inline>
+        </w:drawing>
+      </w:r>
+    </w:p>
+    <w:p>
+      <w:pPr>
+        <w:pStyle w:val="3"/>
+        <w:shd w:val="clear" w:color="auto" w:fill="FFFFFF"/>
+        <w:spacing w:before="480" w:beforeAutospacing="0" w:after="240" w:afterAutospacing="0" w:line="450" w:lineRule="atLeast"/>
         <w:rPr>
           <w:rFonts w:ascii="Segoe UI" w:hAnsi="Segoe UI" w:cs="Segoe UI"/>
           <w:color w:val="0F1115"/>
           <w:sz w:val="30"/>
           <w:szCs w:val="30"/>
         </w:rPr>
-        <w:t xml:space="preserve">4.2 </w:t>
-      </w:r>
+      </w:pPr>
+      <w:bookmarkStart w:id="1" w:name="_Hlk228019109"/>
       <w:r>
         <w:rPr>
           <w:rFonts w:ascii="Segoe UI" w:hAnsi="Segoe UI" w:cs="Segoe UI"/>
@@ -2007,284 +3997,350 @@
           <w:sz w:val="30"/>
           <w:szCs w:val="30"/>
         </w:rPr>
-        <w:t>模型评估（测试集）</w:t>
-      </w:r>
-    </w:p>
-    <w:p>
-      <w:pPr>
-        <w:pStyle w:val="1"/>
-        <w:spacing w:before="100" w:beforeAutospacing="1" w:after="100" w:afterAutospacing="1" w:line="400" w:lineRule="exact"/>
-        <w:ind w:firstLineChars="0"/>
-        <w:rPr>
-          <w:bCs/>
-          <w:i/>
-          <w:color w:val="4472C4" w:themeColor="accent1"/>
-          <w:sz w:val="22"/>
-        </w:rPr>
-      </w:pPr>
-      <w:r>
-        <w:rPr>
-          <w:rFonts w:hint="eastAsia"/>
-          <w:bCs/>
-          <w:i/>
-          <w:color w:val="4472C4" w:themeColor="accent1"/>
-          <w:sz w:val="22"/>
-        </w:rPr>
-        <w:t>在测试集上给出模型评估结果</w:t>
-      </w:r>
-      <w:r>
-        <w:rPr>
-          <w:rFonts w:hint="eastAsia"/>
-          <w:bCs/>
-          <w:i/>
-          <w:color w:val="4472C4" w:themeColor="accent1"/>
-          <w:sz w:val="22"/>
-        </w:rPr>
-        <w:t>，</w:t>
-      </w:r>
-      <w:r>
-        <w:rPr>
-          <w:rFonts w:hint="eastAsia"/>
-          <w:bCs/>
-          <w:i/>
-          <w:color w:val="4472C4" w:themeColor="accent1"/>
-          <w:sz w:val="22"/>
-        </w:rPr>
-        <w:t>评估指标</w:t>
-      </w:r>
-      <w:r>
-        <w:rPr>
-          <w:rFonts w:hint="eastAsia"/>
-          <w:bCs/>
-          <w:i/>
-          <w:color w:val="4472C4" w:themeColor="accent1"/>
-          <w:sz w:val="22"/>
-        </w:rPr>
-        <w:t>包括：</w:t>
-      </w:r>
-      <w:r>
-        <w:rPr>
-          <w:rFonts w:hint="eastAsia"/>
-          <w:bCs/>
-          <w:i/>
-          <w:color w:val="4472C4" w:themeColor="accent1"/>
-          <w:sz w:val="22"/>
-        </w:rPr>
-        <w:t>准确率</w:t>
-      </w:r>
-      <w:r>
-        <w:rPr>
-          <w:rFonts w:hint="eastAsia"/>
-          <w:bCs/>
-          <w:i/>
-          <w:color w:val="4472C4" w:themeColor="accent1"/>
-          <w:sz w:val="22"/>
-        </w:rPr>
-        <w:t xml:space="preserve"> Accuracy</w:t>
-      </w:r>
-      <w:r>
-        <w:rPr>
-          <w:rFonts w:hint="eastAsia"/>
-          <w:bCs/>
-          <w:i/>
-          <w:color w:val="4472C4" w:themeColor="accent1"/>
-          <w:sz w:val="22"/>
-        </w:rPr>
-        <w:t>、精确率</w:t>
-      </w:r>
-      <w:r>
-        <w:rPr>
-          <w:rFonts w:hint="eastAsia"/>
-          <w:bCs/>
-          <w:i/>
-          <w:color w:val="4472C4" w:themeColor="accent1"/>
-          <w:sz w:val="22"/>
-        </w:rPr>
-        <w:t xml:space="preserve"> Precision</w:t>
-      </w:r>
-      <w:r>
-        <w:rPr>
-          <w:rFonts w:hint="eastAsia"/>
-          <w:bCs/>
-          <w:i/>
-          <w:color w:val="4472C4" w:themeColor="accent1"/>
-          <w:sz w:val="22"/>
-        </w:rPr>
-        <w:t>、召回率</w:t>
-      </w:r>
-      <w:r>
-        <w:rPr>
-          <w:rFonts w:hint="eastAsia"/>
-          <w:bCs/>
-          <w:i/>
-          <w:color w:val="4472C4" w:themeColor="accent1"/>
-          <w:sz w:val="22"/>
-        </w:rPr>
-        <w:t xml:space="preserve"> Recall </w:t>
-      </w:r>
-      <w:r>
-        <w:rPr>
-          <w:rFonts w:hint="eastAsia"/>
-          <w:bCs/>
-          <w:i/>
-          <w:color w:val="4472C4" w:themeColor="accent1"/>
-          <w:sz w:val="22"/>
-        </w:rPr>
-        <w:t>和</w:t>
-      </w:r>
-      <w:r>
-        <w:rPr>
-          <w:rFonts w:hint="eastAsia"/>
-          <w:bCs/>
-          <w:i/>
-          <w:color w:val="4472C4" w:themeColor="accent1"/>
-          <w:sz w:val="22"/>
-        </w:rPr>
-        <w:t xml:space="preserve"> F1-score</w:t>
-      </w:r>
-      <w:r>
-        <w:rPr>
-          <w:rFonts w:hint="eastAsia"/>
-          <w:bCs/>
-          <w:i/>
-          <w:color w:val="4472C4" w:themeColor="accent1"/>
-          <w:sz w:val="22"/>
-        </w:rPr>
-        <w:t>。</w:t>
-      </w:r>
-    </w:p>
-    <w:p>
-      <w:pPr>
-        <w:pStyle w:val="1"/>
-        <w:spacing w:before="100" w:beforeAutospacing="1" w:after="100" w:afterAutospacing="1" w:line="400" w:lineRule="exact"/>
-        <w:ind w:firstLineChars="0"/>
-        <w:rPr>
-          <w:bCs/>
-          <w:i/>
-          <w:color w:val="4472C4" w:themeColor="accent1"/>
-          <w:sz w:val="22"/>
-        </w:rPr>
-      </w:pPr>
-    </w:p>
-    <w:p>
-      <w:pPr>
-        <w:pStyle w:val="1"/>
-        <w:spacing w:before="100" w:beforeAutospacing="1" w:after="100" w:afterAutospacing="1" w:line="400" w:lineRule="exact"/>
-        <w:ind w:firstLineChars="0"/>
-        <w:rPr>
-          <w:bCs/>
-          <w:i/>
-          <w:color w:val="4472C4" w:themeColor="accent1"/>
-          <w:sz w:val="22"/>
-        </w:rPr>
-      </w:pPr>
-    </w:p>
-    <w:p>
-      <w:pPr>
-        <w:pStyle w:val="1"/>
-        <w:spacing w:before="100" w:beforeAutospacing="1" w:after="100" w:afterAutospacing="1" w:line="400" w:lineRule="exact"/>
-        <w:ind w:firstLineChars="0"/>
-        <w:rPr>
-          <w:bCs/>
-          <w:i/>
-          <w:color w:val="4472C4" w:themeColor="accent1"/>
-          <w:sz w:val="22"/>
-        </w:rPr>
-      </w:pPr>
-    </w:p>
-    <w:p>
-      <w:pPr>
-        <w:pStyle w:val="1"/>
-        <w:spacing w:before="100" w:beforeAutospacing="1" w:after="100" w:afterAutospacing="1" w:line="400" w:lineRule="exact"/>
-        <w:ind w:firstLineChars="0" w:firstLine="0"/>
-        <w:rPr>
-          <w:bCs/>
-          <w:i/>
-          <w:color w:val="4472C4" w:themeColor="accent1"/>
-          <w:sz w:val="22"/>
-        </w:rPr>
-      </w:pPr>
-    </w:p>
-    <w:p>
-      <w:pPr>
-        <w:pStyle w:val="1"/>
-        <w:spacing w:before="100" w:beforeAutospacing="1" w:after="100" w:afterAutospacing="1" w:line="400" w:lineRule="exact"/>
-        <w:ind w:firstLineChars="0"/>
-        <w:rPr>
-          <w:bCs/>
-          <w:i/>
-          <w:color w:val="4472C4" w:themeColor="accent1"/>
-          <w:sz w:val="22"/>
-        </w:rPr>
-      </w:pPr>
-    </w:p>
-    <w:p>
-      <w:pPr>
-        <w:pStyle w:val="3"/>
-        <w:shd w:val="clear" w:color="auto" w:fill="FFFFFF"/>
-        <w:spacing w:before="480" w:beforeAutospacing="0" w:after="240" w:afterAutospacing="0" w:line="450" w:lineRule="atLeast"/>
+        <w:t xml:space="preserve">4.2 </w:t>
+      </w:r>
+      <w:r>
         <w:rPr>
           <w:rFonts w:ascii="Segoe UI" w:hAnsi="Segoe UI" w:cs="Segoe UI"/>
           <w:color w:val="0F1115"/>
           <w:sz w:val="30"/>
           <w:szCs w:val="30"/>
         </w:rPr>
-      </w:pPr>
-      <w:r>
+        <w:t>模型评估（测试集）</w:t>
+      </w:r>
+    </w:p>
+    <w:p>
+      <w:pPr>
+        <w:pStyle w:val="af"/>
+        <w:spacing w:before="0" w:beforeAutospacing="0" w:after="0" w:afterAutospacing="0"/>
+        <w:textAlignment w:val="baseline"/>
+        <w:rPr>
+          <w:rFonts w:ascii="Arial" w:hAnsi="Arial" w:cs="Arial"/>
+          <w:color w:val="000000"/>
+          <w:sz w:val="36"/>
+          <w:szCs w:val="36"/>
+        </w:rPr>
+      </w:pPr>
+      <w:proofErr w:type="gramStart"/>
+      <w:r>
+        <w:rPr>
+          <w:rFonts w:ascii="Arial" w:hAnsi="Arial" w:cs="Arial"/>
+          <w:b/>
+          <w:bCs/>
+          <w:color w:val="1F1F1F"/>
+          <w:sz w:val="36"/>
+          <w:szCs w:val="36"/>
+        </w:rPr>
+        <w:t>Accuracy :</w:t>
+      </w:r>
+      <w:proofErr w:type="gramEnd"/>
+      <w:r>
+        <w:rPr>
+          <w:rFonts w:ascii="Arial" w:hAnsi="Arial" w:cs="Arial"/>
+          <w:color w:val="1F1F1F"/>
+          <w:sz w:val="36"/>
+          <w:szCs w:val="36"/>
+        </w:rPr>
+        <w:t xml:space="preserve"> 0.99</w:t>
+      </w:r>
+    </w:p>
+    <w:p>
+      <w:pPr>
+        <w:pStyle w:val="af"/>
+        <w:spacing w:before="0" w:beforeAutospacing="0" w:after="0" w:afterAutospacing="0"/>
+        <w:textAlignment w:val="baseline"/>
+        <w:rPr>
+          <w:rFonts w:ascii="Arial" w:hAnsi="Arial" w:cs="Arial"/>
+          <w:color w:val="000000"/>
+          <w:sz w:val="36"/>
+          <w:szCs w:val="36"/>
+        </w:rPr>
+      </w:pPr>
+      <w:proofErr w:type="gramStart"/>
+      <w:r>
+        <w:rPr>
+          <w:rFonts w:ascii="Arial" w:hAnsi="Arial" w:cs="Arial"/>
+          <w:b/>
+          <w:bCs/>
+          <w:color w:val="1F1F1F"/>
+          <w:sz w:val="36"/>
+          <w:szCs w:val="36"/>
+        </w:rPr>
+        <w:t>Precision :</w:t>
+      </w:r>
+      <w:proofErr w:type="gramEnd"/>
+      <w:r>
+        <w:rPr>
+          <w:rFonts w:ascii="Arial" w:hAnsi="Arial" w:cs="Arial"/>
+          <w:color w:val="1F1F1F"/>
+          <w:sz w:val="36"/>
+          <w:szCs w:val="36"/>
+        </w:rPr>
+        <w:t xml:space="preserve"> 1.0</w:t>
+      </w:r>
+    </w:p>
+    <w:p>
+      <w:pPr>
+        <w:pStyle w:val="af"/>
+        <w:spacing w:before="0" w:beforeAutospacing="0" w:after="120" w:afterAutospacing="0"/>
+        <w:textAlignment w:val="baseline"/>
+        <w:rPr>
+          <w:rFonts w:ascii="Arial" w:hAnsi="Arial" w:cs="Arial"/>
+          <w:color w:val="1F1F1F"/>
+          <w:sz w:val="36"/>
+          <w:szCs w:val="36"/>
+        </w:rPr>
+      </w:pPr>
+      <w:proofErr w:type="gramStart"/>
+      <w:r>
+        <w:rPr>
+          <w:rFonts w:ascii="Arial" w:hAnsi="Arial" w:cs="Arial"/>
+          <w:b/>
+          <w:bCs/>
+          <w:color w:val="1F1F1F"/>
+          <w:sz w:val="36"/>
+          <w:szCs w:val="36"/>
+        </w:rPr>
+        <w:t>Recall :</w:t>
+      </w:r>
+      <w:proofErr w:type="gramEnd"/>
+      <w:r>
+        <w:rPr>
+          <w:rFonts w:ascii="Arial" w:hAnsi="Arial" w:cs="Arial"/>
+          <w:color w:val="1F1F1F"/>
+          <w:sz w:val="36"/>
+          <w:szCs w:val="36"/>
+        </w:rPr>
+        <w:t xml:space="preserve"> 0.988</w:t>
+      </w:r>
+    </w:p>
+    <w:p>
+      <w:pPr>
+        <w:pStyle w:val="af"/>
+        <w:spacing w:before="0" w:beforeAutospacing="0" w:after="120" w:afterAutospacing="0"/>
+        <w:textAlignment w:val="baseline"/>
+        <w:rPr>
+          <w:rFonts w:ascii="Arial" w:hAnsi="Arial" w:cs="Arial"/>
+          <w:color w:val="000000"/>
+          <w:sz w:val="36"/>
+          <w:szCs w:val="36"/>
+        </w:rPr>
+      </w:pPr>
+      <w:r>
+        <w:rPr>
+          <w:rFonts w:ascii="Arial" w:hAnsi="Arial" w:cs="Arial"/>
+          <w:b/>
+          <w:bCs/>
+          <w:color w:val="1F1F1F"/>
+          <w:sz w:val="36"/>
+          <w:szCs w:val="36"/>
+        </w:rPr>
+        <w:t>F1-Score:</w:t>
+      </w:r>
+      <w:r>
+        <w:rPr>
+          <w:rFonts w:ascii="Arial" w:hAnsi="Arial" w:cs="Arial"/>
+          <w:color w:val="1F1F1F"/>
+          <w:sz w:val="36"/>
+          <w:szCs w:val="36"/>
+        </w:rPr>
+        <w:t xml:space="preserve"> 0.9939</w:t>
+      </w:r>
+    </w:p>
+    <w:bookmarkEnd w:id="1"/>
+    <w:p>
+      <w:pPr>
+        <w:pStyle w:val="1"/>
+        <w:spacing w:before="100" w:beforeAutospacing="1" w:after="100" w:afterAutospacing="1" w:line="400" w:lineRule="exact"/>
+        <w:ind w:firstLineChars="0"/>
+        <w:rPr>
+          <w:bCs/>
+          <w:i/>
+          <w:color w:val="4472C4" w:themeColor="accent1"/>
+          <w:sz w:val="22"/>
+        </w:rPr>
+      </w:pPr>
+    </w:p>
+    <w:p>
+      <w:pPr>
+        <w:pStyle w:val="1"/>
+        <w:spacing w:before="100" w:beforeAutospacing="1" w:after="100" w:afterAutospacing="1" w:line="400" w:lineRule="exact"/>
+        <w:ind w:firstLineChars="0"/>
+        <w:rPr>
+          <w:bCs/>
+          <w:i/>
+          <w:color w:val="4472C4" w:themeColor="accent1"/>
+          <w:sz w:val="22"/>
+        </w:rPr>
+      </w:pPr>
+    </w:p>
+    <w:p>
+      <w:pPr>
+        <w:pStyle w:val="1"/>
+        <w:spacing w:before="100" w:beforeAutospacing="1" w:after="100" w:afterAutospacing="1" w:line="400" w:lineRule="exact"/>
+        <w:ind w:firstLineChars="0"/>
+        <w:rPr>
+          <w:rFonts w:hint="eastAsia"/>
+          <w:bCs/>
+          <w:i/>
+          <w:color w:val="4472C4" w:themeColor="accent1"/>
+          <w:sz w:val="22"/>
+        </w:rPr>
+      </w:pPr>
+    </w:p>
+    <w:p>
+      <w:pPr>
+        <w:pStyle w:val="1"/>
+        <w:spacing w:before="100" w:beforeAutospacing="1" w:after="100" w:afterAutospacing="1" w:line="400" w:lineRule="exact"/>
+        <w:ind w:firstLineChars="0"/>
+        <w:rPr>
+          <w:rFonts w:hint="eastAsia"/>
+          <w:bCs/>
+          <w:i/>
+          <w:color w:val="4472C4" w:themeColor="accent1"/>
+          <w:sz w:val="22"/>
+        </w:rPr>
+      </w:pPr>
+      <w:r>
+        <w:rPr>
+          <w:rFonts w:hint="eastAsia"/>
+          <w:bCs/>
+          <w:i/>
+          <w:color w:val="4472C4" w:themeColor="accent1"/>
+          <w:sz w:val="22"/>
+        </w:rPr>
+        <w:t xml:space="preserve">             </w:t>
+      </w:r>
+    </w:p>
+    <w:p>
+      <w:pPr>
+        <w:pStyle w:val="3"/>
+        <w:shd w:val="clear" w:color="auto" w:fill="FFFFFF"/>
+        <w:spacing w:before="480" w:beforeAutospacing="0" w:after="240" w:afterAutospacing="0" w:line="450" w:lineRule="atLeast"/>
         <w:rPr>
           <w:rFonts w:ascii="Segoe UI" w:hAnsi="Segoe UI" w:cs="Segoe UI"/>
           <w:color w:val="0F1115"/>
           <w:sz w:val="30"/>
           <w:szCs w:val="30"/>
         </w:rPr>
-        <w:t xml:space="preserve">4.3 </w:t>
-      </w:r>
-      <w:r>
+      </w:pPr>
+      <w:bookmarkStart w:id="2" w:name="_Hlk228019104"/>
+    </w:p>
+    <w:p>
+      <w:pPr>
+        <w:pStyle w:val="3"/>
+        <w:shd w:val="clear" w:color="auto" w:fill="FFFFFF"/>
+        <w:spacing w:before="480" w:beforeAutospacing="0" w:after="240" w:afterAutospacing="0" w:line="450" w:lineRule="atLeast"/>
         <w:rPr>
           <w:rFonts w:ascii="Segoe UI" w:hAnsi="Segoe UI" w:cs="Segoe UI"/>
           <w:color w:val="0F1115"/>
           <w:sz w:val="30"/>
           <w:szCs w:val="30"/>
         </w:rPr>
+      </w:pPr>
+    </w:p>
+    <w:p>
+      <w:pPr>
+        <w:pStyle w:val="3"/>
+        <w:shd w:val="clear" w:color="auto" w:fill="FFFFFF"/>
+        <w:spacing w:before="480" w:beforeAutospacing="0" w:after="240" w:afterAutospacing="0" w:line="450" w:lineRule="atLeast"/>
+        <w:rPr>
+          <w:rFonts w:ascii="Segoe UI" w:hAnsi="Segoe UI" w:cs="Segoe UI"/>
+          <w:color w:val="0F1115"/>
+          <w:sz w:val="30"/>
+          <w:szCs w:val="30"/>
+        </w:rPr>
+      </w:pPr>
+    </w:p>
+    <w:p>
+      <w:pPr>
+        <w:pStyle w:val="3"/>
+        <w:shd w:val="clear" w:color="auto" w:fill="FFFFFF"/>
+        <w:spacing w:before="480" w:beforeAutospacing="0" w:after="240" w:afterAutospacing="0" w:line="450" w:lineRule="atLeast"/>
+        <w:rPr>
+          <w:rFonts w:ascii="Segoe UI" w:hAnsi="Segoe UI" w:cs="Segoe UI" w:hint="eastAsia"/>
+          <w:color w:val="0F1115"/>
+          <w:sz w:val="30"/>
+          <w:szCs w:val="30"/>
+        </w:rPr>
+      </w:pPr>
+      <w:r>
+        <w:rPr>
+          <w:rFonts w:ascii="Segoe UI" w:hAnsi="Segoe UI" w:cs="Segoe UI"/>
+          <w:color w:val="0F1115"/>
+          <w:sz w:val="30"/>
+          <w:szCs w:val="30"/>
+        </w:rPr>
+        <w:t xml:space="preserve">4.3 </w:t>
+      </w:r>
+      <w:r>
+        <w:rPr>
+          <w:rFonts w:ascii="Segoe UI" w:hAnsi="Segoe UI" w:cs="Segoe UI"/>
+          <w:color w:val="0F1115"/>
+          <w:sz w:val="30"/>
+          <w:szCs w:val="30"/>
+        </w:rPr>
         <w:t>决策树可视化</w:t>
       </w:r>
     </w:p>
     <w:p>
       <w:pPr>
-        <w:pStyle w:val="1"/>
-        <w:spacing w:before="100" w:beforeAutospacing="1" w:after="100" w:afterAutospacing="1" w:line="400" w:lineRule="exact"/>
-        <w:ind w:firstLine="440"/>
-        <w:rPr>
-          <w:bCs/>
-          <w:i/>
-          <w:color w:val="4472C4" w:themeColor="accent1"/>
-          <w:sz w:val="22"/>
-        </w:rPr>
-      </w:pPr>
-      <w:r>
-        <w:rPr>
-          <w:rFonts w:hint="eastAsia"/>
-          <w:bCs/>
-          <w:i/>
-          <w:color w:val="4472C4" w:themeColor="accent1"/>
-          <w:sz w:val="22"/>
-        </w:rPr>
-        <w:t>此处粘贴生成的决策树图像，要求图像需清晰，能够辨认出内部节点的分裂条件（特征及阈值）以及叶子节点的类别分布</w:t>
-      </w:r>
-    </w:p>
-    <w:p>
-      <w:pPr>
-        <w:pStyle w:val="1"/>
-        <w:spacing w:before="100" w:beforeAutospacing="1" w:after="100" w:afterAutospacing="1" w:line="400" w:lineRule="exact"/>
-        <w:ind w:firstLine="440"/>
-        <w:rPr>
-          <w:bCs/>
-          <w:i/>
-          <w:color w:val="4472C4" w:themeColor="accent1"/>
-          <w:sz w:val="22"/>
-        </w:rPr>
-      </w:pPr>
-    </w:p>
+        <w:pStyle w:val="3"/>
+        <w:shd w:val="clear" w:color="auto" w:fill="FFFFFF"/>
+        <w:spacing w:before="480" w:beforeAutospacing="0" w:after="240" w:afterAutospacing="0" w:line="450" w:lineRule="atLeast"/>
+        <w:rPr>
+          <w:rFonts w:ascii="Segoe UI" w:hAnsi="Segoe UI" w:cs="Segoe UI" w:hint="eastAsia"/>
+          <w:color w:val="0F1115"/>
+          <w:sz w:val="30"/>
+          <w:szCs w:val="30"/>
+        </w:rPr>
+      </w:pPr>
+      <w:r>
+        <w:rPr>
+          <w:rFonts w:ascii="Segoe UI" w:hAnsi="Segoe UI" w:cs="Segoe UI"/>
+          <w:color w:val="0F1115"/>
+          <w:sz w:val="30"/>
+          <w:szCs w:val="30"/>
+        </w:rPr>
+        <w:lastRenderedPageBreak/>
+        <w:drawing>
+          <wp:inline distT="0" distB="0" distL="0" distR="0" wp14:anchorId="05BE2D11" wp14:editId="057F6B3B">
+            <wp:extent cx="5416952" cy="3807305"/>
+            <wp:effectExtent l="0" t="0" r="0" b="3175"/>
+            <wp:docPr id="1991852237" name="图片 1"/>
+            <wp:cNvGraphicFramePr>
+              <a:graphicFrameLocks xmlns:a="http://schemas.openxmlformats.org/drawingml/2006/main" noChangeAspect="1"/>
+            </wp:cNvGraphicFramePr>
+            <a:graphic xmlns:a="http://schemas.openxmlformats.org/drawingml/2006/main">
+              <a:graphicData uri="http://schemas.openxmlformats.org/drawingml/2006/picture">
+                <pic:pic xmlns:pic="http://schemas.openxmlformats.org/drawingml/2006/picture">
+                  <pic:nvPicPr>
+                    <pic:cNvPr id="1991852237" name=""/>
+                    <pic:cNvPicPr/>
+                  </pic:nvPicPr>
+                  <pic:blipFill>
+                    <a:blip r:embed="rId11"/>
+                    <a:stretch>
+                      <a:fillRect/>
+                    </a:stretch>
+                  </pic:blipFill>
+                  <pic:spPr>
+                    <a:xfrm>
+                      <a:off x="0" y="0"/>
+                      <a:ext cx="5553261" cy="3903110"/>
+                    </a:xfrm>
+                    <a:prstGeom prst="rect">
+                      <a:avLst/>
+                    </a:prstGeom>
+                  </pic:spPr>
+                </pic:pic>
+              </a:graphicData>
+            </a:graphic>
+          </wp:inline>
+        </w:drawing>
+      </w:r>
+    </w:p>
+    <w:bookmarkEnd w:id="2"/>
     <w:p>
       <w:pPr>
         <w:pStyle w:val="1"/>
@@ -2295,7 +4351,6 @@
         <w:spacing w:before="100" w:beforeAutospacing="1" w:after="100" w:afterAutospacing="1" w:line="400" w:lineRule="exact"/>
         <w:ind w:firstLineChars="0"/>
         <w:rPr>
-          <w:rFonts w:ascii="宋体" w:hAnsi="宋体" w:cs="宋体"/>
           <w:b/>
           <w:bCs/>
           <w:sz w:val="36"/>
@@ -2304,18 +4359,16 @@
       </w:pPr>
       <w:r>
         <w:rPr>
-          <w:rFonts w:ascii="宋体" w:hAnsi="宋体" w:cs="宋体" w:hint="eastAsia"/>
+          <w:rFonts w:hint="eastAsia"/>
           <w:b/>
           <w:bCs/>
           <w:sz w:val="36"/>
           <w:szCs w:val="36"/>
         </w:rPr>
-        <w:lastRenderedPageBreak/>
         <w:t>手写</w:t>
       </w:r>
       <w:r>
         <w:rPr>
-          <w:rFonts w:ascii="宋体" w:hAnsi="宋体" w:cs="宋体"/>
           <w:b/>
           <w:bCs/>
           <w:sz w:val="36"/>
@@ -2325,7 +4378,7 @@
       </w:r>
       <w:r>
         <w:rPr>
-          <w:rFonts w:ascii="宋体" w:hAnsi="宋体" w:cs="宋体" w:hint="eastAsia"/>
+          <w:rFonts w:hint="eastAsia"/>
           <w:b/>
           <w:bCs/>
           <w:sz w:val="36"/>
@@ -2335,7 +4388,6 @@
       </w:r>
       <w:r>
         <w:rPr>
-          <w:rFonts w:ascii="宋体" w:hAnsi="宋体" w:cs="宋体"/>
           <w:b/>
           <w:bCs/>
           <w:sz w:val="36"/>
@@ -2345,43 +4397,13 @@
       </w:r>
       <w:r>
         <w:rPr>
-          <w:rFonts w:ascii="宋体" w:hAnsi="宋体" w:cs="宋体" w:hint="eastAsia"/>
+          <w:rFonts w:hint="eastAsia"/>
           <w:b/>
           <w:bCs/>
           <w:sz w:val="36"/>
           <w:szCs w:val="36"/>
         </w:rPr>
-        <w:t>（</w:t>
-      </w:r>
-      <w:r>
-        <w:rPr>
-          <w:rFonts w:ascii="宋体" w:hAnsi="宋体" w:cs="宋体" w:hint="eastAsia"/>
-          <w:b/>
-          <w:bCs/>
-          <w:sz w:val="36"/>
-          <w:szCs w:val="36"/>
-        </w:rPr>
-        <w:t>任务</w:t>
-      </w:r>
-      <w:r>
-        <w:rPr>
-          <w:rFonts w:ascii="宋体" w:hAnsi="宋体" w:cs="宋体" w:hint="eastAsia"/>
-          <w:b/>
-          <w:bCs/>
-          <w:sz w:val="36"/>
-          <w:szCs w:val="36"/>
-        </w:rPr>
-        <w:t>2</w:t>
-      </w:r>
-      <w:r>
-        <w:rPr>
-          <w:rFonts w:ascii="宋体" w:hAnsi="宋体" w:cs="宋体" w:hint="eastAsia"/>
-          <w:b/>
-          <w:bCs/>
-          <w:sz w:val="36"/>
-          <w:szCs w:val="36"/>
-        </w:rPr>
-        <w:t>）</w:t>
+        <w:t>（任务2）</w:t>
       </w:r>
     </w:p>
     <w:p>
@@ -2417,9 +4439,731 @@
     </w:p>
     <w:p>
       <w:pPr>
+        <w:pStyle w:val="af"/>
+        <w:spacing w:before="0" w:beforeAutospacing="0" w:after="120" w:afterAutospacing="0"/>
+        <w:ind w:firstLine="389"/>
+        <w:rPr>
+          <w:rFonts w:ascii="Arial" w:hAnsi="Arial" w:cs="Arial"/>
+          <w:color w:val="1F1F1F"/>
+          <w:sz w:val="30"/>
+          <w:szCs w:val="30"/>
+        </w:rPr>
+      </w:pPr>
+      <w:r>
+        <w:rPr>
+          <w:rFonts w:ascii="Arial" w:hAnsi="Arial" w:cs="Arial"/>
+          <w:color w:val="1F1F1F"/>
+          <w:sz w:val="30"/>
+          <w:szCs w:val="30"/>
+        </w:rPr>
+        <w:t xml:space="preserve">ID3 </w:t>
+      </w:r>
+      <w:r>
+        <w:rPr>
+          <w:rFonts w:ascii="Arial" w:hAnsi="Arial" w:cs="Arial"/>
+          <w:color w:val="1F1F1F"/>
+          <w:sz w:val="30"/>
+          <w:szCs w:val="30"/>
+        </w:rPr>
+        <w:t>算法采用自顶向下的贪心策略构建决策树，其核心在于每次选择划分属性时，都选取能使信息增益最大化的属性。</w:t>
+      </w:r>
+    </w:p>
+    <w:p>
+      <w:pPr>
+        <w:pStyle w:val="af"/>
+        <w:spacing w:before="0" w:beforeAutospacing="0" w:after="120" w:afterAutospacing="0"/>
+        <w:ind w:firstLine="389"/>
+        <w:rPr>
+          <w:rFonts w:ascii="Arial" w:hAnsi="Arial" w:cs="Arial"/>
+          <w:color w:val="1F1F1F"/>
+          <w:sz w:val="30"/>
+          <w:szCs w:val="30"/>
+        </w:rPr>
+      </w:pPr>
+    </w:p>
+    <w:p>
+      <w:pPr>
+        <w:pStyle w:val="af"/>
+        <w:spacing w:before="0" w:beforeAutospacing="0" w:after="120" w:afterAutospacing="0"/>
+        <w:rPr>
+          <w:rFonts w:ascii="Arial" w:hAnsi="Arial" w:cs="Arial"/>
+          <w:b/>
+          <w:bCs/>
+          <w:color w:val="1F1F1F"/>
+          <w:sz w:val="30"/>
+          <w:szCs w:val="30"/>
+        </w:rPr>
+      </w:pPr>
+      <w:r>
+        <w:rPr>
+          <w:rFonts w:ascii="Arial" w:hAnsi="Arial" w:cs="Arial"/>
+          <w:b/>
+          <w:bCs/>
+          <w:color w:val="1F1F1F"/>
+          <w:sz w:val="30"/>
+          <w:szCs w:val="30"/>
+        </w:rPr>
+        <w:t>信息熵</w:t>
+      </w:r>
+      <w:r>
+        <w:rPr>
+          <w:rFonts w:ascii="Arial" w:hAnsi="Arial" w:cs="Arial" w:hint="eastAsia"/>
+          <w:b/>
+          <w:bCs/>
+          <w:color w:val="1F1F1F"/>
+          <w:sz w:val="30"/>
+          <w:szCs w:val="30"/>
+        </w:rPr>
+        <w:t>：</w:t>
+      </w:r>
+      <w:r>
+        <w:rPr>
+          <w:rFonts w:ascii="Arial" w:hAnsi="Arial" w:cs="Arial"/>
+          <w:noProof/>
+          <w:color w:val="1F1F1F"/>
+          <w:sz w:val="30"/>
+          <w:szCs w:val="30"/>
+          <w:bdr w:val="none" w:sz="0" w:space="0" w:color="auto" w:frame="1"/>
+        </w:rPr>
+        <w:drawing>
+          <wp:inline distT="0" distB="0" distL="0" distR="0" wp14:anchorId="5F44BE53" wp14:editId="0D3FD392">
+            <wp:extent cx="2176145" cy="231775"/>
+            <wp:effectExtent l="0" t="0" r="0" b="0"/>
+            <wp:docPr id="55525397" name="图片 1"/>
+            <wp:cNvGraphicFramePr>
+              <a:graphicFrameLocks xmlns:a="http://schemas.openxmlformats.org/drawingml/2006/main" noChangeAspect="1"/>
+            </wp:cNvGraphicFramePr>
+            <a:graphic xmlns:a="http://schemas.openxmlformats.org/drawingml/2006/main">
+              <a:graphicData uri="http://schemas.openxmlformats.org/drawingml/2006/picture">
+                <pic:pic xmlns:pic="http://schemas.openxmlformats.org/drawingml/2006/picture">
+                  <pic:nvPicPr>
+                    <pic:cNvPr id="0" name="Picture 1"/>
+                    <pic:cNvPicPr>
+                      <a:picLocks noChangeAspect="1" noChangeArrowheads="1"/>
+                    </pic:cNvPicPr>
+                  </pic:nvPicPr>
+                  <pic:blipFill>
+                    <a:blip r:embed="rId12">
+                      <a:extLst>
+                        <a:ext uri="{28A0092B-C50C-407E-A947-70E740481C1C}">
+                          <a14:useLocalDpi xmlns:a14="http://schemas.microsoft.com/office/drawing/2010/main" val="0"/>
+                        </a:ext>
+                      </a:extLst>
+                    </a:blip>
+                    <a:srcRect/>
+                    <a:stretch>
+                      <a:fillRect/>
+                    </a:stretch>
+                  </pic:blipFill>
+                  <pic:spPr bwMode="auto">
+                    <a:xfrm>
+                      <a:off x="0" y="0"/>
+                      <a:ext cx="2176145" cy="231775"/>
+                    </a:xfrm>
+                    <a:prstGeom prst="rect">
+                      <a:avLst/>
+                    </a:prstGeom>
+                    <a:noFill/>
+                    <a:ln>
+                      <a:noFill/>
+                    </a:ln>
+                  </pic:spPr>
+                </pic:pic>
+              </a:graphicData>
+            </a:graphic>
+          </wp:inline>
+        </w:drawing>
+      </w:r>
+    </w:p>
+    <w:p>
+      <w:pPr>
+        <w:pStyle w:val="af"/>
+        <w:spacing w:before="0" w:beforeAutospacing="0" w:after="120" w:afterAutospacing="0"/>
+        <w:rPr>
+          <w:rFonts w:ascii="Arial" w:hAnsi="Arial" w:cs="Arial" w:hint="eastAsia"/>
+          <w:b/>
+          <w:bCs/>
+          <w:color w:val="1F1F1F"/>
+          <w:sz w:val="30"/>
+          <w:szCs w:val="30"/>
+        </w:rPr>
+      </w:pPr>
+      <w:r>
+        <w:rPr>
+          <w:rStyle w:val="af6"/>
+          <w:sz w:val="30"/>
+          <w:szCs w:val="30"/>
+        </w:rPr>
+        <w:t>信息增益：</w:t>
+      </w:r>
+      <w:r>
+        <w:rPr>
+          <w:sz w:val="30"/>
+          <w:szCs w:val="30"/>
+        </w:rPr>
+        <w:t xml:space="preserve"> 父节点的信息熵与按某特征划分后各子节点加权信息熵之和的差值。公式为</w:t>
+      </w:r>
+      <w:r>
+        <w:rPr>
+          <w:rFonts w:hint="eastAsia"/>
+          <w:sz w:val="30"/>
+          <w:szCs w:val="30"/>
+        </w:rPr>
+        <w:t>：</w:t>
+      </w:r>
+      <m:oMath>
+        <m:r>
+          <m:rPr>
+            <m:sty m:val="p"/>
+          </m:rPr>
+          <w:rPr>
+            <w:rFonts w:ascii="Cambria Math" w:hAnsi="Cambria Math"/>
+            <w:sz w:val="30"/>
+            <w:szCs w:val="30"/>
+          </w:rPr>
+          <m:t>Gain</m:t>
+        </m:r>
+        <m:d>
+          <m:dPr>
+            <m:ctrlPr>
+              <w:rPr>
+                <w:rFonts w:ascii="Cambria Math" w:hAnsi="Cambria Math"/>
+                <w:sz w:val="30"/>
+                <w:szCs w:val="30"/>
+              </w:rPr>
+            </m:ctrlPr>
+          </m:dPr>
+          <m:e>
+            <m:r>
+              <m:rPr>
+                <m:sty m:val="p"/>
+              </m:rPr>
+              <w:rPr>
+                <w:rFonts w:ascii="Cambria Math" w:hAnsi="Cambria Math"/>
+                <w:sz w:val="30"/>
+                <w:szCs w:val="30"/>
+              </w:rPr>
+              <m:t>D,a</m:t>
+            </m:r>
+          </m:e>
+        </m:d>
+        <m:r>
+          <m:rPr>
+            <m:sty m:val="p"/>
+          </m:rPr>
+          <w:rPr>
+            <w:rFonts w:ascii="Cambria Math" w:hAnsi="Cambria Math"/>
+            <w:sz w:val="30"/>
+            <w:szCs w:val="30"/>
+          </w:rPr>
+          <m:t>=Ent</m:t>
+        </m:r>
+        <m:d>
+          <m:dPr>
+            <m:ctrlPr>
+              <w:rPr>
+                <w:rFonts w:ascii="Cambria Math" w:hAnsi="Cambria Math"/>
+                <w:sz w:val="30"/>
+                <w:szCs w:val="30"/>
+              </w:rPr>
+            </m:ctrlPr>
+          </m:dPr>
+          <m:e>
+            <m:r>
+              <m:rPr>
+                <m:sty m:val="p"/>
+              </m:rPr>
+              <w:rPr>
+                <w:rFonts w:ascii="Cambria Math" w:hAnsi="Cambria Math"/>
+                <w:sz w:val="30"/>
+                <w:szCs w:val="30"/>
+              </w:rPr>
+              <m:t>D</m:t>
+            </m:r>
+          </m:e>
+        </m:d>
+        <m:r>
+          <m:rPr>
+            <m:sty m:val="p"/>
+          </m:rPr>
+          <w:rPr>
+            <w:rFonts w:ascii="Cambria Math" w:hAnsi="Cambria Math"/>
+            <w:sz w:val="30"/>
+            <w:szCs w:val="30"/>
+          </w:rPr>
+          <m:t>-</m:t>
+        </m:r>
+        <m:nary>
+          <m:naryPr>
+            <m:chr m:val="∑"/>
+            <m:supHide m:val="1"/>
+            <m:ctrlPr>
+              <w:rPr>
+                <w:rFonts w:ascii="Cambria Math" w:hAnsi="Cambria Math"/>
+                <w:sz w:val="30"/>
+                <w:szCs w:val="30"/>
+              </w:rPr>
+            </m:ctrlPr>
+          </m:naryPr>
+          <m:sub>
+            <m:r>
+              <m:rPr>
+                <m:sty m:val="p"/>
+              </m:rPr>
+              <w:rPr>
+                <w:rFonts w:ascii="Cambria Math" w:hAnsi="Cambria Math"/>
+                <w:sz w:val="30"/>
+                <w:szCs w:val="30"/>
+              </w:rPr>
+              <m:t>v</m:t>
+            </m:r>
+          </m:sub>
+          <m:sup/>
+          <m:e>
+            <m:f>
+              <m:fPr>
+                <m:ctrlPr>
+                  <w:rPr>
+                    <w:rFonts w:ascii="Cambria Math" w:hAnsi="Cambria Math"/>
+                    <w:sz w:val="30"/>
+                    <w:szCs w:val="30"/>
+                  </w:rPr>
+                </m:ctrlPr>
+              </m:fPr>
+              <m:num>
+                <m:d>
+                  <m:dPr>
+                    <m:begChr m:val="|"/>
+                    <m:endChr m:val="|"/>
+                    <m:ctrlPr>
+                      <w:rPr>
+                        <w:rFonts w:ascii="Cambria Math" w:hAnsi="Cambria Math"/>
+                        <w:sz w:val="30"/>
+                        <w:szCs w:val="30"/>
+                      </w:rPr>
+                    </m:ctrlPr>
+                  </m:dPr>
+                  <m:e>
+                    <m:sSup>
+                      <m:sSupPr>
+                        <m:ctrlPr>
+                          <w:rPr>
+                            <w:rFonts w:ascii="Cambria Math" w:hAnsi="Cambria Math"/>
+                            <w:sz w:val="30"/>
+                            <w:szCs w:val="30"/>
+                          </w:rPr>
+                        </m:ctrlPr>
+                      </m:sSupPr>
+                      <m:e>
+                        <m:r>
+                          <m:rPr>
+                            <m:sty m:val="p"/>
+                          </m:rPr>
+                          <w:rPr>
+                            <w:rFonts w:ascii="Cambria Math" w:hAnsi="Cambria Math"/>
+                            <w:sz w:val="30"/>
+                            <w:szCs w:val="30"/>
+                          </w:rPr>
+                          <m:t>D</m:t>
+                        </m:r>
+                      </m:e>
+                      <m:sup>
+                        <m:r>
+                          <m:rPr>
+                            <m:sty m:val="p"/>
+                          </m:rPr>
+                          <w:rPr>
+                            <w:rFonts w:ascii="Cambria Math" w:hAnsi="Cambria Math"/>
+                            <w:sz w:val="30"/>
+                            <w:szCs w:val="30"/>
+                          </w:rPr>
+                          <m:t>v</m:t>
+                        </m:r>
+                      </m:sup>
+                    </m:sSup>
+                  </m:e>
+                </m:d>
+              </m:num>
+              <m:den>
+                <m:d>
+                  <m:dPr>
+                    <m:begChr m:val="|"/>
+                    <m:endChr m:val="|"/>
+                    <m:ctrlPr>
+                      <w:rPr>
+                        <w:rFonts w:ascii="Cambria Math" w:hAnsi="Cambria Math"/>
+                        <w:sz w:val="30"/>
+                        <w:szCs w:val="30"/>
+                      </w:rPr>
+                    </m:ctrlPr>
+                  </m:dPr>
+                  <m:e>
+                    <m:r>
+                      <m:rPr>
+                        <m:sty m:val="p"/>
+                      </m:rPr>
+                      <w:rPr>
+                        <w:rFonts w:ascii="Cambria Math" w:hAnsi="Cambria Math"/>
+                        <w:sz w:val="30"/>
+                        <w:szCs w:val="30"/>
+                      </w:rPr>
+                      <m:t>D</m:t>
+                    </m:r>
+                  </m:e>
+                </m:d>
+              </m:den>
+            </m:f>
+          </m:e>
+        </m:nary>
+        <m:r>
+          <m:rPr>
+            <m:sty m:val="p"/>
+          </m:rPr>
+          <w:rPr>
+            <w:rFonts w:ascii="Cambria Math" w:hAnsi="Cambria Math"/>
+            <w:sz w:val="30"/>
+            <w:szCs w:val="30"/>
+          </w:rPr>
+          <m:t>Ent</m:t>
+        </m:r>
+        <m:d>
+          <m:dPr>
+            <m:ctrlPr>
+              <w:rPr>
+                <w:rFonts w:ascii="Cambria Math" w:hAnsi="Cambria Math"/>
+                <w:sz w:val="30"/>
+                <w:szCs w:val="30"/>
+              </w:rPr>
+            </m:ctrlPr>
+          </m:dPr>
+          <m:e>
+            <m:sSup>
+              <m:sSupPr>
+                <m:ctrlPr>
+                  <w:rPr>
+                    <w:rFonts w:ascii="Cambria Math" w:hAnsi="Cambria Math"/>
+                    <w:sz w:val="30"/>
+                    <w:szCs w:val="30"/>
+                  </w:rPr>
+                </m:ctrlPr>
+              </m:sSupPr>
+              <m:e>
+                <m:r>
+                  <m:rPr>
+                    <m:sty m:val="p"/>
+                  </m:rPr>
+                  <w:rPr>
+                    <w:rFonts w:ascii="Cambria Math" w:hAnsi="Cambria Math"/>
+                    <w:sz w:val="30"/>
+                    <w:szCs w:val="30"/>
+                  </w:rPr>
+                  <m:t>D</m:t>
+                </m:r>
+              </m:e>
+              <m:sup>
+                <m:r>
+                  <m:rPr>
+                    <m:sty m:val="p"/>
+                  </m:rPr>
+                  <w:rPr>
+                    <w:rFonts w:ascii="Cambria Math" w:hAnsi="Cambria Math"/>
+                    <w:sz w:val="30"/>
+                    <w:szCs w:val="30"/>
+                  </w:rPr>
+                  <m:t>v</m:t>
+                </m:r>
+              </m:sup>
+            </m:sSup>
+          </m:e>
+        </m:d>
+      </m:oMath>
+    </w:p>
+    <w:p>
+      <w:pPr>
         <w:pStyle w:val="3"/>
         <w:shd w:val="clear" w:color="auto" w:fill="FFFFFF"/>
         <w:spacing w:before="480" w:beforeAutospacing="0" w:after="240" w:afterAutospacing="0" w:line="450" w:lineRule="atLeast"/>
+        <w:rPr>
+          <w:rFonts w:ascii="Times New Roman" w:hAnsi="Times New Roman" w:cs="Times New Roman" w:hint="eastAsia"/>
+          <w:b w:val="0"/>
+          <w:i/>
+          <w:color w:val="4472C4" w:themeColor="accent1"/>
+          <w:kern w:val="2"/>
+          <w:sz w:val="22"/>
+          <w:szCs w:val="24"/>
+        </w:rPr>
+      </w:pPr>
+    </w:p>
+    <w:p>
+      <w:pPr>
+        <w:pStyle w:val="3"/>
+        <w:shd w:val="clear" w:color="auto" w:fill="FFFFFF"/>
+        <w:spacing w:before="480" w:beforeAutospacing="0" w:after="240" w:afterAutospacing="0" w:line="450" w:lineRule="atLeast"/>
+        <w:rPr>
+          <w:rFonts w:ascii="Segoe UI" w:hAnsi="Segoe UI" w:cs="Segoe UI" w:hint="eastAsia"/>
+          <w:color w:val="0F1115"/>
+          <w:sz w:val="30"/>
+          <w:szCs w:val="30"/>
+        </w:rPr>
+      </w:pPr>
+      <w:bookmarkStart w:id="3" w:name="_Hlk228019803"/>
+      <w:r>
+        <w:rPr>
+          <w:rFonts w:ascii="Segoe UI" w:hAnsi="Segoe UI" w:cs="Segoe UI"/>
+          <w:color w:val="0F1115"/>
+          <w:sz w:val="30"/>
+          <w:szCs w:val="30"/>
+        </w:rPr>
+        <w:lastRenderedPageBreak/>
+        <w:t xml:space="preserve">5.2 </w:t>
+      </w:r>
+      <w:r>
+        <w:rPr>
+          <w:rFonts w:ascii="Segoe UI" w:hAnsi="Segoe UI" w:cs="Segoe UI"/>
+          <w:color w:val="0F1115"/>
+          <w:sz w:val="30"/>
+          <w:szCs w:val="30"/>
+        </w:rPr>
+        <w:t>核心函数接口</w:t>
+      </w:r>
+      <w:bookmarkEnd w:id="3"/>
+    </w:p>
+    <w:p>
+      <w:pPr>
+        <w:pStyle w:val="3"/>
+        <w:shd w:val="clear" w:color="auto" w:fill="FFFFFF"/>
+        <w:spacing w:before="0" w:beforeAutospacing="0" w:after="0" w:afterAutospacing="0"/>
+        <w:rPr>
+          <w:b w:val="0"/>
+          <w:bCs w:val="0"/>
+        </w:rPr>
+      </w:pPr>
+      <w:proofErr w:type="spellStart"/>
+      <w:r>
+        <w:t>calc_entropy</w:t>
+      </w:r>
+      <w:proofErr w:type="spellEnd"/>
+      <w:r>
+        <w:t>(y)</w:t>
+      </w:r>
+      <w:r>
+        <w:rPr>
+          <w:rFonts w:hint="eastAsia"/>
+        </w:rPr>
+        <w:t>：</w:t>
+      </w:r>
+      <w:r>
+        <w:rPr>
+          <w:b w:val="0"/>
+          <w:bCs w:val="0"/>
+        </w:rPr>
+        <w:t>计算当前数据集的信息熵</w:t>
+      </w:r>
+    </w:p>
+    <w:p>
+      <w:pPr>
+        <w:pStyle w:val="3"/>
+        <w:shd w:val="clear" w:color="auto" w:fill="FFFFFF"/>
+        <w:spacing w:before="0" w:beforeAutospacing="0" w:after="0" w:afterAutospacing="0"/>
+        <w:rPr>
+          <w:b w:val="0"/>
+          <w:bCs w:val="0"/>
+        </w:rPr>
+      </w:pPr>
+      <w:proofErr w:type="spellStart"/>
+      <w:r>
+        <w:t>calc_info_gain</w:t>
+      </w:r>
+      <w:proofErr w:type="spellEnd"/>
+      <w:r>
+        <w:t>(</w:t>
+      </w:r>
+      <w:proofErr w:type="spellStart"/>
+      <w:r>
+        <w:t>X_column</w:t>
+      </w:r>
+      <w:proofErr w:type="spellEnd"/>
+      <w:r>
+        <w:t>, y)</w:t>
+      </w:r>
+      <w:r>
+        <w:rPr>
+          <w:rFonts w:hint="eastAsia"/>
+        </w:rPr>
+        <w:t>：</w:t>
+      </w:r>
+      <w:r>
+        <w:rPr>
+          <w:b w:val="0"/>
+          <w:bCs w:val="0"/>
+        </w:rPr>
+        <w:t>计算使用某个特定特征对数据集进行划分所带来的信息增益</w:t>
+      </w:r>
+    </w:p>
+    <w:p>
+      <w:pPr>
+        <w:pStyle w:val="3"/>
+        <w:shd w:val="clear" w:color="auto" w:fill="FFFFFF"/>
+        <w:spacing w:before="0" w:beforeAutospacing="0" w:after="0" w:afterAutospacing="0"/>
+        <w:rPr>
+          <w:b w:val="0"/>
+          <w:bCs w:val="0"/>
+        </w:rPr>
+      </w:pPr>
+      <w:proofErr w:type="spellStart"/>
+      <w:r>
+        <w:t>majority_class</w:t>
+      </w:r>
+      <w:proofErr w:type="spellEnd"/>
+      <w:r>
+        <w:t>(y)</w:t>
+      </w:r>
+      <w:r>
+        <w:rPr>
+          <w:rFonts w:hint="eastAsia"/>
+        </w:rPr>
+        <w:t>：</w:t>
+      </w:r>
+      <w:r>
+        <w:rPr>
+          <w:b w:val="0"/>
+          <w:bCs w:val="0"/>
+        </w:rPr>
+        <w:t>执行多数表决 (Majority Vote)，返回当前数据集中样本数量最多的类别标签。</w:t>
+      </w:r>
+    </w:p>
+    <w:p>
+      <w:pPr>
+        <w:pStyle w:val="3"/>
+        <w:shd w:val="clear" w:color="auto" w:fill="FFFFFF"/>
+        <w:spacing w:before="0" w:beforeAutospacing="0" w:after="0" w:afterAutospacing="0"/>
+        <w:rPr>
+          <w:b w:val="0"/>
+          <w:bCs w:val="0"/>
+        </w:rPr>
+      </w:pPr>
+      <w:proofErr w:type="spellStart"/>
+      <w:r>
+        <w:t>build_tree</w:t>
+      </w:r>
+      <w:proofErr w:type="spellEnd"/>
+      <w:r>
+        <w:t>(X, y, features)</w:t>
+      </w:r>
+      <w:r>
+        <w:rPr>
+          <w:rFonts w:hint="eastAsia"/>
+        </w:rPr>
+        <w:t>：</w:t>
+      </w:r>
+      <w:r>
+        <w:rPr>
+          <w:b w:val="0"/>
+          <w:bCs w:val="0"/>
+        </w:rPr>
+        <w:t>决策树的核心训练函数，通过递归的方式自顶向下构建树形结构。</w:t>
+      </w:r>
+    </w:p>
+    <w:p>
+      <w:pPr>
+        <w:pStyle w:val="3"/>
+        <w:shd w:val="clear" w:color="auto" w:fill="FFFFFF"/>
+        <w:spacing w:before="0" w:beforeAutospacing="0" w:after="0" w:afterAutospacing="0"/>
+        <w:rPr>
+          <w:b w:val="0"/>
+          <w:bCs w:val="0"/>
+        </w:rPr>
+      </w:pPr>
+      <w:proofErr w:type="spellStart"/>
+      <w:r>
+        <w:t>predict_one</w:t>
+      </w:r>
+      <w:proofErr w:type="spellEnd"/>
+      <w:r>
+        <w:t>(tree, x)</w:t>
+      </w:r>
+      <w:r>
+        <w:rPr>
+          <w:rFonts w:hint="eastAsia"/>
+        </w:rPr>
+        <w:t>：</w:t>
+      </w:r>
+      <w:r>
+        <w:rPr>
+          <w:b w:val="0"/>
+          <w:bCs w:val="0"/>
+        </w:rPr>
+        <w:t xml:space="preserve">利用训练好的决策树，对单条未见过的样本 </w:t>
+      </w:r>
+      <w:r>
+        <w:rPr>
+          <w:rStyle w:val="HTML"/>
+          <w:b w:val="0"/>
+          <w:bCs w:val="0"/>
+        </w:rPr>
+        <w:t>x</w:t>
+      </w:r>
+      <w:r>
+        <w:rPr>
+          <w:b w:val="0"/>
+          <w:bCs w:val="0"/>
+        </w:rPr>
+        <w:t xml:space="preserve"> 进行分类预测。</w:t>
+      </w:r>
+    </w:p>
+    <w:p>
+      <w:pPr>
+        <w:pStyle w:val="3"/>
+        <w:shd w:val="clear" w:color="auto" w:fill="FFFFFF"/>
+        <w:spacing w:before="0" w:beforeAutospacing="0" w:after="0" w:afterAutospacing="0"/>
+        <w:rPr>
+          <w:rFonts w:ascii="Times New Roman" w:hAnsi="Times New Roman" w:cs="Times New Roman" w:hint="eastAsia"/>
+          <w:b w:val="0"/>
+          <w:bCs w:val="0"/>
+          <w:i/>
+          <w:color w:val="4472C4" w:themeColor="accent1"/>
+          <w:kern w:val="2"/>
+          <w:sz w:val="22"/>
+          <w:szCs w:val="24"/>
+        </w:rPr>
+      </w:pPr>
+      <w:r>
+        <w:t>predict(tree, X)</w:t>
+      </w:r>
+      <w:r>
+        <w:rPr>
+          <w:rFonts w:hint="eastAsia"/>
+        </w:rPr>
+        <w:t>：</w:t>
+      </w:r>
+      <w:r>
+        <w:rPr>
+          <w:b w:val="0"/>
+          <w:bCs w:val="0"/>
+        </w:rPr>
+        <w:t>对整个测试集</w:t>
+      </w:r>
+      <w:r>
+        <w:rPr>
+          <w:rStyle w:val="HTML"/>
+          <w:b w:val="0"/>
+          <w:bCs w:val="0"/>
+        </w:rPr>
+        <w:t>X</w:t>
+      </w:r>
+      <w:r>
+        <w:rPr>
+          <w:b w:val="0"/>
+          <w:bCs w:val="0"/>
+        </w:rPr>
+        <w:t xml:space="preserve"> 进行批量预测。</w:t>
+      </w:r>
+    </w:p>
+    <w:p>
+      <w:pPr>
+        <w:pStyle w:val="3"/>
+        <w:shd w:val="clear" w:color="auto" w:fill="FFFFFF"/>
+        <w:spacing w:before="0" w:beforeAutospacing="0" w:after="0" w:afterAutospacing="0"/>
         <w:rPr>
           <w:rFonts w:ascii="Times New Roman" w:hAnsi="Times New Roman" w:cs="Times New Roman"/>
           <w:b w:val="0"/>
@@ -2430,7 +5174,172 @@
           <w:szCs w:val="24"/>
         </w:rPr>
       </w:pPr>
-      <w:r>
+    </w:p>
+    <w:p>
+      <w:pPr>
+        <w:pStyle w:val="3"/>
+        <w:shd w:val="clear" w:color="auto" w:fill="FFFFFF"/>
+        <w:spacing w:before="0" w:beforeAutospacing="0" w:after="0" w:afterAutospacing="0"/>
+        <w:rPr>
+          <w:rFonts w:ascii="Times New Roman" w:hAnsi="Times New Roman" w:cs="Times New Roman"/>
+          <w:b w:val="0"/>
+          <w:i/>
+          <w:color w:val="4472C4" w:themeColor="accent1"/>
+          <w:kern w:val="2"/>
+          <w:sz w:val="22"/>
+          <w:szCs w:val="24"/>
+        </w:rPr>
+      </w:pPr>
+    </w:p>
+    <w:p>
+      <w:pPr>
+        <w:pStyle w:val="3"/>
+        <w:shd w:val="clear" w:color="auto" w:fill="FFFFFF"/>
+        <w:spacing w:before="0" w:beforeAutospacing="0" w:after="0" w:afterAutospacing="0"/>
+        <w:rPr>
+          <w:rFonts w:ascii="Times New Roman" w:hAnsi="Times New Roman" w:cs="Times New Roman"/>
+          <w:b w:val="0"/>
+          <w:i/>
+          <w:color w:val="4472C4" w:themeColor="accent1"/>
+          <w:kern w:val="2"/>
+          <w:sz w:val="22"/>
+          <w:szCs w:val="24"/>
+        </w:rPr>
+      </w:pPr>
+    </w:p>
+    <w:p>
+      <w:pPr>
+        <w:pStyle w:val="3"/>
+        <w:shd w:val="clear" w:color="auto" w:fill="FFFFFF"/>
+        <w:spacing w:before="0" w:beforeAutospacing="0" w:after="0" w:afterAutospacing="0"/>
+        <w:rPr>
+          <w:rFonts w:ascii="Times New Roman" w:hAnsi="Times New Roman" w:cs="Times New Roman"/>
+          <w:b w:val="0"/>
+          <w:i/>
+          <w:color w:val="4472C4" w:themeColor="accent1"/>
+          <w:kern w:val="2"/>
+          <w:sz w:val="22"/>
+          <w:szCs w:val="24"/>
+        </w:rPr>
+      </w:pPr>
+    </w:p>
+    <w:p>
+      <w:pPr>
+        <w:pStyle w:val="3"/>
+        <w:shd w:val="clear" w:color="auto" w:fill="FFFFFF"/>
+        <w:spacing w:before="0" w:beforeAutospacing="0" w:after="0" w:afterAutospacing="0"/>
+        <w:rPr>
+          <w:rFonts w:ascii="Times New Roman" w:hAnsi="Times New Roman" w:cs="Times New Roman"/>
+          <w:b w:val="0"/>
+          <w:i/>
+          <w:color w:val="4472C4" w:themeColor="accent1"/>
+          <w:kern w:val="2"/>
+          <w:sz w:val="22"/>
+          <w:szCs w:val="24"/>
+        </w:rPr>
+      </w:pPr>
+    </w:p>
+    <w:p>
+      <w:pPr>
+        <w:pStyle w:val="3"/>
+        <w:shd w:val="clear" w:color="auto" w:fill="FFFFFF"/>
+        <w:spacing w:before="0" w:beforeAutospacing="0" w:after="0" w:afterAutospacing="0"/>
+        <w:rPr>
+          <w:rFonts w:ascii="Times New Roman" w:hAnsi="Times New Roman" w:cs="Times New Roman"/>
+          <w:b w:val="0"/>
+          <w:i/>
+          <w:color w:val="4472C4" w:themeColor="accent1"/>
+          <w:kern w:val="2"/>
+          <w:sz w:val="22"/>
+          <w:szCs w:val="24"/>
+        </w:rPr>
+      </w:pPr>
+    </w:p>
+    <w:p>
+      <w:pPr>
+        <w:pStyle w:val="3"/>
+        <w:shd w:val="clear" w:color="auto" w:fill="FFFFFF"/>
+        <w:spacing w:before="0" w:beforeAutospacing="0" w:after="0" w:afterAutospacing="0"/>
+        <w:rPr>
+          <w:rFonts w:ascii="Times New Roman" w:hAnsi="Times New Roman" w:cs="Times New Roman"/>
+          <w:b w:val="0"/>
+          <w:i/>
+          <w:color w:val="4472C4" w:themeColor="accent1"/>
+          <w:kern w:val="2"/>
+          <w:sz w:val="22"/>
+          <w:szCs w:val="24"/>
+        </w:rPr>
+      </w:pPr>
+    </w:p>
+    <w:p>
+      <w:pPr>
+        <w:pStyle w:val="3"/>
+        <w:shd w:val="clear" w:color="auto" w:fill="FFFFFF"/>
+        <w:spacing w:before="0" w:beforeAutospacing="0" w:after="0" w:afterAutospacing="0"/>
+        <w:rPr>
+          <w:rFonts w:ascii="Times New Roman" w:hAnsi="Times New Roman" w:cs="Times New Roman"/>
+          <w:b w:val="0"/>
+          <w:i/>
+          <w:color w:val="4472C4" w:themeColor="accent1"/>
+          <w:kern w:val="2"/>
+          <w:sz w:val="22"/>
+          <w:szCs w:val="24"/>
+        </w:rPr>
+      </w:pPr>
+    </w:p>
+    <w:p>
+      <w:pPr>
+        <w:pStyle w:val="3"/>
+        <w:shd w:val="clear" w:color="auto" w:fill="FFFFFF"/>
+        <w:spacing w:before="0" w:beforeAutospacing="0" w:after="0" w:afterAutospacing="0"/>
+        <w:rPr>
+          <w:rFonts w:ascii="Times New Roman" w:hAnsi="Times New Roman" w:cs="Times New Roman"/>
+          <w:b w:val="0"/>
+          <w:i/>
+          <w:color w:val="4472C4" w:themeColor="accent1"/>
+          <w:kern w:val="2"/>
+          <w:sz w:val="22"/>
+          <w:szCs w:val="24"/>
+        </w:rPr>
+      </w:pPr>
+    </w:p>
+    <w:p>
+      <w:pPr>
+        <w:pStyle w:val="3"/>
+        <w:shd w:val="clear" w:color="auto" w:fill="FFFFFF"/>
+        <w:spacing w:before="0" w:beforeAutospacing="0" w:after="0" w:afterAutospacing="0"/>
+        <w:rPr>
+          <w:rFonts w:ascii="Times New Roman" w:hAnsi="Times New Roman" w:cs="Times New Roman"/>
+          <w:b w:val="0"/>
+          <w:i/>
+          <w:color w:val="4472C4" w:themeColor="accent1"/>
+          <w:kern w:val="2"/>
+          <w:sz w:val="22"/>
+          <w:szCs w:val="24"/>
+        </w:rPr>
+      </w:pPr>
+    </w:p>
+    <w:p>
+      <w:pPr>
+        <w:pStyle w:val="3"/>
+        <w:shd w:val="clear" w:color="auto" w:fill="FFFFFF"/>
+        <w:spacing w:before="0" w:beforeAutospacing="0" w:after="0" w:afterAutospacing="0"/>
+        <w:rPr>
+          <w:rFonts w:ascii="Times New Roman" w:hAnsi="Times New Roman" w:cs="Times New Roman"/>
+          <w:b w:val="0"/>
+          <w:i/>
+          <w:color w:val="4472C4" w:themeColor="accent1"/>
+          <w:kern w:val="2"/>
+          <w:sz w:val="22"/>
+          <w:szCs w:val="24"/>
+        </w:rPr>
+      </w:pPr>
+    </w:p>
+    <w:p>
+      <w:pPr>
+        <w:pStyle w:val="3"/>
+        <w:shd w:val="clear" w:color="auto" w:fill="FFFFFF"/>
+        <w:spacing w:before="0" w:beforeAutospacing="0" w:after="0" w:afterAutospacing="0"/>
         <w:rPr>
           <w:rFonts w:ascii="Times New Roman" w:hAnsi="Times New Roman" w:cs="Times New Roman" w:hint="eastAsia"/>
           <w:b w:val="0"/>
@@ -2440,9 +5349,422 @@
           <w:sz w:val="22"/>
           <w:szCs w:val="24"/>
         </w:rPr>
-        <w:t>简述</w:t>
-      </w:r>
-      <w:r>
+      </w:pPr>
+    </w:p>
+    <w:p>
+      <w:pPr>
+        <w:pStyle w:val="3"/>
+        <w:shd w:val="clear" w:color="auto" w:fill="FFFFFF"/>
+        <w:spacing w:before="480" w:beforeAutospacing="0" w:after="240" w:afterAutospacing="0" w:line="450" w:lineRule="atLeast"/>
+        <w:rPr>
+          <w:rFonts w:ascii="Segoe UI" w:hAnsi="Segoe UI" w:cs="Segoe UI"/>
+          <w:color w:val="0F1115"/>
+          <w:sz w:val="30"/>
+          <w:szCs w:val="30"/>
+        </w:rPr>
+      </w:pPr>
+    </w:p>
+    <w:p>
+      <w:pPr>
+        <w:pStyle w:val="3"/>
+        <w:shd w:val="clear" w:color="auto" w:fill="FFFFFF"/>
+        <w:spacing w:before="480" w:beforeAutospacing="0" w:after="240" w:afterAutospacing="0" w:line="450" w:lineRule="atLeast"/>
+        <w:rPr>
+          <w:rFonts w:ascii="Segoe UI" w:hAnsi="Segoe UI" w:cs="Segoe UI"/>
+          <w:color w:val="0F1115"/>
+          <w:sz w:val="30"/>
+          <w:szCs w:val="30"/>
+        </w:rPr>
+      </w:pPr>
+    </w:p>
+    <w:p>
+      <w:pPr>
+        <w:pStyle w:val="3"/>
+        <w:shd w:val="clear" w:color="auto" w:fill="FFFFFF"/>
+        <w:spacing w:before="480" w:beforeAutospacing="0" w:after="240" w:afterAutospacing="0" w:line="450" w:lineRule="atLeast"/>
+        <w:rPr>
+          <w:rFonts w:ascii="Segoe UI" w:hAnsi="Segoe UI" w:cs="Segoe UI"/>
+          <w:color w:val="0F1115"/>
+          <w:sz w:val="30"/>
+          <w:szCs w:val="30"/>
+        </w:rPr>
+      </w:pPr>
+      <w:r>
+        <w:rPr>
+          <w:rFonts w:ascii="Segoe UI" w:hAnsi="Segoe UI" w:cs="Segoe UI"/>
+          <w:color w:val="0F1115"/>
+          <w:sz w:val="30"/>
+          <w:szCs w:val="30"/>
+        </w:rPr>
+        <w:lastRenderedPageBreak/>
+        <w:t xml:space="preserve">5.3 </w:t>
+      </w:r>
+      <w:r>
+        <w:rPr>
+          <w:rFonts w:ascii="Segoe UI" w:hAnsi="Segoe UI" w:cs="Segoe UI"/>
+          <w:color w:val="0F1115"/>
+          <w:sz w:val="30"/>
+          <w:szCs w:val="30"/>
+        </w:rPr>
+        <w:t>模型评估（测试集</w:t>
+      </w:r>
+      <w:r>
+        <w:rPr>
+          <w:rFonts w:ascii="Segoe UI" w:hAnsi="Segoe UI" w:cs="Segoe UI" w:hint="eastAsia"/>
+          <w:color w:val="0F1115"/>
+          <w:sz w:val="30"/>
+          <w:szCs w:val="30"/>
+        </w:rPr>
+        <w:t>）</w:t>
+      </w:r>
+    </w:p>
+    <w:p>
+      <w:pPr>
+        <w:pStyle w:val="1"/>
+        <w:spacing w:before="100" w:beforeAutospacing="1" w:after="100" w:afterAutospacing="1" w:line="400" w:lineRule="exact"/>
+        <w:ind w:firstLine="442"/>
+        <w:rPr>
+          <w:b/>
+          <w:iCs/>
+          <w:color w:val="000000" w:themeColor="text1"/>
+          <w:sz w:val="22"/>
+        </w:rPr>
+      </w:pPr>
+    </w:p>
+    <w:p>
+      <w:pPr>
+        <w:pStyle w:val="1"/>
+        <w:spacing w:before="100" w:beforeAutospacing="1" w:after="100" w:afterAutospacing="1" w:line="400" w:lineRule="exact"/>
+        <w:ind w:firstLine="723"/>
+        <w:rPr>
+          <w:b/>
+          <w:iCs/>
+          <w:color w:val="000000" w:themeColor="text1"/>
+          <w:sz w:val="36"/>
+          <w:szCs w:val="36"/>
+        </w:rPr>
+      </w:pPr>
+      <w:r>
+        <w:rPr>
+          <w:b/>
+          <w:iCs/>
+          <w:color w:val="000000" w:themeColor="text1"/>
+          <w:sz w:val="36"/>
+          <w:szCs w:val="36"/>
+        </w:rPr>
+        <w:t xml:space="preserve">ID3 </w:t>
+      </w:r>
+      <w:proofErr w:type="gramStart"/>
+      <w:r>
+        <w:rPr>
+          <w:b/>
+          <w:iCs/>
+          <w:color w:val="000000" w:themeColor="text1"/>
+          <w:sz w:val="36"/>
+          <w:szCs w:val="36"/>
+        </w:rPr>
+        <w:t>Accuracy :</w:t>
+      </w:r>
+      <w:proofErr w:type="gramEnd"/>
+      <w:r>
+        <w:rPr>
+          <w:b/>
+          <w:iCs/>
+          <w:color w:val="000000" w:themeColor="text1"/>
+          <w:sz w:val="36"/>
+          <w:szCs w:val="36"/>
+        </w:rPr>
+        <w:t xml:space="preserve"> 0.8050</w:t>
+      </w:r>
+    </w:p>
+    <w:p>
+      <w:pPr>
+        <w:pStyle w:val="1"/>
+        <w:spacing w:before="100" w:beforeAutospacing="1" w:after="100" w:afterAutospacing="1" w:line="400" w:lineRule="exact"/>
+        <w:ind w:firstLine="723"/>
+        <w:rPr>
+          <w:b/>
+          <w:iCs/>
+          <w:color w:val="000000" w:themeColor="text1"/>
+          <w:sz w:val="36"/>
+          <w:szCs w:val="36"/>
+        </w:rPr>
+      </w:pPr>
+      <w:r>
+        <w:rPr>
+          <w:b/>
+          <w:iCs/>
+          <w:color w:val="000000" w:themeColor="text1"/>
+          <w:sz w:val="36"/>
+          <w:szCs w:val="36"/>
+        </w:rPr>
+        <w:t>ID3 Precision: 0.9922</w:t>
+      </w:r>
+    </w:p>
+    <w:p>
+      <w:pPr>
+        <w:pStyle w:val="1"/>
+        <w:spacing w:before="100" w:beforeAutospacing="1" w:after="100" w:afterAutospacing="1" w:line="400" w:lineRule="exact"/>
+        <w:ind w:firstLine="723"/>
+        <w:rPr>
+          <w:b/>
+          <w:iCs/>
+          <w:color w:val="000000" w:themeColor="text1"/>
+          <w:sz w:val="36"/>
+          <w:szCs w:val="36"/>
+        </w:rPr>
+      </w:pPr>
+      <w:r>
+        <w:rPr>
+          <w:b/>
+          <w:iCs/>
+          <w:color w:val="000000" w:themeColor="text1"/>
+          <w:sz w:val="36"/>
+          <w:szCs w:val="36"/>
+        </w:rPr>
+        <w:t xml:space="preserve">ID3 Recall </w:t>
+      </w:r>
+      <w:proofErr w:type="gramStart"/>
+      <w:r>
+        <w:rPr>
+          <w:b/>
+          <w:iCs/>
+          <w:color w:val="000000" w:themeColor="text1"/>
+          <w:sz w:val="36"/>
+          <w:szCs w:val="36"/>
+        </w:rPr>
+        <w:t xml:space="preserve">  :</w:t>
+      </w:r>
+      <w:proofErr w:type="gramEnd"/>
+      <w:r>
+        <w:rPr>
+          <w:b/>
+          <w:iCs/>
+          <w:color w:val="000000" w:themeColor="text1"/>
+          <w:sz w:val="36"/>
+          <w:szCs w:val="36"/>
+        </w:rPr>
+        <w:t xml:space="preserve"> 0.7711</w:t>
+      </w:r>
+    </w:p>
+    <w:p>
+      <w:pPr>
+        <w:pStyle w:val="1"/>
+        <w:spacing w:before="100" w:beforeAutospacing="1" w:after="100" w:afterAutospacing="1" w:line="400" w:lineRule="exact"/>
+        <w:ind w:firstLine="723"/>
+        <w:rPr>
+          <w:rFonts w:hint="eastAsia"/>
+          <w:b/>
+          <w:iCs/>
+          <w:color w:val="000000" w:themeColor="text1"/>
+          <w:sz w:val="36"/>
+          <w:szCs w:val="36"/>
+        </w:rPr>
+      </w:pPr>
+      <w:r>
+        <w:rPr>
+          <w:b/>
+          <w:iCs/>
+          <w:color w:val="000000" w:themeColor="text1"/>
+          <w:sz w:val="36"/>
+          <w:szCs w:val="36"/>
+        </w:rPr>
+        <w:t>ID3 F1-</w:t>
+      </w:r>
+      <w:proofErr w:type="gramStart"/>
+      <w:r>
+        <w:rPr>
+          <w:b/>
+          <w:iCs/>
+          <w:color w:val="000000" w:themeColor="text1"/>
+          <w:sz w:val="36"/>
+          <w:szCs w:val="36"/>
+        </w:rPr>
+        <w:t>score :</w:t>
+      </w:r>
+      <w:proofErr w:type="gramEnd"/>
+      <w:r>
+        <w:rPr>
+          <w:b/>
+          <w:iCs/>
+          <w:color w:val="000000" w:themeColor="text1"/>
+          <w:sz w:val="36"/>
+          <w:szCs w:val="36"/>
+        </w:rPr>
+        <w:t xml:space="preserve"> 0.8678</w:t>
+      </w:r>
+    </w:p>
+    <w:p>
+      <w:pPr>
+        <w:pStyle w:val="1"/>
+        <w:spacing w:before="100" w:beforeAutospacing="1" w:after="100" w:afterAutospacing="1" w:line="400" w:lineRule="exact"/>
+        <w:ind w:firstLineChars="0"/>
+        <w:rPr>
+          <w:bCs/>
+          <w:i/>
+          <w:color w:val="4472C4" w:themeColor="accent1"/>
+          <w:sz w:val="22"/>
+        </w:rPr>
+      </w:pPr>
+    </w:p>
+    <w:p>
+      <w:pPr>
+        <w:pStyle w:val="1"/>
+        <w:spacing w:before="100" w:beforeAutospacing="1" w:after="100" w:afterAutospacing="1" w:line="400" w:lineRule="exact"/>
+        <w:ind w:firstLineChars="0"/>
+        <w:rPr>
+          <w:bCs/>
+          <w:i/>
+          <w:color w:val="4472C4" w:themeColor="accent1"/>
+          <w:sz w:val="22"/>
+        </w:rPr>
+      </w:pPr>
+    </w:p>
+    <w:p>
+      <w:pPr>
+        <w:pStyle w:val="1"/>
+        <w:spacing w:before="100" w:beforeAutospacing="1" w:after="100" w:afterAutospacing="1" w:line="400" w:lineRule="exact"/>
+        <w:ind w:firstLineChars="0"/>
+        <w:rPr>
+          <w:bCs/>
+          <w:i/>
+          <w:color w:val="4472C4" w:themeColor="accent1"/>
+          <w:sz w:val="22"/>
+        </w:rPr>
+      </w:pPr>
+    </w:p>
+    <w:p>
+      <w:pPr>
+        <w:pStyle w:val="1"/>
+        <w:spacing w:before="100" w:beforeAutospacing="1" w:after="100" w:afterAutospacing="1" w:line="400" w:lineRule="exact"/>
+        <w:ind w:firstLineChars="0"/>
+        <w:rPr>
+          <w:bCs/>
+          <w:i/>
+          <w:color w:val="4472C4" w:themeColor="accent1"/>
+          <w:sz w:val="22"/>
+        </w:rPr>
+      </w:pPr>
+    </w:p>
+    <w:p>
+      <w:pPr>
+        <w:pStyle w:val="3"/>
+        <w:shd w:val="clear" w:color="auto" w:fill="FFFFFF"/>
+        <w:spacing w:before="480" w:beforeAutospacing="0" w:after="240" w:afterAutospacing="0" w:line="450" w:lineRule="atLeast"/>
+        <w:rPr>
+          <w:rFonts w:ascii="Segoe UI" w:hAnsi="Segoe UI" w:cs="Segoe UI"/>
+          <w:color w:val="0F1115"/>
+          <w:sz w:val="30"/>
+          <w:szCs w:val="30"/>
+        </w:rPr>
+      </w:pPr>
+      <w:bookmarkStart w:id="4" w:name="_Hlk228020296"/>
+      <w:r>
+        <w:rPr>
+          <w:rFonts w:ascii="Segoe UI" w:hAnsi="Segoe UI" w:cs="Segoe UI"/>
+          <w:color w:val="0F1115"/>
+          <w:sz w:val="30"/>
+          <w:szCs w:val="30"/>
+        </w:rPr>
+        <w:t xml:space="preserve">5.4 </w:t>
+      </w:r>
+      <w:r>
+        <w:rPr>
+          <w:rFonts w:ascii="Segoe UI" w:hAnsi="Segoe UI" w:cs="Segoe UI"/>
+          <w:color w:val="0F1115"/>
+          <w:sz w:val="30"/>
+          <w:szCs w:val="30"/>
+        </w:rPr>
+        <w:t>与</w:t>
+      </w:r>
+      <w:r>
+        <w:rPr>
+          <w:rFonts w:ascii="Segoe UI" w:hAnsi="Segoe UI" w:cs="Segoe UI"/>
+          <w:color w:val="0F1115"/>
+          <w:sz w:val="30"/>
+          <w:szCs w:val="30"/>
+        </w:rPr>
+        <w:t xml:space="preserve"> </w:t>
+      </w:r>
+      <w:r>
+        <w:rPr>
+          <w:rFonts w:ascii="Segoe UI" w:hAnsi="Segoe UI" w:cs="Segoe UI" w:hint="eastAsia"/>
+          <w:color w:val="0F1115"/>
+          <w:sz w:val="30"/>
+          <w:szCs w:val="30"/>
+        </w:rPr>
+        <w:t>scikit-</w:t>
+      </w:r>
+      <w:r>
+        <w:rPr>
+          <w:rFonts w:ascii="Segoe UI" w:hAnsi="Segoe UI" w:cs="Segoe UI"/>
+          <w:color w:val="0F1115"/>
+          <w:sz w:val="30"/>
+          <w:szCs w:val="30"/>
+        </w:rPr>
+        <w:t xml:space="preserve">learn </w:t>
+      </w:r>
+      <w:r>
+        <w:rPr>
+          <w:rFonts w:ascii="Segoe UI" w:hAnsi="Segoe UI" w:cs="Segoe UI"/>
+          <w:color w:val="0F1115"/>
+          <w:sz w:val="30"/>
+          <w:szCs w:val="30"/>
+        </w:rPr>
+        <w:t>模型对比</w:t>
+      </w:r>
+      <w:r>
+        <w:rPr>
+          <w:rFonts w:ascii="Segoe UI" w:hAnsi="Segoe UI" w:cs="Segoe UI" w:hint="eastAsia"/>
+          <w:color w:val="0F1115"/>
+          <w:sz w:val="30"/>
+          <w:szCs w:val="30"/>
+        </w:rPr>
+        <w:t>，分析差异原因</w:t>
+      </w:r>
+    </w:p>
+    <w:bookmarkEnd w:id="4"/>
+    <w:p>
+      <w:pPr>
+        <w:pStyle w:val="3"/>
+        <w:shd w:val="clear" w:color="auto" w:fill="FFFFFF"/>
+        <w:spacing w:before="480" w:beforeAutospacing="0" w:after="240" w:afterAutospacing="0" w:line="450" w:lineRule="atLeast"/>
+      </w:pPr>
+      <w:r>
+        <w:t>手动实现的基础决策树在训练集上的准确率高</w:t>
+      </w:r>
+      <w:r>
+        <w:rPr>
+          <w:rFonts w:hint="eastAsia"/>
+        </w:rPr>
+        <w:t>，而</w:t>
+      </w:r>
+      <w:proofErr w:type="spellStart"/>
+      <w:r>
+        <w:t>s</w:t>
+      </w:r>
+      <w:r>
+        <w:rPr>
+          <w:rFonts w:hint="eastAsia"/>
+        </w:rPr>
+        <w:t>k</w:t>
+      </w:r>
+      <w:proofErr w:type="spellEnd"/>
+      <w:r>
+        <w:t xml:space="preserve">-learn </w:t>
+      </w:r>
+      <w:r>
+        <w:rPr>
+          <w:rFonts w:hint="eastAsia"/>
+        </w:rPr>
+        <w:t>的性能会差一点。</w:t>
+      </w:r>
+    </w:p>
+    <w:p>
+      <w:pPr>
+        <w:pStyle w:val="3"/>
+        <w:shd w:val="clear" w:color="auto" w:fill="FFFFFF"/>
+        <w:spacing w:before="480" w:beforeAutospacing="0" w:after="240" w:afterAutospacing="0" w:line="450" w:lineRule="atLeast"/>
         <w:rPr>
           <w:rFonts w:ascii="Times New Roman" w:hAnsi="Times New Roman" w:cs="Times New Roman" w:hint="eastAsia"/>
           <w:b w:val="0"/>
@@ -2452,9 +5774,42 @@
           <w:sz w:val="22"/>
           <w:szCs w:val="24"/>
         </w:rPr>
-        <w:t xml:space="preserve"> ID3 </w:t>
-      </w:r>
-      <w:r>
+      </w:pPr>
+      <w:r>
+        <w:rPr>
+          <w:rFonts w:hint="eastAsia"/>
+        </w:rPr>
+        <w:t>原因：</w:t>
+      </w:r>
+      <w:proofErr w:type="spellStart"/>
+      <w:r>
+        <w:t>sklearn</w:t>
+      </w:r>
+      <w:proofErr w:type="spellEnd"/>
+      <w:r>
+        <w:t xml:space="preserve"> </w:t>
+      </w:r>
+      <w:r>
+        <w:rPr>
+          <w:rFonts w:hint="eastAsia"/>
+        </w:rPr>
+        <w:t>使用的是</w:t>
+      </w:r>
+      <w:r>
+        <w:t>优化的 CART</w:t>
+      </w:r>
+      <w:r>
+        <w:rPr>
+          <w:rFonts w:hint="eastAsia"/>
+        </w:rPr>
+        <w:t>算法，而我们的算法是基于信息增益的算法。两者算法不同导致性能有所差异</w:t>
+      </w:r>
+    </w:p>
+    <w:p>
+      <w:pPr>
+        <w:pStyle w:val="3"/>
+        <w:shd w:val="clear" w:color="auto" w:fill="FFFFFF"/>
+        <w:spacing w:before="480" w:beforeAutospacing="0" w:after="240" w:afterAutospacing="0" w:line="450" w:lineRule="atLeast"/>
         <w:rPr>
           <w:rFonts w:ascii="Times New Roman" w:hAnsi="Times New Roman" w:cs="Times New Roman" w:hint="eastAsia"/>
           <w:b w:val="0"/>
@@ -2464,32 +5819,7 @@
           <w:sz w:val="22"/>
           <w:szCs w:val="24"/>
         </w:rPr>
-        <w:t>算法的核心思想</w:t>
-      </w:r>
-      <w:r>
-        <w:rPr>
-          <w:rFonts w:ascii="Times New Roman" w:hAnsi="Times New Roman" w:cs="Times New Roman" w:hint="eastAsia"/>
-          <w:b w:val="0"/>
-          <w:i/>
-          <w:color w:val="4472C4" w:themeColor="accent1"/>
-          <w:kern w:val="2"/>
-          <w:sz w:val="22"/>
-          <w:szCs w:val="24"/>
-        </w:rPr>
-        <w:t>及流程</w:t>
-      </w:r>
-      <w:r>
-        <w:rPr>
-          <w:rFonts w:ascii="Times New Roman" w:hAnsi="Times New Roman" w:cs="Times New Roman" w:hint="eastAsia"/>
-          <w:b w:val="0"/>
-          <w:i/>
-          <w:color w:val="4472C4" w:themeColor="accent1"/>
-          <w:kern w:val="2"/>
-          <w:sz w:val="22"/>
-          <w:szCs w:val="24"/>
-        </w:rPr>
-        <w:t>。重点解释在代码实现中如何计算信息熵以及如何选择最优划分属性。</w:t>
-      </w:r>
+      </w:pPr>
     </w:p>
     <w:p>
       <w:pPr>
@@ -2561,37 +5891,6 @@
         <w:shd w:val="clear" w:color="auto" w:fill="FFFFFF"/>
         <w:spacing w:before="480" w:beforeAutospacing="0" w:after="240" w:afterAutospacing="0" w:line="450" w:lineRule="atLeast"/>
         <w:rPr>
-          <w:rFonts w:ascii="Segoe UI" w:hAnsi="Segoe UI" w:cs="Segoe UI"/>
-          <w:color w:val="0F1115"/>
-          <w:sz w:val="30"/>
-          <w:szCs w:val="30"/>
-        </w:rPr>
-      </w:pPr>
-      <w:r>
-        <w:rPr>
-          <w:rFonts w:ascii="Segoe UI" w:hAnsi="Segoe UI" w:cs="Segoe UI"/>
-          <w:color w:val="0F1115"/>
-          <w:sz w:val="30"/>
-          <w:szCs w:val="30"/>
-        </w:rPr>
-        <w:t xml:space="preserve">5.2 </w:t>
-      </w:r>
-      <w:r>
-        <w:rPr>
-          <w:rFonts w:ascii="Segoe UI" w:hAnsi="Segoe UI" w:cs="Segoe UI"/>
-          <w:color w:val="0F1115"/>
-          <w:sz w:val="30"/>
-          <w:szCs w:val="30"/>
-        </w:rPr>
-        <w:t>核心函数接口</w:t>
-      </w:r>
-    </w:p>
-    <w:p>
-      <w:pPr>
-        <w:pStyle w:val="3"/>
-        <w:shd w:val="clear" w:color="auto" w:fill="FFFFFF"/>
-        <w:spacing w:before="0" w:beforeAutospacing="0" w:after="0" w:afterAutospacing="0"/>
-        <w:rPr>
           <w:rFonts w:ascii="Times New Roman" w:hAnsi="Times New Roman" w:cs="Times New Roman"/>
           <w:b w:val="0"/>
           <w:i/>
@@ -2601,387 +5900,25 @@
           <w:szCs w:val="24"/>
         </w:rPr>
       </w:pPr>
-      <w:r>
-        <w:rPr>
-          <w:rFonts w:ascii="Times New Roman" w:hAnsi="Times New Roman" w:cs="Times New Roman" w:hint="eastAsia"/>
-          <w:b w:val="0"/>
-          <w:i/>
-          <w:color w:val="4472C4" w:themeColor="accent1"/>
-          <w:kern w:val="2"/>
-          <w:sz w:val="22"/>
-          <w:szCs w:val="24"/>
-        </w:rPr>
-        <w:t>列出实现算法的关键函数及其功能描述：</w:t>
-      </w:r>
-    </w:p>
-    <w:p>
-      <w:pPr>
-        <w:pStyle w:val="3"/>
+    </w:p>
+    <w:p>
+      <w:pPr>
+        <w:pStyle w:val="2"/>
         <w:shd w:val="clear" w:color="auto" w:fill="FFFFFF"/>
-        <w:spacing w:before="0" w:beforeAutospacing="0" w:after="0" w:afterAutospacing="0" w:line="360" w:lineRule="auto"/>
-        <w:rPr>
-          <w:rFonts w:ascii="Times New Roman" w:hAnsi="Times New Roman" w:cs="Times New Roman"/>
-          <w:b w:val="0"/>
-          <w:i/>
-          <w:color w:val="4472C4" w:themeColor="accent1"/>
-          <w:kern w:val="2"/>
-          <w:sz w:val="22"/>
-          <w:szCs w:val="24"/>
-        </w:rPr>
-      </w:pPr>
-      <w:r>
-        <w:rPr>
-          <w:rFonts w:ascii="Times New Roman" w:hAnsi="Times New Roman" w:cs="Times New Roman"/>
-          <w:b w:val="0"/>
-          <w:i/>
-          <w:color w:val="4472C4" w:themeColor="accent1"/>
-          <w:kern w:val="2"/>
-          <w:sz w:val="22"/>
-        </w:rPr>
-        <w:t>calc_entropy</w:t>
-      </w:r>
-    </w:p>
-    <w:p>
-      <w:pPr>
-        <w:pStyle w:val="3"/>
-        <w:shd w:val="clear" w:color="auto" w:fill="FFFFFF"/>
-        <w:spacing w:before="0" w:beforeAutospacing="0" w:after="0" w:afterAutospacing="0" w:line="360" w:lineRule="auto"/>
-        <w:rPr>
-          <w:rFonts w:ascii="Times New Roman" w:hAnsi="Times New Roman" w:cs="Times New Roman"/>
-          <w:b w:val="0"/>
-          <w:i/>
-          <w:color w:val="4472C4" w:themeColor="accent1"/>
-          <w:kern w:val="2"/>
-          <w:sz w:val="22"/>
-        </w:rPr>
-      </w:pPr>
-      <w:r>
-        <w:rPr>
-          <w:rFonts w:ascii="Times New Roman" w:hAnsi="Times New Roman" w:cs="Times New Roman"/>
-          <w:b w:val="0"/>
-          <w:i/>
-          <w:color w:val="4472C4" w:themeColor="accent1"/>
-          <w:kern w:val="2"/>
-          <w:sz w:val="22"/>
-        </w:rPr>
-        <w:t>calc_info_gain</w:t>
-      </w:r>
-    </w:p>
-    <w:p>
-      <w:pPr>
-        <w:pStyle w:val="3"/>
-        <w:shd w:val="clear" w:color="auto" w:fill="FFFFFF"/>
-        <w:spacing w:before="0" w:beforeAutospacing="0" w:after="0" w:afterAutospacing="0" w:line="360" w:lineRule="auto"/>
-        <w:rPr>
-          <w:rFonts w:ascii="Times New Roman" w:hAnsi="Times New Roman" w:cs="Times New Roman"/>
-          <w:b w:val="0"/>
-          <w:i/>
-          <w:color w:val="4472C4" w:themeColor="accent1"/>
-          <w:kern w:val="2"/>
-          <w:sz w:val="22"/>
-          <w:szCs w:val="24"/>
-        </w:rPr>
-      </w:pPr>
-      <w:r>
-        <w:rPr>
-          <w:rFonts w:ascii="Times New Roman" w:hAnsi="Times New Roman" w:cs="Times New Roman" w:hint="eastAsia"/>
-          <w:b w:val="0"/>
-          <w:i/>
-          <w:color w:val="4472C4" w:themeColor="accent1"/>
-          <w:kern w:val="2"/>
-          <w:sz w:val="22"/>
-        </w:rPr>
-        <w:t>majority_class</w:t>
-      </w:r>
-    </w:p>
-    <w:p>
-      <w:pPr>
-        <w:pStyle w:val="3"/>
-        <w:shd w:val="clear" w:color="auto" w:fill="FFFFFF"/>
-        <w:spacing w:before="0" w:beforeAutospacing="0" w:after="0" w:afterAutospacing="0" w:line="360" w:lineRule="auto"/>
-        <w:rPr>
-          <w:rFonts w:ascii="Times New Roman" w:hAnsi="Times New Roman" w:cs="Times New Roman"/>
-          <w:b w:val="0"/>
-          <w:i/>
-          <w:color w:val="4472C4" w:themeColor="accent1"/>
-          <w:kern w:val="2"/>
-          <w:sz w:val="22"/>
-          <w:szCs w:val="24"/>
-        </w:rPr>
-      </w:pPr>
-      <w:r>
-        <w:rPr>
-          <w:rFonts w:ascii="Times New Roman" w:hAnsi="Times New Roman" w:cs="Times New Roman"/>
-          <w:b w:val="0"/>
-          <w:i/>
-          <w:color w:val="4472C4" w:themeColor="accent1"/>
-          <w:kern w:val="2"/>
-          <w:sz w:val="22"/>
-        </w:rPr>
-        <w:t>build_tree</w:t>
-      </w:r>
-    </w:p>
-    <w:p>
-      <w:pPr>
-        <w:pStyle w:val="3"/>
-        <w:shd w:val="clear" w:color="auto" w:fill="FFFFFF"/>
-        <w:spacing w:before="0" w:beforeAutospacing="0" w:after="0" w:afterAutospacing="0" w:line="360" w:lineRule="auto"/>
-        <w:rPr>
-          <w:rFonts w:ascii="Times New Roman" w:hAnsi="Times New Roman" w:cs="Times New Roman"/>
-          <w:b w:val="0"/>
-          <w:i/>
-          <w:color w:val="4472C4" w:themeColor="accent1"/>
-          <w:kern w:val="2"/>
-          <w:sz w:val="22"/>
-        </w:rPr>
-      </w:pPr>
-      <w:r>
-        <w:rPr>
-          <w:rFonts w:ascii="Times New Roman" w:hAnsi="Times New Roman" w:cs="Times New Roman" w:hint="eastAsia"/>
-          <w:b w:val="0"/>
-          <w:i/>
-          <w:color w:val="4472C4" w:themeColor="accent1"/>
-          <w:kern w:val="2"/>
-          <w:sz w:val="22"/>
-        </w:rPr>
-        <w:t>p</w:t>
-      </w:r>
-      <w:r>
-        <w:rPr>
-          <w:rFonts w:ascii="Times New Roman" w:hAnsi="Times New Roman" w:cs="Times New Roman"/>
-          <w:b w:val="0"/>
-          <w:i/>
-          <w:color w:val="4472C4" w:themeColor="accent1"/>
-          <w:kern w:val="2"/>
-          <w:sz w:val="22"/>
-        </w:rPr>
-        <w:t>redict</w:t>
-      </w:r>
-      <w:r>
-        <w:rPr>
-          <w:rFonts w:ascii="Times New Roman" w:hAnsi="Times New Roman" w:cs="Times New Roman" w:hint="eastAsia"/>
-          <w:b w:val="0"/>
-          <w:i/>
-          <w:color w:val="4472C4" w:themeColor="accent1"/>
-          <w:kern w:val="2"/>
-          <w:sz w:val="22"/>
-        </w:rPr>
-        <w:t>_one</w:t>
-      </w:r>
-    </w:p>
-    <w:p>
-      <w:pPr>
-        <w:pStyle w:val="3"/>
-        <w:shd w:val="clear" w:color="auto" w:fill="FFFFFF"/>
-        <w:spacing w:before="0" w:beforeAutospacing="0" w:after="0" w:afterAutospacing="0" w:line="360" w:lineRule="auto"/>
-        <w:rPr>
-          <w:rFonts w:ascii="Times New Roman" w:hAnsi="Times New Roman" w:cs="Times New Roman"/>
-          <w:b w:val="0"/>
-          <w:i/>
-          <w:color w:val="4472C4" w:themeColor="accent1"/>
-          <w:kern w:val="2"/>
-          <w:sz w:val="22"/>
-        </w:rPr>
-      </w:pPr>
-      <w:r>
-        <w:rPr>
-          <w:rFonts w:ascii="Times New Roman" w:hAnsi="Times New Roman" w:cs="Times New Roman" w:hint="eastAsia"/>
-          <w:b w:val="0"/>
-          <w:i/>
-          <w:color w:val="4472C4" w:themeColor="accent1"/>
-          <w:kern w:val="2"/>
-          <w:sz w:val="22"/>
-        </w:rPr>
-        <w:t>predict</w:t>
-      </w:r>
-    </w:p>
-    <w:p>
-      <w:pPr>
-        <w:pStyle w:val="3"/>
-        <w:shd w:val="clear" w:color="auto" w:fill="FFFFFF"/>
-        <w:spacing w:before="0" w:beforeAutospacing="0" w:after="0" w:afterAutospacing="0"/>
-        <w:rPr>
-          <w:rFonts w:ascii="Times New Roman" w:hAnsi="Times New Roman" w:cs="Times New Roman"/>
-          <w:b w:val="0"/>
-          <w:i/>
-          <w:color w:val="4472C4" w:themeColor="accent1"/>
-          <w:kern w:val="2"/>
-          <w:sz w:val="22"/>
-          <w:szCs w:val="24"/>
-        </w:rPr>
-      </w:pPr>
-      <w:r>
-        <w:rPr>
-          <w:rFonts w:ascii="Times New Roman" w:hAnsi="Times New Roman" w:cs="Times New Roman" w:hint="eastAsia"/>
-          <w:b w:val="0"/>
-          <w:i/>
-          <w:color w:val="4472C4" w:themeColor="accent1"/>
-          <w:kern w:val="2"/>
-          <w:sz w:val="22"/>
-          <w:szCs w:val="24"/>
-        </w:rPr>
-        <w:t>(</w:t>
-      </w:r>
-      <w:r>
-        <w:rPr>
-          <w:rFonts w:ascii="Times New Roman" w:hAnsi="Times New Roman" w:cs="Times New Roman" w:hint="eastAsia"/>
-          <w:b w:val="0"/>
-          <w:i/>
-          <w:color w:val="4472C4" w:themeColor="accent1"/>
-          <w:kern w:val="2"/>
-          <w:sz w:val="22"/>
-          <w:szCs w:val="24"/>
-        </w:rPr>
-        <w:t>注：此处可附上关键代码片段的截图或伪代码逻辑，无需粘贴全部代码</w:t>
-      </w:r>
-      <w:r>
-        <w:rPr>
-          <w:rFonts w:ascii="Times New Roman" w:hAnsi="Times New Roman" w:cs="Times New Roman" w:hint="eastAsia"/>
-          <w:b w:val="0"/>
-          <w:i/>
-          <w:color w:val="4472C4" w:themeColor="accent1"/>
-          <w:kern w:val="2"/>
-          <w:sz w:val="22"/>
-          <w:szCs w:val="24"/>
-        </w:rPr>
-        <w:t>)</w:t>
-      </w:r>
-    </w:p>
-    <w:p>
-      <w:pPr>
-        <w:pStyle w:val="3"/>
-        <w:shd w:val="clear" w:color="auto" w:fill="FFFFFF"/>
-        <w:spacing w:before="0" w:beforeAutospacing="0" w:after="0" w:afterAutospacing="0"/>
-        <w:rPr>
-          <w:rFonts w:ascii="Times New Roman" w:hAnsi="Times New Roman" w:cs="Times New Roman"/>
-          <w:b w:val="0"/>
-          <w:i/>
-          <w:color w:val="4472C4" w:themeColor="accent1"/>
-          <w:kern w:val="2"/>
-          <w:sz w:val="22"/>
-          <w:szCs w:val="24"/>
-        </w:rPr>
-      </w:pPr>
-    </w:p>
-    <w:p>
-      <w:pPr>
-        <w:pStyle w:val="3"/>
-        <w:shd w:val="clear" w:color="auto" w:fill="FFFFFF"/>
-        <w:spacing w:before="0" w:beforeAutospacing="0" w:after="0" w:afterAutospacing="0"/>
-        <w:rPr>
-          <w:rFonts w:ascii="Times New Roman" w:hAnsi="Times New Roman" w:cs="Times New Roman"/>
-          <w:b w:val="0"/>
-          <w:i/>
-          <w:color w:val="4472C4" w:themeColor="accent1"/>
-          <w:kern w:val="2"/>
-          <w:sz w:val="22"/>
-          <w:szCs w:val="24"/>
-        </w:rPr>
-      </w:pPr>
-    </w:p>
-    <w:p>
-      <w:pPr>
-        <w:pStyle w:val="3"/>
-        <w:shd w:val="clear" w:color="auto" w:fill="FFFFFF"/>
-        <w:spacing w:before="0" w:beforeAutospacing="0" w:after="0" w:afterAutospacing="0"/>
-        <w:rPr>
-          <w:rFonts w:ascii="Times New Roman" w:hAnsi="Times New Roman" w:cs="Times New Roman"/>
-          <w:b w:val="0"/>
-          <w:i/>
-          <w:color w:val="4472C4" w:themeColor="accent1"/>
-          <w:kern w:val="2"/>
-          <w:sz w:val="22"/>
-          <w:szCs w:val="24"/>
-        </w:rPr>
-      </w:pPr>
-    </w:p>
-    <w:p>
-      <w:pPr>
-        <w:pStyle w:val="3"/>
-        <w:shd w:val="clear" w:color="auto" w:fill="FFFFFF"/>
-        <w:spacing w:before="0" w:beforeAutospacing="0" w:after="0" w:afterAutospacing="0"/>
-        <w:rPr>
-          <w:rFonts w:ascii="Times New Roman" w:hAnsi="Times New Roman" w:cs="Times New Roman"/>
-          <w:b w:val="0"/>
-          <w:i/>
-          <w:color w:val="4472C4" w:themeColor="accent1"/>
-          <w:kern w:val="2"/>
-          <w:sz w:val="22"/>
-          <w:szCs w:val="24"/>
-        </w:rPr>
-      </w:pPr>
-    </w:p>
-    <w:p>
-      <w:pPr>
-        <w:pStyle w:val="3"/>
-        <w:shd w:val="clear" w:color="auto" w:fill="FFFFFF"/>
-        <w:spacing w:before="0" w:beforeAutospacing="0" w:after="0" w:afterAutospacing="0"/>
-        <w:rPr>
-          <w:rFonts w:ascii="Times New Roman" w:hAnsi="Times New Roman" w:cs="Times New Roman"/>
-          <w:b w:val="0"/>
-          <w:i/>
-          <w:color w:val="4472C4" w:themeColor="accent1"/>
-          <w:kern w:val="2"/>
-          <w:sz w:val="22"/>
-          <w:szCs w:val="24"/>
-        </w:rPr>
-      </w:pPr>
-    </w:p>
-    <w:p>
-      <w:pPr>
-        <w:pStyle w:val="3"/>
-        <w:shd w:val="clear" w:color="auto" w:fill="FFFFFF"/>
-        <w:spacing w:before="0" w:beforeAutospacing="0" w:after="0" w:afterAutospacing="0"/>
-        <w:rPr>
-          <w:rFonts w:ascii="Times New Roman" w:hAnsi="Times New Roman" w:cs="Times New Roman"/>
-          <w:b w:val="0"/>
-          <w:i/>
-          <w:color w:val="4472C4" w:themeColor="accent1"/>
-          <w:kern w:val="2"/>
-          <w:sz w:val="22"/>
-          <w:szCs w:val="24"/>
-        </w:rPr>
-      </w:pPr>
-    </w:p>
-    <w:p>
-      <w:pPr>
-        <w:pStyle w:val="3"/>
-        <w:shd w:val="clear" w:color="auto" w:fill="FFFFFF"/>
-        <w:spacing w:before="480" w:beforeAutospacing="0" w:after="240" w:afterAutospacing="0" w:line="450" w:lineRule="atLeast"/>
-        <w:rPr>
-          <w:rFonts w:ascii="Segoe UI" w:hAnsi="Segoe UI" w:cs="Segoe UI"/>
-          <w:color w:val="0F1115"/>
-          <w:sz w:val="30"/>
-          <w:szCs w:val="30"/>
-        </w:rPr>
-      </w:pPr>
-      <w:r>
-        <w:rPr>
-          <w:rFonts w:ascii="Segoe UI" w:hAnsi="Segoe UI" w:cs="Segoe UI"/>
-          <w:color w:val="0F1115"/>
-          <w:sz w:val="30"/>
-          <w:szCs w:val="30"/>
-        </w:rPr>
-        <w:lastRenderedPageBreak/>
-        <w:t xml:space="preserve">5.3 </w:t>
-      </w:r>
-      <w:r>
-        <w:rPr>
-          <w:rFonts w:ascii="Segoe UI" w:hAnsi="Segoe UI" w:cs="Segoe UI"/>
-          <w:color w:val="0F1115"/>
-          <w:sz w:val="30"/>
-          <w:szCs w:val="30"/>
-        </w:rPr>
-        <w:t>模型评估（测试集</w:t>
-      </w:r>
-      <w:r>
-        <w:rPr>
-          <w:rFonts w:ascii="Segoe UI" w:hAnsi="Segoe UI" w:cs="Segoe UI" w:hint="eastAsia"/>
-          <w:color w:val="0F1115"/>
-          <w:sz w:val="30"/>
-          <w:szCs w:val="30"/>
-        </w:rPr>
-        <w:t>）</w:t>
+        <w:spacing w:before="480" w:after="240" w:line="480" w:lineRule="atLeast"/>
+        <w:rPr>
+          <w:rFonts w:ascii="宋体" w:eastAsia="宋体" w:hAnsi="宋体" w:cs="宋体"/>
+          <w:sz w:val="36"/>
+          <w:szCs w:val="36"/>
+        </w:rPr>
+      </w:pPr>
+      <w:r>
+        <w:rPr>
+          <w:rFonts w:ascii="宋体" w:eastAsia="宋体" w:hAnsi="宋体" w:cs="宋体" w:hint="eastAsia"/>
+          <w:sz w:val="36"/>
+          <w:szCs w:val="36"/>
+        </w:rPr>
+        <w:t>六、预剪枝Pre-Pruning（选做题）</w:t>
       </w:r>
     </w:p>
     <w:p>
@@ -3004,414 +5941,7 @@
           <w:color w:val="4472C4" w:themeColor="accent1"/>
           <w:sz w:val="22"/>
         </w:rPr>
-        <w:t>使用与任务一相同的测试集和指标，给出</w:t>
-      </w:r>
-      <w:r>
-        <w:rPr>
-          <w:rFonts w:hint="eastAsia"/>
-          <w:bCs/>
-          <w:i/>
-          <w:color w:val="4472C4" w:themeColor="accent1"/>
-          <w:sz w:val="22"/>
-        </w:rPr>
-        <w:t>ID3</w:t>
-      </w:r>
-      <w:r>
-        <w:rPr>
-          <w:rFonts w:hint="eastAsia"/>
-          <w:bCs/>
-          <w:i/>
-          <w:color w:val="4472C4" w:themeColor="accent1"/>
-          <w:sz w:val="22"/>
-        </w:rPr>
-        <w:t>决策树</w:t>
-      </w:r>
-      <w:r>
-        <w:rPr>
-          <w:rFonts w:hint="eastAsia"/>
-          <w:bCs/>
-          <w:i/>
-          <w:color w:val="4472C4" w:themeColor="accent1"/>
-          <w:sz w:val="22"/>
-        </w:rPr>
-        <w:t>模型评估结果</w:t>
-      </w:r>
-      <w:r>
-        <w:rPr>
-          <w:rFonts w:hint="eastAsia"/>
-          <w:bCs/>
-          <w:i/>
-          <w:color w:val="4472C4" w:themeColor="accent1"/>
-          <w:sz w:val="22"/>
-        </w:rPr>
-        <w:t>。</w:t>
-      </w:r>
-    </w:p>
-    <w:p>
-      <w:pPr>
-        <w:pStyle w:val="1"/>
-        <w:spacing w:before="100" w:beforeAutospacing="1" w:after="100" w:afterAutospacing="1" w:line="400" w:lineRule="exact"/>
-        <w:ind w:firstLineChars="0"/>
-        <w:rPr>
-          <w:bCs/>
-          <w:i/>
-          <w:color w:val="4472C4" w:themeColor="accent1"/>
-          <w:sz w:val="22"/>
-        </w:rPr>
-      </w:pPr>
-    </w:p>
-    <w:p>
-      <w:pPr>
-        <w:pStyle w:val="1"/>
-        <w:spacing w:before="100" w:beforeAutospacing="1" w:after="100" w:afterAutospacing="1" w:line="400" w:lineRule="exact"/>
-        <w:ind w:firstLineChars="0"/>
-        <w:rPr>
-          <w:bCs/>
-          <w:i/>
-          <w:color w:val="4472C4" w:themeColor="accent1"/>
-          <w:sz w:val="22"/>
-        </w:rPr>
-      </w:pPr>
-    </w:p>
-    <w:p>
-      <w:pPr>
-        <w:pStyle w:val="1"/>
-        <w:spacing w:before="100" w:beforeAutospacing="1" w:after="100" w:afterAutospacing="1" w:line="400" w:lineRule="exact"/>
-        <w:ind w:firstLineChars="0"/>
-        <w:rPr>
-          <w:bCs/>
-          <w:i/>
-          <w:color w:val="4472C4" w:themeColor="accent1"/>
-          <w:sz w:val="22"/>
-        </w:rPr>
-      </w:pPr>
-    </w:p>
-    <w:p>
-      <w:pPr>
-        <w:pStyle w:val="1"/>
-        <w:spacing w:before="100" w:beforeAutospacing="1" w:after="100" w:afterAutospacing="1" w:line="400" w:lineRule="exact"/>
-        <w:ind w:firstLineChars="0"/>
-        <w:rPr>
-          <w:bCs/>
-          <w:i/>
-          <w:color w:val="4472C4" w:themeColor="accent1"/>
-          <w:sz w:val="22"/>
-        </w:rPr>
-      </w:pPr>
-    </w:p>
-    <w:p>
-      <w:pPr>
-        <w:pStyle w:val="1"/>
-        <w:spacing w:before="100" w:beforeAutospacing="1" w:after="100" w:afterAutospacing="1" w:line="400" w:lineRule="exact"/>
-        <w:ind w:firstLineChars="0"/>
-        <w:rPr>
-          <w:bCs/>
-          <w:i/>
-          <w:color w:val="4472C4" w:themeColor="accent1"/>
-          <w:sz w:val="22"/>
-        </w:rPr>
-      </w:pPr>
-    </w:p>
-    <w:p>
-      <w:pPr>
-        <w:pStyle w:val="1"/>
-        <w:spacing w:before="100" w:beforeAutospacing="1" w:after="100" w:afterAutospacing="1" w:line="400" w:lineRule="exact"/>
-        <w:ind w:firstLineChars="0"/>
-        <w:rPr>
-          <w:bCs/>
-          <w:i/>
-          <w:color w:val="4472C4" w:themeColor="accent1"/>
-          <w:sz w:val="22"/>
-        </w:rPr>
-      </w:pPr>
-    </w:p>
-    <w:p>
-      <w:pPr>
-        <w:pStyle w:val="3"/>
-        <w:shd w:val="clear" w:color="auto" w:fill="FFFFFF"/>
-        <w:spacing w:before="480" w:beforeAutospacing="0" w:after="240" w:afterAutospacing="0" w:line="450" w:lineRule="atLeast"/>
-        <w:rPr>
-          <w:rFonts w:ascii="Segoe UI" w:hAnsi="Segoe UI" w:cs="Segoe UI"/>
-          <w:color w:val="0F1115"/>
-          <w:sz w:val="30"/>
-          <w:szCs w:val="30"/>
-        </w:rPr>
-      </w:pPr>
-      <w:r>
-        <w:rPr>
-          <w:rFonts w:ascii="Segoe UI" w:hAnsi="Segoe UI" w:cs="Segoe UI"/>
-          <w:color w:val="0F1115"/>
-          <w:sz w:val="30"/>
-          <w:szCs w:val="30"/>
-        </w:rPr>
-        <w:t xml:space="preserve">5.4 </w:t>
-      </w:r>
-      <w:r>
-        <w:rPr>
-          <w:rFonts w:ascii="Segoe UI" w:hAnsi="Segoe UI" w:cs="Segoe UI"/>
-          <w:color w:val="0F1115"/>
-          <w:sz w:val="30"/>
-          <w:szCs w:val="30"/>
-        </w:rPr>
-        <w:t>与</w:t>
-      </w:r>
-      <w:r>
-        <w:rPr>
-          <w:rFonts w:ascii="Segoe UI" w:hAnsi="Segoe UI" w:cs="Segoe UI"/>
-          <w:color w:val="0F1115"/>
-          <w:sz w:val="30"/>
-          <w:szCs w:val="30"/>
-        </w:rPr>
-        <w:t xml:space="preserve"> </w:t>
-      </w:r>
-      <w:r>
-        <w:rPr>
-          <w:rFonts w:ascii="Segoe UI" w:hAnsi="Segoe UI" w:cs="Segoe UI" w:hint="eastAsia"/>
-          <w:color w:val="0F1115"/>
-          <w:sz w:val="30"/>
-          <w:szCs w:val="30"/>
-        </w:rPr>
-        <w:t>scikit-</w:t>
-      </w:r>
-      <w:r>
-        <w:rPr>
-          <w:rFonts w:ascii="Segoe UI" w:hAnsi="Segoe UI" w:cs="Segoe UI"/>
-          <w:color w:val="0F1115"/>
-          <w:sz w:val="30"/>
-          <w:szCs w:val="30"/>
-        </w:rPr>
-        <w:t xml:space="preserve">learn </w:t>
-      </w:r>
-      <w:r>
-        <w:rPr>
-          <w:rFonts w:ascii="Segoe UI" w:hAnsi="Segoe UI" w:cs="Segoe UI"/>
-          <w:color w:val="0F1115"/>
-          <w:sz w:val="30"/>
-          <w:szCs w:val="30"/>
-        </w:rPr>
-        <w:t>模型对比</w:t>
-      </w:r>
-      <w:r>
-        <w:rPr>
-          <w:rFonts w:ascii="Segoe UI" w:hAnsi="Segoe UI" w:cs="Segoe UI" w:hint="eastAsia"/>
-          <w:color w:val="0F1115"/>
-          <w:sz w:val="30"/>
-          <w:szCs w:val="30"/>
-        </w:rPr>
-        <w:t>，分析差异原因</w:t>
-      </w:r>
-    </w:p>
-    <w:p>
-      <w:pPr>
-        <w:pStyle w:val="3"/>
-        <w:shd w:val="clear" w:color="auto" w:fill="FFFFFF"/>
-        <w:spacing w:before="480" w:beforeAutospacing="0" w:after="240" w:afterAutospacing="0" w:line="450" w:lineRule="atLeast"/>
-        <w:rPr>
-          <w:rFonts w:ascii="Times New Roman" w:hAnsi="Times New Roman" w:cs="Times New Roman"/>
-          <w:b w:val="0"/>
-          <w:i/>
-          <w:color w:val="4472C4" w:themeColor="accent1"/>
-          <w:kern w:val="2"/>
-          <w:sz w:val="22"/>
-          <w:szCs w:val="24"/>
-        </w:rPr>
-      </w:pPr>
-      <w:r>
-        <w:rPr>
-          <w:rFonts w:ascii="Times New Roman" w:hAnsi="Times New Roman" w:cs="Times New Roman" w:hint="eastAsia"/>
-          <w:b w:val="0"/>
-          <w:i/>
-          <w:color w:val="4472C4" w:themeColor="accent1"/>
-          <w:kern w:val="2"/>
-          <w:sz w:val="22"/>
-          <w:szCs w:val="24"/>
-        </w:rPr>
-        <w:t>对比两个模型的评估指标及生成的树结构。差异分析：</w:t>
-      </w:r>
-      <w:r>
-        <w:rPr>
-          <w:rFonts w:ascii="Times New Roman" w:hAnsi="Times New Roman" w:cs="Times New Roman" w:hint="eastAsia"/>
-          <w:b w:val="0"/>
-          <w:i/>
-          <w:color w:val="4472C4" w:themeColor="accent1"/>
-          <w:kern w:val="2"/>
-          <w:sz w:val="22"/>
-          <w:szCs w:val="24"/>
-        </w:rPr>
-        <w:t xml:space="preserve"> </w:t>
-      </w:r>
-      <w:r>
-        <w:rPr>
-          <w:rFonts w:ascii="Times New Roman" w:hAnsi="Times New Roman" w:cs="Times New Roman" w:hint="eastAsia"/>
-          <w:b w:val="0"/>
-          <w:i/>
-          <w:color w:val="4472C4" w:themeColor="accent1"/>
-          <w:kern w:val="2"/>
-          <w:sz w:val="22"/>
-          <w:szCs w:val="24"/>
-        </w:rPr>
-        <w:t>分析两者结果是否一致。如果不一致，探讨可能的原因</w:t>
-      </w:r>
-      <w:r>
-        <w:rPr>
-          <w:rFonts w:ascii="Times New Roman" w:hAnsi="Times New Roman" w:cs="Times New Roman" w:hint="eastAsia"/>
-          <w:b w:val="0"/>
-          <w:i/>
-          <w:color w:val="4472C4" w:themeColor="accent1"/>
-          <w:kern w:val="2"/>
-          <w:sz w:val="22"/>
-          <w:szCs w:val="24"/>
-        </w:rPr>
-        <w:t>。</w:t>
-      </w:r>
-    </w:p>
-    <w:p>
-      <w:pPr>
-        <w:pStyle w:val="3"/>
-        <w:shd w:val="clear" w:color="auto" w:fill="FFFFFF"/>
-        <w:spacing w:before="480" w:beforeAutospacing="0" w:after="240" w:afterAutospacing="0" w:line="450" w:lineRule="atLeast"/>
-        <w:rPr>
-          <w:rFonts w:ascii="Times New Roman" w:hAnsi="Times New Roman" w:cs="Times New Roman"/>
-          <w:b w:val="0"/>
-          <w:i/>
-          <w:color w:val="4472C4" w:themeColor="accent1"/>
-          <w:kern w:val="2"/>
-          <w:sz w:val="22"/>
-          <w:szCs w:val="24"/>
-        </w:rPr>
-      </w:pPr>
-    </w:p>
-    <w:p>
-      <w:pPr>
-        <w:pStyle w:val="3"/>
-        <w:shd w:val="clear" w:color="auto" w:fill="FFFFFF"/>
-        <w:spacing w:before="480" w:beforeAutospacing="0" w:after="240" w:afterAutospacing="0" w:line="450" w:lineRule="atLeast"/>
-        <w:rPr>
-          <w:rFonts w:ascii="Times New Roman" w:hAnsi="Times New Roman" w:cs="Times New Roman"/>
-          <w:b w:val="0"/>
-          <w:i/>
-          <w:color w:val="4472C4" w:themeColor="accent1"/>
-          <w:kern w:val="2"/>
-          <w:sz w:val="22"/>
-          <w:szCs w:val="24"/>
-        </w:rPr>
-      </w:pPr>
-    </w:p>
-    <w:p>
-      <w:pPr>
-        <w:pStyle w:val="3"/>
-        <w:shd w:val="clear" w:color="auto" w:fill="FFFFFF"/>
-        <w:spacing w:before="480" w:beforeAutospacing="0" w:after="240" w:afterAutospacing="0" w:line="450" w:lineRule="atLeast"/>
-        <w:rPr>
-          <w:rFonts w:ascii="Times New Roman" w:hAnsi="Times New Roman" w:cs="Times New Roman"/>
-          <w:b w:val="0"/>
-          <w:i/>
-          <w:color w:val="4472C4" w:themeColor="accent1"/>
-          <w:kern w:val="2"/>
-          <w:sz w:val="22"/>
-          <w:szCs w:val="24"/>
-        </w:rPr>
-      </w:pPr>
-    </w:p>
-    <w:p>
-      <w:pPr>
-        <w:pStyle w:val="3"/>
-        <w:shd w:val="clear" w:color="auto" w:fill="FFFFFF"/>
-        <w:spacing w:before="480" w:beforeAutospacing="0" w:after="240" w:afterAutospacing="0" w:line="450" w:lineRule="atLeast"/>
-        <w:rPr>
-          <w:rFonts w:ascii="Times New Roman" w:hAnsi="Times New Roman" w:cs="Times New Roman"/>
-          <w:b w:val="0"/>
-          <w:i/>
-          <w:color w:val="4472C4" w:themeColor="accent1"/>
-          <w:kern w:val="2"/>
-          <w:sz w:val="22"/>
-          <w:szCs w:val="24"/>
-        </w:rPr>
-      </w:pPr>
-    </w:p>
-    <w:p>
-      <w:pPr>
-        <w:pStyle w:val="3"/>
-        <w:shd w:val="clear" w:color="auto" w:fill="FFFFFF"/>
-        <w:spacing w:before="480" w:beforeAutospacing="0" w:after="240" w:afterAutospacing="0" w:line="450" w:lineRule="atLeast"/>
-        <w:rPr>
-          <w:rFonts w:ascii="Times New Roman" w:hAnsi="Times New Roman" w:cs="Times New Roman"/>
-          <w:b w:val="0"/>
-          <w:i/>
-          <w:color w:val="4472C4" w:themeColor="accent1"/>
-          <w:kern w:val="2"/>
-          <w:sz w:val="22"/>
-          <w:szCs w:val="24"/>
-        </w:rPr>
-      </w:pPr>
-    </w:p>
-    <w:p>
-      <w:pPr>
-        <w:pStyle w:val="3"/>
-        <w:shd w:val="clear" w:color="auto" w:fill="FFFFFF"/>
-        <w:spacing w:before="480" w:beforeAutospacing="0" w:after="240" w:afterAutospacing="0" w:line="450" w:lineRule="atLeast"/>
-        <w:rPr>
-          <w:rFonts w:ascii="Times New Roman" w:hAnsi="Times New Roman" w:cs="Times New Roman"/>
-          <w:b w:val="0"/>
-          <w:i/>
-          <w:color w:val="4472C4" w:themeColor="accent1"/>
-          <w:kern w:val="2"/>
-          <w:sz w:val="22"/>
-          <w:szCs w:val="24"/>
-        </w:rPr>
-      </w:pPr>
-    </w:p>
-    <w:p>
-      <w:pPr>
-        <w:pStyle w:val="2"/>
-        <w:shd w:val="clear" w:color="auto" w:fill="FFFFFF"/>
-        <w:spacing w:before="480" w:after="240" w:line="480" w:lineRule="atLeast"/>
-        <w:rPr>
-          <w:rFonts w:ascii="宋体" w:eastAsia="宋体" w:hAnsi="宋体" w:cs="宋体"/>
-          <w:sz w:val="36"/>
-          <w:szCs w:val="36"/>
-        </w:rPr>
-      </w:pPr>
-      <w:r>
-        <w:rPr>
-          <w:rFonts w:ascii="宋体" w:eastAsia="宋体" w:hAnsi="宋体" w:cs="宋体" w:hint="eastAsia"/>
-          <w:sz w:val="36"/>
-          <w:szCs w:val="36"/>
-        </w:rPr>
-        <w:lastRenderedPageBreak/>
-        <w:t>六、预剪枝</w:t>
-      </w:r>
-      <w:r>
-        <w:rPr>
-          <w:rFonts w:ascii="宋体" w:eastAsia="宋体" w:hAnsi="宋体" w:cs="宋体" w:hint="eastAsia"/>
-          <w:sz w:val="36"/>
-          <w:szCs w:val="36"/>
-        </w:rPr>
-        <w:t>Pre-Pruning</w:t>
-      </w:r>
-      <w:r>
-        <w:rPr>
-          <w:rFonts w:ascii="宋体" w:eastAsia="宋体" w:hAnsi="宋体" w:cs="宋体" w:hint="eastAsia"/>
-          <w:sz w:val="36"/>
-          <w:szCs w:val="36"/>
-        </w:rPr>
-        <w:t>（</w:t>
-      </w:r>
-      <w:r>
-        <w:rPr>
-          <w:rFonts w:ascii="宋体" w:eastAsia="宋体" w:hAnsi="宋体" w:cs="宋体" w:hint="eastAsia"/>
-          <w:sz w:val="36"/>
-          <w:szCs w:val="36"/>
-        </w:rPr>
-        <w:t>选做题</w:t>
-      </w:r>
-      <w:r>
-        <w:rPr>
-          <w:rFonts w:ascii="宋体" w:eastAsia="宋体" w:hAnsi="宋体" w:cs="宋体" w:hint="eastAsia"/>
-          <w:sz w:val="36"/>
-          <w:szCs w:val="36"/>
-        </w:rPr>
-        <w:t>）</w:t>
+        <w:t>如果实现了预剪枝，简述剪枝策略。</w:t>
       </w:r>
     </w:p>
     <w:p>
@@ -3434,90 +5964,7 @@
           <w:color w:val="4472C4" w:themeColor="accent1"/>
           <w:sz w:val="22"/>
         </w:rPr>
-        <w:t>如果实现了</w:t>
-      </w:r>
-      <w:r>
-        <w:rPr>
-          <w:rFonts w:hint="eastAsia"/>
-          <w:bCs/>
-          <w:i/>
-          <w:color w:val="4472C4" w:themeColor="accent1"/>
-          <w:sz w:val="22"/>
-        </w:rPr>
-        <w:t>预</w:t>
-      </w:r>
-      <w:r>
-        <w:rPr>
-          <w:rFonts w:hint="eastAsia"/>
-          <w:bCs/>
-          <w:i/>
-          <w:color w:val="4472C4" w:themeColor="accent1"/>
-          <w:sz w:val="22"/>
-        </w:rPr>
-        <w:t>剪枝</w:t>
-      </w:r>
-      <w:r>
-        <w:rPr>
-          <w:rFonts w:hint="eastAsia"/>
-          <w:bCs/>
-          <w:i/>
-          <w:color w:val="4472C4" w:themeColor="accent1"/>
-          <w:sz w:val="22"/>
-        </w:rPr>
-        <w:t>，</w:t>
-      </w:r>
-      <w:r>
-        <w:rPr>
-          <w:rFonts w:hint="eastAsia"/>
-          <w:bCs/>
-          <w:i/>
-          <w:color w:val="4472C4" w:themeColor="accent1"/>
-          <w:sz w:val="22"/>
-        </w:rPr>
-        <w:t>简述剪枝策略。</w:t>
-      </w:r>
-    </w:p>
-    <w:p>
-      <w:pPr>
-        <w:pStyle w:val="1"/>
-        <w:spacing w:before="100" w:beforeAutospacing="1" w:after="100" w:afterAutospacing="1" w:line="400" w:lineRule="exact"/>
-        <w:ind w:firstLineChars="0" w:firstLine="0"/>
-        <w:rPr>
-          <w:bCs/>
-          <w:i/>
-          <w:color w:val="4472C4" w:themeColor="accent1"/>
-          <w:sz w:val="22"/>
-        </w:rPr>
-      </w:pPr>
-      <w:r>
-        <w:rPr>
-          <w:rFonts w:hint="eastAsia"/>
-          <w:bCs/>
-          <w:i/>
-          <w:color w:val="4472C4" w:themeColor="accent1"/>
-          <w:sz w:val="22"/>
-        </w:rPr>
-        <w:t>效果分析：</w:t>
-      </w:r>
-      <w:r>
-        <w:rPr>
-          <w:rFonts w:hint="eastAsia"/>
-          <w:bCs/>
-          <w:i/>
-          <w:color w:val="4472C4" w:themeColor="accent1"/>
-          <w:sz w:val="22"/>
-        </w:rPr>
-        <w:t xml:space="preserve"> </w:t>
-      </w:r>
-      <w:r>
-        <w:rPr>
-          <w:rFonts w:hint="eastAsia"/>
-          <w:bCs/>
-          <w:i/>
-          <w:color w:val="4472C4" w:themeColor="accent1"/>
-          <w:sz w:val="22"/>
-        </w:rPr>
-        <w:t>对比剪枝前后的模型在训练集和测试集上的表现，分析剪枝对模型泛化能力的影响。</w:t>
+        <w:t>效果分析： 对比剪枝前后的模型在训练集和测试集上的表现，分析剪枝对模型泛化能力的影响。</w:t>
       </w:r>
     </w:p>
     <w:p>
@@ -3529,13 +5976,12 @@
         <w:rPr>
           <w:rFonts w:ascii="Arial" w:hAnsi="Arial" w:cs="Arial"/>
           <w:bCs/>
-          <w:sz w:val="24"/>
         </w:rPr>
       </w:pPr>
     </w:p>
     <w:sectPr>
-      <w:headerReference w:type="default" r:id="rId9"/>
-      <w:footerReference w:type="default" r:id="rId10"/>
+      <w:headerReference w:type="default" r:id="rId13"/>
+      <w:footerReference w:type="default" r:id="rId14"/>
       <w:pgSz w:w="11906" w:h="16838"/>
       <w:pgMar w:top="1440" w:right="1800" w:bottom="1440" w:left="1800" w:header="851" w:footer="992" w:gutter="0"/>
       <w:pgNumType w:start="1"/>
@@ -3547,7 +5993,7 @@
 </file>
 
 <file path=word/endnotes.xml><?xml version="1.0" encoding="utf-8"?>
-<w:endnotes xmlns:wpc="http://schemas.microsoft.com/office/word/2010/wordprocessingCanvas" xmlns:cx="http://schemas.microsoft.com/office/drawing/2014/chartex" xmlns:cx1="http://schemas.microsoft.com/office/drawing/2015/9/8/chartex" xmlns:cx2="http://schemas.microsoft.com/office/drawing/2015/10/21/chartex" xmlns:cx3="http://schemas.microsoft.com/office/drawing/2016/5/9/chartex" xmlns:cx4="http://schemas.microsoft.com/office/drawing/2016/5/10/chartex" xmlns:cx5="http://schemas.microsoft.com/office/drawing/2016/5/11/chartex" xmlns:cx6="http://schemas.microsoft.com/office/drawing/2016/5/12/chartex" xmlns:cx7="http://schemas.microsoft.com/office/drawing/2016/5/13/chartex" xmlns:cx8="http://schemas.microsoft.com/office/drawing/2016/5/14/chartex" xmlns:mc="http://schemas.openxmlformats.org/markup-compatibility/2006" xmlns:aink="http://schemas.microsoft.com/office/drawing/2016/ink" xmlns:am3d="http://schemas.microsoft.com/office/drawing/2017/model3d" xmlns:o="urn:schemas-microsoft-com:office:office" xmlns:r="http://schemas.openxmlformats.org/officeDocument/2006/relationships" xmlns:m="http://schemas.openxmlformats.org/officeDocument/2006/math" xmlns:v="urn:schemas-microsoft-com:vml" xmlns:wp14="http://schemas.microsoft.com/office/word/2010/wordprocessingDrawing" xmlns:wp="http://schemas.openxmlformats.org/drawingml/2006/wordprocessingDrawing" xmlns:w10="urn:schemas-microsoft-com:office:word" xmlns:w="http://schemas.openxmlformats.org/wordprocessingml/2006/main" xmlns:w14="http://schemas.microsoft.com/office/word/2010/wordml" xmlns:w15="http://schemas.microsoft.com/office/word/2012/wordml" xmlns:w16cex="http://schemas.microsoft.com/office/word/2018/wordml/cex" xmlns:w16cid="http://schemas.microsoft.com/office/word/2016/wordml/cid" xmlns:w16="http://schemas.microsoft.com/office/word/2018/wordml" xmlns:w16sdtdh="http://schemas.microsoft.com/office/word/2020/wordml/sdtdatahash" xmlns:w16se="http://schemas.microsoft.com/office/word/2015/wordml/symex" xmlns:wpg="http://schemas.microsoft.com/office/word/2010/wordprocessingGroup" xmlns:wpi="http://schemas.microsoft.com/office/word/2010/wordprocessingInk" xmlns:wne="http://schemas.microsoft.com/office/word/2006/wordml" xmlns:wps="http://schemas.microsoft.com/office/word/2010/wordprocessingShape" mc:Ignorable="w14 w15 w16se w16cid w16 w16cex w16sdtdh wp14">
+<w:endnotes xmlns:wpc="http://schemas.microsoft.com/office/word/2010/wordprocessingCanvas" xmlns:cx="http://schemas.microsoft.com/office/drawing/2014/chartex" xmlns:cx1="http://schemas.microsoft.com/office/drawing/2015/9/8/chartex" xmlns:cx2="http://schemas.microsoft.com/office/drawing/2015/10/21/chartex" xmlns:cx3="http://schemas.microsoft.com/office/drawing/2016/5/9/chartex" xmlns:cx4="http://schemas.microsoft.com/office/drawing/2016/5/10/chartex" xmlns:cx5="http://schemas.microsoft.com/office/drawing/2016/5/11/chartex" xmlns:cx6="http://schemas.microsoft.com/office/drawing/2016/5/12/chartex" xmlns:cx7="http://schemas.microsoft.com/office/drawing/2016/5/13/chartex" xmlns:cx8="http://schemas.microsoft.com/office/drawing/2016/5/14/chartex" xmlns:mc="http://schemas.openxmlformats.org/markup-compatibility/2006" xmlns:aink="http://schemas.microsoft.com/office/drawing/2016/ink" xmlns:am3d="http://schemas.microsoft.com/office/drawing/2017/model3d" xmlns:o="urn:schemas-microsoft-com:office:office" xmlns:oel="http://schemas.microsoft.com/office/2019/extlst" xmlns:r="http://schemas.openxmlformats.org/officeDocument/2006/relationships" xmlns:m="http://schemas.openxmlformats.org/officeDocument/2006/math" xmlns:v="urn:schemas-microsoft-com:vml" xmlns:wp14="http://schemas.microsoft.com/office/word/2010/wordprocessingDrawing" xmlns:wp="http://schemas.openxmlformats.org/drawingml/2006/wordprocessingDrawing" xmlns:w10="urn:schemas-microsoft-com:office:word" xmlns:w="http://schemas.openxmlformats.org/wordprocessingml/2006/main" xmlns:w14="http://schemas.microsoft.com/office/word/2010/wordml" xmlns:w15="http://schemas.microsoft.com/office/word/2012/wordml" xmlns:w16cex="http://schemas.microsoft.com/office/word/2018/wordml/cex" xmlns:w16cid="http://schemas.microsoft.com/office/word/2016/wordml/cid" xmlns:w16="http://schemas.microsoft.com/office/word/2018/wordml" xmlns:w16du="http://schemas.microsoft.com/office/word/2023/wordml/word16du" xmlns:w16sdtdh="http://schemas.microsoft.com/office/word/2020/wordml/sdtdatahash" xmlns:w16sdtfl="http://schemas.microsoft.com/office/word/2024/wordml/sdtformatlock" xmlns:w16se="http://schemas.microsoft.com/office/word/2015/wordml/symex" xmlns:wpg="http://schemas.microsoft.com/office/word/2010/wordprocessingGroup" xmlns:wpi="http://schemas.microsoft.com/office/word/2010/wordprocessingInk" xmlns:wne="http://schemas.microsoft.com/office/word/2006/wordml" xmlns:wps="http://schemas.microsoft.com/office/word/2010/wordprocessingShape" mc:Ignorable="w14 w15 w16se w16cid w16 w16cex w16sdtdh w16sdtfl w16du wp14">
   <w:endnote w:type="separator" w:id="-1">
     <w:p>
       <w:r>
@@ -3566,7 +6012,7 @@
 </file>
 
 <file path=word/footer1.xml><?xml version="1.0" encoding="utf-8"?>
-<w:ftr xmlns:wpc="http://schemas.microsoft.com/office/word/2010/wordprocessingCanvas" xmlns:cx="http://schemas.microsoft.com/office/drawing/2014/chartex" xmlns:cx1="http://schemas.microsoft.com/office/drawing/2015/9/8/chartex" xmlns:cx2="http://schemas.microsoft.com/office/drawing/2015/10/21/chartex" xmlns:cx3="http://schemas.microsoft.com/office/drawing/2016/5/9/chartex" xmlns:cx4="http://schemas.microsoft.com/office/drawing/2016/5/10/chartex" xmlns:cx5="http://schemas.microsoft.com/office/drawing/2016/5/11/chartex" xmlns:cx6="http://schemas.microsoft.com/office/drawing/2016/5/12/chartex" xmlns:cx7="http://schemas.microsoft.com/office/drawing/2016/5/13/chartex" xmlns:cx8="http://schemas.microsoft.com/office/drawing/2016/5/14/chartex" xmlns:mc="http://schemas.openxmlformats.org/markup-compatibility/2006" xmlns:aink="http://schemas.microsoft.com/office/drawing/2016/ink" xmlns:am3d="http://schemas.microsoft.com/office/drawing/2017/model3d" xmlns:o="urn:schemas-microsoft-com:office:office" xmlns:r="http://schemas.openxmlformats.org/officeDocument/2006/relationships" xmlns:m="http://schemas.openxmlformats.org/officeDocument/2006/math" xmlns:v="urn:schemas-microsoft-com:vml" xmlns:wp14="http://schemas.microsoft.com/office/word/2010/wordprocessingDrawing" xmlns:wp="http://schemas.openxmlformats.org/drawingml/2006/wordprocessingDrawing" xmlns:w10="urn:schemas-microsoft-com:office:word" xmlns:w="http://schemas.openxmlformats.org/wordprocessingml/2006/main" xmlns:w14="http://schemas.microsoft.com/office/word/2010/wordml" xmlns:w15="http://schemas.microsoft.com/office/word/2012/wordml" xmlns:w16cex="http://schemas.microsoft.com/office/word/2018/wordml/cex" xmlns:w16cid="http://schemas.microsoft.com/office/word/2016/wordml/cid" xmlns:w16="http://schemas.microsoft.com/office/word/2018/wordml" xmlns:w16sdtdh="http://schemas.microsoft.com/office/word/2020/wordml/sdtdatahash" xmlns:w16se="http://schemas.microsoft.com/office/word/2015/wordml/symex" xmlns:wpg="http://schemas.microsoft.com/office/word/2010/wordprocessingGroup" xmlns:wpi="http://schemas.microsoft.com/office/word/2010/wordprocessingInk" xmlns:wne="http://schemas.microsoft.com/office/word/2006/wordml" xmlns:wps="http://schemas.microsoft.com/office/word/2010/wordprocessingShape" mc:Ignorable="w14 w15 w16se w16cid w16 w16cex w16sdtdh wp14">
+<w:ftr xmlns:wpc="http://schemas.microsoft.com/office/word/2010/wordprocessingCanvas" xmlns:cx="http://schemas.microsoft.com/office/drawing/2014/chartex" xmlns:cx1="http://schemas.microsoft.com/office/drawing/2015/9/8/chartex" xmlns:cx2="http://schemas.microsoft.com/office/drawing/2015/10/21/chartex" xmlns:cx3="http://schemas.microsoft.com/office/drawing/2016/5/9/chartex" xmlns:cx4="http://schemas.microsoft.com/office/drawing/2016/5/10/chartex" xmlns:cx5="http://schemas.microsoft.com/office/drawing/2016/5/11/chartex" xmlns:cx6="http://schemas.microsoft.com/office/drawing/2016/5/12/chartex" xmlns:cx7="http://schemas.microsoft.com/office/drawing/2016/5/13/chartex" xmlns:cx8="http://schemas.microsoft.com/office/drawing/2016/5/14/chartex" xmlns:mc="http://schemas.openxmlformats.org/markup-compatibility/2006" xmlns:aink="http://schemas.microsoft.com/office/drawing/2016/ink" xmlns:am3d="http://schemas.microsoft.com/office/drawing/2017/model3d" xmlns:o="urn:schemas-microsoft-com:office:office" xmlns:oel="http://schemas.microsoft.com/office/2019/extlst" xmlns:r="http://schemas.openxmlformats.org/officeDocument/2006/relationships" xmlns:m="http://schemas.openxmlformats.org/officeDocument/2006/math" xmlns:v="urn:schemas-microsoft-com:vml" xmlns:wp14="http://schemas.microsoft.com/office/word/2010/wordprocessingDrawing" xmlns:wp="http://schemas.openxmlformats.org/drawingml/2006/wordprocessingDrawing" xmlns:w10="urn:schemas-microsoft-com:office:word" xmlns:w="http://schemas.openxmlformats.org/wordprocessingml/2006/main" xmlns:w14="http://schemas.microsoft.com/office/word/2010/wordml" xmlns:w15="http://schemas.microsoft.com/office/word/2012/wordml" xmlns:w16cex="http://schemas.microsoft.com/office/word/2018/wordml/cex" xmlns:w16cid="http://schemas.microsoft.com/office/word/2016/wordml/cid" xmlns:w16="http://schemas.microsoft.com/office/word/2018/wordml" xmlns:w16du="http://schemas.microsoft.com/office/word/2023/wordml/word16du" xmlns:w16sdtdh="http://schemas.microsoft.com/office/word/2020/wordml/sdtdatahash" xmlns:w16sdtfl="http://schemas.microsoft.com/office/word/2024/wordml/sdtformatlock" xmlns:w16se="http://schemas.microsoft.com/office/word/2015/wordml/symex" xmlns:wpg="http://schemas.microsoft.com/office/word/2010/wordprocessingGroup" xmlns:wpi="http://schemas.microsoft.com/office/word/2010/wordprocessingInk" xmlns:wne="http://schemas.microsoft.com/office/word/2006/wordml" xmlns:wps="http://schemas.microsoft.com/office/word/2010/wordprocessingShape" mc:Ignorable="w14 w15 w16se w16cid w16 w16cex w16sdtdh w16sdtfl w16du wp14">
   <w:sdt>
     <w:sdtPr>
       <w:id w:val="-468911103"/>
@@ -3574,7 +6020,6 @@
         <w:docPartGallery w:val="AutoText"/>
       </w:docPartObj>
     </w:sdtPr>
-    <w:sdtEndPr/>
     <w:sdtContent>
       <w:p>
         <w:pPr>
@@ -3612,7 +6057,7 @@
 </file>
 
 <file path=word/footnotes.xml><?xml version="1.0" encoding="utf-8"?>
-<w:footnotes xmlns:wpc="http://schemas.microsoft.com/office/word/2010/wordprocessingCanvas" xmlns:cx="http://schemas.microsoft.com/office/drawing/2014/chartex" xmlns:cx1="http://schemas.microsoft.com/office/drawing/2015/9/8/chartex" xmlns:cx2="http://schemas.microsoft.com/office/drawing/2015/10/21/chartex" xmlns:cx3="http://schemas.microsoft.com/office/drawing/2016/5/9/chartex" xmlns:cx4="http://schemas.microsoft.com/office/drawing/2016/5/10/chartex" xmlns:cx5="http://schemas.microsoft.com/office/drawing/2016/5/11/chartex" xmlns:cx6="http://schemas.microsoft.com/office/drawing/2016/5/12/chartex" xmlns:cx7="http://schemas.microsoft.com/office/drawing/2016/5/13/chartex" xmlns:cx8="http://schemas.microsoft.com/office/drawing/2016/5/14/chartex" xmlns:mc="http://schemas.openxmlformats.org/markup-compatibility/2006" xmlns:aink="http://schemas.microsoft.com/office/drawing/2016/ink" xmlns:am3d="http://schemas.microsoft.com/office/drawing/2017/model3d" xmlns:o="urn:schemas-microsoft-com:office:office" xmlns:r="http://schemas.openxmlformats.org/officeDocument/2006/relationships" xmlns:m="http://schemas.openxmlformats.org/officeDocument/2006/math" xmlns:v="urn:schemas-microsoft-com:vml" xmlns:wp14="http://schemas.microsoft.com/office/word/2010/wordprocessingDrawing" xmlns:wp="http://schemas.openxmlformats.org/drawingml/2006/wordprocessingDrawing" xmlns:w10="urn:schemas-microsoft-com:office:word" xmlns:w="http://schemas.openxmlformats.org/wordprocessingml/2006/main" xmlns:w14="http://schemas.microsoft.com/office/word/2010/wordml" xmlns:w15="http://schemas.microsoft.com/office/word/2012/wordml" xmlns:w16cex="http://schemas.microsoft.com/office/word/2018/wordml/cex" xmlns:w16cid="http://schemas.microsoft.com/office/word/2016/wordml/cid" xmlns:w16="http://schemas.microsoft.com/office/word/2018/wordml" xmlns:w16sdtdh="http://schemas.microsoft.com/office/word/2020/wordml/sdtdatahash" xmlns:w16se="http://schemas.microsoft.com/office/word/2015/wordml/symex" xmlns:wpg="http://schemas.microsoft.com/office/word/2010/wordprocessingGroup" xmlns:wpi="http://schemas.microsoft.com/office/word/2010/wordprocessingInk" xmlns:wne="http://schemas.microsoft.com/office/word/2006/wordml" xmlns:wps="http://schemas.microsoft.com/office/word/2010/wordprocessingShape" mc:Ignorable="w14 w15 w16se w16cid w16 w16cex w16sdtdh wp14">
+<w:footnotes xmlns:wpc="http://schemas.microsoft.com/office/word/2010/wordprocessingCanvas" xmlns:cx="http://schemas.microsoft.com/office/drawing/2014/chartex" xmlns:cx1="http://schemas.microsoft.com/office/drawing/2015/9/8/chartex" xmlns:cx2="http://schemas.microsoft.com/office/drawing/2015/10/21/chartex" xmlns:cx3="http://schemas.microsoft.com/office/drawing/2016/5/9/chartex" xmlns:cx4="http://schemas.microsoft.com/office/drawing/2016/5/10/chartex" xmlns:cx5="http://schemas.microsoft.com/office/drawing/2016/5/11/chartex" xmlns:cx6="http://schemas.microsoft.com/office/drawing/2016/5/12/chartex" xmlns:cx7="http://schemas.microsoft.com/office/drawing/2016/5/13/chartex" xmlns:cx8="http://schemas.microsoft.com/office/drawing/2016/5/14/chartex" xmlns:mc="http://schemas.openxmlformats.org/markup-compatibility/2006" xmlns:aink="http://schemas.microsoft.com/office/drawing/2016/ink" xmlns:am3d="http://schemas.microsoft.com/office/drawing/2017/model3d" xmlns:o="urn:schemas-microsoft-com:office:office" xmlns:oel="http://schemas.microsoft.com/office/2019/extlst" xmlns:r="http://schemas.openxmlformats.org/officeDocument/2006/relationships" xmlns:m="http://schemas.openxmlformats.org/officeDocument/2006/math" xmlns:v="urn:schemas-microsoft-com:vml" xmlns:wp14="http://schemas.microsoft.com/office/word/2010/wordprocessingDrawing" xmlns:wp="http://schemas.openxmlformats.org/drawingml/2006/wordprocessingDrawing" xmlns:w10="urn:schemas-microsoft-com:office:word" xmlns:w="http://schemas.openxmlformats.org/wordprocessingml/2006/main" xmlns:w14="http://schemas.microsoft.com/office/word/2010/wordml" xmlns:w15="http://schemas.microsoft.com/office/word/2012/wordml" xmlns:w16cex="http://schemas.microsoft.com/office/word/2018/wordml/cex" xmlns:w16cid="http://schemas.microsoft.com/office/word/2016/wordml/cid" xmlns:w16="http://schemas.microsoft.com/office/word/2018/wordml" xmlns:w16du="http://schemas.microsoft.com/office/word/2023/wordml/word16du" xmlns:w16sdtdh="http://schemas.microsoft.com/office/word/2020/wordml/sdtdatahash" xmlns:w16sdtfl="http://schemas.microsoft.com/office/word/2024/wordml/sdtformatlock" xmlns:w16se="http://schemas.microsoft.com/office/word/2015/wordml/symex" xmlns:wpg="http://schemas.microsoft.com/office/word/2010/wordprocessingGroup" xmlns:wpi="http://schemas.microsoft.com/office/word/2010/wordprocessingInk" xmlns:wne="http://schemas.microsoft.com/office/word/2006/wordml" xmlns:wps="http://schemas.microsoft.com/office/word/2010/wordprocessingShape" mc:Ignorable="w14 w15 w16se w16cid w16 w16cex w16sdtdh w16sdtfl w16du wp14">
   <w:footnote w:type="separator" w:id="-1">
     <w:p>
       <w:r>
@@ -3631,7 +6076,7 @@
 </file>
 
 <file path=word/header1.xml><?xml version="1.0" encoding="utf-8"?>
-<w:hdr xmlns:wpc="http://schemas.microsoft.com/office/word/2010/wordprocessingCanvas" xmlns:cx="http://schemas.microsoft.com/office/drawing/2014/chartex" xmlns:cx1="http://schemas.microsoft.com/office/drawing/2015/9/8/chartex" xmlns:cx2="http://schemas.microsoft.com/office/drawing/2015/10/21/chartex" xmlns:cx3="http://schemas.microsoft.com/office/drawing/2016/5/9/chartex" xmlns:cx4="http://schemas.microsoft.com/office/drawing/2016/5/10/chartex" xmlns:cx5="http://schemas.microsoft.com/office/drawing/2016/5/11/chartex" xmlns:cx6="http://schemas.microsoft.com/office/drawing/2016/5/12/chartex" xmlns:cx7="http://schemas.microsoft.com/office/drawing/2016/5/13/chartex" xmlns:cx8="http://schemas.microsoft.com/office/drawing/2016/5/14/chartex" xmlns:mc="http://schemas.openxmlformats.org/markup-compatibility/2006" xmlns:aink="http://schemas.microsoft.com/office/drawing/2016/ink" xmlns:am3d="http://schemas.microsoft.com/office/drawing/2017/model3d" xmlns:o="urn:schemas-microsoft-com:office:office" xmlns:r="http://schemas.openxmlformats.org/officeDocument/2006/relationships" xmlns:m="http://schemas.openxmlformats.org/officeDocument/2006/math" xmlns:v="urn:schemas-microsoft-com:vml" xmlns:wp14="http://schemas.microsoft.com/office/word/2010/wordprocessingDrawing" xmlns:wp="http://schemas.openxmlformats.org/drawingml/2006/wordprocessingDrawing" xmlns:w10="urn:schemas-microsoft-com:office:word" xmlns:w="http://schemas.openxmlformats.org/wordprocessingml/2006/main" xmlns:w14="http://schemas.microsoft.com/office/word/2010/wordml" xmlns:w15="http://schemas.microsoft.com/office/word/2012/wordml" xmlns:w16cex="http://schemas.microsoft.com/office/word/2018/wordml/cex" xmlns:w16cid="http://schemas.microsoft.com/office/word/2016/wordml/cid" xmlns:w16="http://schemas.microsoft.com/office/word/2018/wordml" xmlns:w16sdtdh="http://schemas.microsoft.com/office/word/2020/wordml/sdtdatahash" xmlns:w16se="http://schemas.microsoft.com/office/word/2015/wordml/symex" xmlns:wpg="http://schemas.microsoft.com/office/word/2010/wordprocessingGroup" xmlns:wpi="http://schemas.microsoft.com/office/word/2010/wordprocessingInk" xmlns:wne="http://schemas.microsoft.com/office/word/2006/wordml" xmlns:wps="http://schemas.microsoft.com/office/word/2010/wordprocessingShape" mc:Ignorable="w14 w15 w16se w16cid w16 w16cex w16sdtdh wp14">
+<w:hdr xmlns:wpc="http://schemas.microsoft.com/office/word/2010/wordprocessingCanvas" xmlns:cx="http://schemas.microsoft.com/office/drawing/2014/chartex" xmlns:cx1="http://schemas.microsoft.com/office/drawing/2015/9/8/chartex" xmlns:cx2="http://schemas.microsoft.com/office/drawing/2015/10/21/chartex" xmlns:cx3="http://schemas.microsoft.com/office/drawing/2016/5/9/chartex" xmlns:cx4="http://schemas.microsoft.com/office/drawing/2016/5/10/chartex" xmlns:cx5="http://schemas.microsoft.com/office/drawing/2016/5/11/chartex" xmlns:cx6="http://schemas.microsoft.com/office/drawing/2016/5/12/chartex" xmlns:cx7="http://schemas.microsoft.com/office/drawing/2016/5/13/chartex" xmlns:cx8="http://schemas.microsoft.com/office/drawing/2016/5/14/chartex" xmlns:mc="http://schemas.openxmlformats.org/markup-compatibility/2006" xmlns:aink="http://schemas.microsoft.com/office/drawing/2016/ink" xmlns:am3d="http://schemas.microsoft.com/office/drawing/2017/model3d" xmlns:o="urn:schemas-microsoft-com:office:office" xmlns:oel="http://schemas.microsoft.com/office/2019/extlst" xmlns:r="http://schemas.openxmlformats.org/officeDocument/2006/relationships" xmlns:m="http://schemas.openxmlformats.org/officeDocument/2006/math" xmlns:v="urn:schemas-microsoft-com:vml" xmlns:wp14="http://schemas.microsoft.com/office/word/2010/wordprocessingDrawing" xmlns:wp="http://schemas.openxmlformats.org/drawingml/2006/wordprocessingDrawing" xmlns:w10="urn:schemas-microsoft-com:office:word" xmlns:w="http://schemas.openxmlformats.org/wordprocessingml/2006/main" xmlns:w14="http://schemas.microsoft.com/office/word/2010/wordml" xmlns:w15="http://schemas.microsoft.com/office/word/2012/wordml" xmlns:w16cex="http://schemas.microsoft.com/office/word/2018/wordml/cex" xmlns:w16cid="http://schemas.microsoft.com/office/word/2016/wordml/cid" xmlns:w16="http://schemas.microsoft.com/office/word/2018/wordml" xmlns:w16du="http://schemas.microsoft.com/office/word/2023/wordml/word16du" xmlns:w16sdtdh="http://schemas.microsoft.com/office/word/2020/wordml/sdtdatahash" xmlns:w16sdtfl="http://schemas.microsoft.com/office/word/2024/wordml/sdtformatlock" xmlns:w16se="http://schemas.microsoft.com/office/word/2015/wordml/symex" xmlns:wpg="http://schemas.microsoft.com/office/word/2010/wordprocessingGroup" xmlns:wpi="http://schemas.microsoft.com/office/word/2010/wordprocessingInk" xmlns:wne="http://schemas.microsoft.com/office/word/2006/wordml" xmlns:wps="http://schemas.microsoft.com/office/word/2010/wordprocessingShape" mc:Ignorable="w14 w15 w16se w16cid w16 w16cex w16sdtdh w16sdtfl w16du wp14">
   <w:p>
     <w:pPr>
       <w:pStyle w:val="a8"/>
@@ -3641,13 +6086,7 @@
       <w:rPr>
         <w:rFonts w:hint="eastAsia"/>
       </w:rPr>
-      <w:t>《</w:t>
-    </w:r>
-    <w:r>
-      <w:rPr>
-        <w:rFonts w:hint="eastAsia"/>
-      </w:rPr>
-      <w:t>机器学习》实验报告</w:t>
+      <w:t>《机器学习》实验报告</w:t>
     </w:r>
     <w:r>
       <w:t>-2026</w:t>
@@ -3663,7 +6102,7 @@
 </file>
 
 <file path=word/numbering.xml><?xml version="1.0" encoding="utf-8"?>
-<w:numbering xmlns:wpc="http://schemas.microsoft.com/office/word/2010/wordprocessingCanvas" xmlns:cx="http://schemas.microsoft.com/office/drawing/2014/chartex" xmlns:cx1="http://schemas.microsoft.com/office/drawing/2015/9/8/chartex" xmlns:cx2="http://schemas.microsoft.com/office/drawing/2015/10/21/chartex" xmlns:cx3="http://schemas.microsoft.com/office/drawing/2016/5/9/chartex" xmlns:cx4="http://schemas.microsoft.com/office/drawing/2016/5/10/chartex" xmlns:cx5="http://schemas.microsoft.com/office/drawing/2016/5/11/chartex" xmlns:cx6="http://schemas.microsoft.com/office/drawing/2016/5/12/chartex" xmlns:cx7="http://schemas.microsoft.com/office/drawing/2016/5/13/chartex" xmlns:cx8="http://schemas.microsoft.com/office/drawing/2016/5/14/chartex" xmlns:mc="http://schemas.openxmlformats.org/markup-compatibility/2006" xmlns:aink="http://schemas.microsoft.com/office/drawing/2016/ink" xmlns:am3d="http://schemas.microsoft.com/office/drawing/2017/model3d" xmlns:o="urn:schemas-microsoft-com:office:office" xmlns:r="http://schemas.openxmlformats.org/officeDocument/2006/relationships" xmlns:m="http://schemas.openxmlformats.org/officeDocument/2006/math" xmlns:v="urn:schemas-microsoft-com:vml" xmlns:wp14="http://schemas.microsoft.com/office/word/2010/wordprocessingDrawing" xmlns:wp="http://schemas.openxmlformats.org/drawingml/2006/wordprocessingDrawing" xmlns:w10="urn:schemas-microsoft-com:office:word" xmlns:w="http://schemas.openxmlformats.org/wordprocessingml/2006/main" xmlns:w14="http://schemas.microsoft.com/office/word/2010/wordml" xmlns:w15="http://schemas.microsoft.com/office/word/2012/wordml" xmlns:w16cex="http://schemas.microsoft.com/office/word/2018/wordml/cex" xmlns:w16cid="http://schemas.microsoft.com/office/word/2016/wordml/cid" xmlns:w16="http://schemas.microsoft.com/office/word/2018/wordml" xmlns:w16sdtdh="http://schemas.microsoft.com/office/word/2020/wordml/sdtdatahash" xmlns:w16se="http://schemas.microsoft.com/office/word/2015/wordml/symex" xmlns:wpg="http://schemas.microsoft.com/office/word/2010/wordprocessingGroup" xmlns:wpi="http://schemas.microsoft.com/office/word/2010/wordprocessingInk" xmlns:wne="http://schemas.microsoft.com/office/word/2006/wordml" xmlns:wps="http://schemas.microsoft.com/office/word/2010/wordprocessingShape" mc:Ignorable="w14 w15 w16se w16cid w16 w16cex w16sdtdh wp14">
+<w:numbering xmlns:wpc="http://schemas.microsoft.com/office/word/2010/wordprocessingCanvas" xmlns:cx="http://schemas.microsoft.com/office/drawing/2014/chartex" xmlns:cx1="http://schemas.microsoft.com/office/drawing/2015/9/8/chartex" xmlns:cx2="http://schemas.microsoft.com/office/drawing/2015/10/21/chartex" xmlns:cx3="http://schemas.microsoft.com/office/drawing/2016/5/9/chartex" xmlns:cx4="http://schemas.microsoft.com/office/drawing/2016/5/10/chartex" xmlns:cx5="http://schemas.microsoft.com/office/drawing/2016/5/11/chartex" xmlns:cx6="http://schemas.microsoft.com/office/drawing/2016/5/12/chartex" xmlns:cx7="http://schemas.microsoft.com/office/drawing/2016/5/13/chartex" xmlns:cx8="http://schemas.microsoft.com/office/drawing/2016/5/14/chartex" xmlns:mc="http://schemas.openxmlformats.org/markup-compatibility/2006" xmlns:aink="http://schemas.microsoft.com/office/drawing/2016/ink" xmlns:am3d="http://schemas.microsoft.com/office/drawing/2017/model3d" xmlns:o="urn:schemas-microsoft-com:office:office" xmlns:oel="http://schemas.microsoft.com/office/2019/extlst" xmlns:r="http://schemas.openxmlformats.org/officeDocument/2006/relationships" xmlns:m="http://schemas.openxmlformats.org/officeDocument/2006/math" xmlns:v="urn:schemas-microsoft-com:vml" xmlns:wp14="http://schemas.microsoft.com/office/word/2010/wordprocessingDrawing" xmlns:wp="http://schemas.openxmlformats.org/drawingml/2006/wordprocessingDrawing" xmlns:w10="urn:schemas-microsoft-com:office:word" xmlns:w="http://schemas.openxmlformats.org/wordprocessingml/2006/main" xmlns:w14="http://schemas.microsoft.com/office/word/2010/wordml" xmlns:w15="http://schemas.microsoft.com/office/word/2012/wordml" xmlns:w16cex="http://schemas.microsoft.com/office/word/2018/wordml/cex" xmlns:w16cid="http://schemas.microsoft.com/office/word/2016/wordml/cid" xmlns:w16="http://schemas.microsoft.com/office/word/2018/wordml" xmlns:w16du="http://schemas.microsoft.com/office/word/2023/wordml/word16du" xmlns:w16sdtdh="http://schemas.microsoft.com/office/word/2020/wordml/sdtdatahash" xmlns:w16sdtfl="http://schemas.microsoft.com/office/word/2024/wordml/sdtformatlock" xmlns:w16se="http://schemas.microsoft.com/office/word/2015/wordml/symex" xmlns:wpg="http://schemas.microsoft.com/office/word/2010/wordprocessingGroup" xmlns:wpi="http://schemas.microsoft.com/office/word/2010/wordprocessingInk" xmlns:wne="http://schemas.microsoft.com/office/word/2006/wordml" xmlns:wps="http://schemas.microsoft.com/office/word/2010/wordprocessingShape" mc:Ignorable="w14 w15 w16se w16cid w16 w16cex w16sdtdh w16sdtfl w16du wp14">
   <w:abstractNum w:abstractNumId="0" w15:restartNumberingAfterBreak="0">
     <w:nsid w:val="D158EE5D"/>
     <w:multiLevelType w:val="singleLevel"/>
@@ -3682,6 +6121,304 @@
     </w:lvl>
   </w:abstractNum>
   <w:abstractNum w:abstractNumId="1" w15:restartNumberingAfterBreak="0">
+    <w:nsid w:val="40C743BA"/>
+    <w:multiLevelType w:val="multilevel"/>
+    <w:tmpl w:val="D02E32E2"/>
+    <w:lvl w:ilvl="0">
+      <w:start w:val="1"/>
+      <w:numFmt w:val="bullet"/>
+      <w:lvlText w:val=""/>
+      <w:lvlJc w:val="left"/>
+      <w:pPr>
+        <w:tabs>
+          <w:tab w:val="num" w:pos="720"/>
+        </w:tabs>
+        <w:ind w:left="720" w:hanging="360"/>
+      </w:pPr>
+      <w:rPr>
+        <w:rFonts w:ascii="Symbol" w:hAnsi="Symbol" w:hint="default"/>
+        <w:sz w:val="20"/>
+      </w:rPr>
+    </w:lvl>
+    <w:lvl w:ilvl="1" w:tentative="1">
+      <w:start w:val="1"/>
+      <w:numFmt w:val="bullet"/>
+      <w:lvlText w:val="o"/>
+      <w:lvlJc w:val="left"/>
+      <w:pPr>
+        <w:tabs>
+          <w:tab w:val="num" w:pos="1440"/>
+        </w:tabs>
+        <w:ind w:left="1440" w:hanging="360"/>
+      </w:pPr>
+      <w:rPr>
+        <w:rFonts w:ascii="Courier New" w:hAnsi="Courier New" w:hint="default"/>
+        <w:sz w:val="20"/>
+      </w:rPr>
+    </w:lvl>
+    <w:lvl w:ilvl="2" w:tentative="1">
+      <w:start w:val="1"/>
+      <w:numFmt w:val="bullet"/>
+      <w:lvlText w:val=""/>
+      <w:lvlJc w:val="left"/>
+      <w:pPr>
+        <w:tabs>
+          <w:tab w:val="num" w:pos="2160"/>
+        </w:tabs>
+        <w:ind w:left="2160" w:hanging="360"/>
+      </w:pPr>
+      <w:rPr>
+        <w:rFonts w:ascii="Wingdings" w:hAnsi="Wingdings" w:hint="default"/>
+        <w:sz w:val="20"/>
+      </w:rPr>
+    </w:lvl>
+    <w:lvl w:ilvl="3" w:tentative="1">
+      <w:start w:val="1"/>
+      <w:numFmt w:val="bullet"/>
+      <w:lvlText w:val=""/>
+      <w:lvlJc w:val="left"/>
+      <w:pPr>
+        <w:tabs>
+          <w:tab w:val="num" w:pos="2880"/>
+        </w:tabs>
+        <w:ind w:left="2880" w:hanging="360"/>
+      </w:pPr>
+      <w:rPr>
+        <w:rFonts w:ascii="Wingdings" w:hAnsi="Wingdings" w:hint="default"/>
+        <w:sz w:val="20"/>
+      </w:rPr>
+    </w:lvl>
+    <w:lvl w:ilvl="4" w:tentative="1">
+      <w:start w:val="1"/>
+      <w:numFmt w:val="bullet"/>
+      <w:lvlText w:val=""/>
+      <w:lvlJc w:val="left"/>
+      <w:pPr>
+        <w:tabs>
+          <w:tab w:val="num" w:pos="3600"/>
+        </w:tabs>
+        <w:ind w:left="3600" w:hanging="360"/>
+      </w:pPr>
+      <w:rPr>
+        <w:rFonts w:ascii="Wingdings" w:hAnsi="Wingdings" w:hint="default"/>
+        <w:sz w:val="20"/>
+      </w:rPr>
+    </w:lvl>
+    <w:lvl w:ilvl="5" w:tentative="1">
+      <w:start w:val="1"/>
+      <w:numFmt w:val="bullet"/>
+      <w:lvlText w:val=""/>
+      <w:lvlJc w:val="left"/>
+      <w:pPr>
+        <w:tabs>
+          <w:tab w:val="num" w:pos="4320"/>
+        </w:tabs>
+        <w:ind w:left="4320" w:hanging="360"/>
+      </w:pPr>
+      <w:rPr>
+        <w:rFonts w:ascii="Wingdings" w:hAnsi="Wingdings" w:hint="default"/>
+        <w:sz w:val="20"/>
+      </w:rPr>
+    </w:lvl>
+    <w:lvl w:ilvl="6" w:tentative="1">
+      <w:start w:val="1"/>
+      <w:numFmt w:val="bullet"/>
+      <w:lvlText w:val=""/>
+      <w:lvlJc w:val="left"/>
+      <w:pPr>
+        <w:tabs>
+          <w:tab w:val="num" w:pos="5040"/>
+        </w:tabs>
+        <w:ind w:left="5040" w:hanging="360"/>
+      </w:pPr>
+      <w:rPr>
+        <w:rFonts w:ascii="Wingdings" w:hAnsi="Wingdings" w:hint="default"/>
+        <w:sz w:val="20"/>
+      </w:rPr>
+    </w:lvl>
+    <w:lvl w:ilvl="7" w:tentative="1">
+      <w:start w:val="1"/>
+      <w:numFmt w:val="bullet"/>
+      <w:lvlText w:val=""/>
+      <w:lvlJc w:val="left"/>
+      <w:pPr>
+        <w:tabs>
+          <w:tab w:val="num" w:pos="5760"/>
+        </w:tabs>
+        <w:ind w:left="5760" w:hanging="360"/>
+      </w:pPr>
+      <w:rPr>
+        <w:rFonts w:ascii="Wingdings" w:hAnsi="Wingdings" w:hint="default"/>
+        <w:sz w:val="20"/>
+      </w:rPr>
+    </w:lvl>
+    <w:lvl w:ilvl="8" w:tentative="1">
+      <w:start w:val="1"/>
+      <w:numFmt w:val="bullet"/>
+      <w:lvlText w:val=""/>
+      <w:lvlJc w:val="left"/>
+      <w:pPr>
+        <w:tabs>
+          <w:tab w:val="num" w:pos="6480"/>
+        </w:tabs>
+        <w:ind w:left="6480" w:hanging="360"/>
+      </w:pPr>
+      <w:rPr>
+        <w:rFonts w:ascii="Wingdings" w:hAnsi="Wingdings" w:hint="default"/>
+        <w:sz w:val="20"/>
+      </w:rPr>
+    </w:lvl>
+  </w:abstractNum>
+  <w:abstractNum w:abstractNumId="2" w15:restartNumberingAfterBreak="0">
+    <w:nsid w:val="59514BBB"/>
+    <w:multiLevelType w:val="multilevel"/>
+    <w:tmpl w:val="137CD2CA"/>
+    <w:lvl w:ilvl="0">
+      <w:start w:val="1"/>
+      <w:numFmt w:val="bullet"/>
+      <w:lvlText w:val=""/>
+      <w:lvlJc w:val="left"/>
+      <w:pPr>
+        <w:tabs>
+          <w:tab w:val="num" w:pos="720"/>
+        </w:tabs>
+        <w:ind w:left="720" w:hanging="360"/>
+      </w:pPr>
+      <w:rPr>
+        <w:rFonts w:ascii="Symbol" w:hAnsi="Symbol" w:hint="default"/>
+        <w:sz w:val="20"/>
+      </w:rPr>
+    </w:lvl>
+    <w:lvl w:ilvl="1" w:tentative="1">
+      <w:start w:val="1"/>
+      <w:numFmt w:val="bullet"/>
+      <w:lvlText w:val="o"/>
+      <w:lvlJc w:val="left"/>
+      <w:pPr>
+        <w:tabs>
+          <w:tab w:val="num" w:pos="1440"/>
+        </w:tabs>
+        <w:ind w:left="1440" w:hanging="360"/>
+      </w:pPr>
+      <w:rPr>
+        <w:rFonts w:ascii="Courier New" w:hAnsi="Courier New" w:hint="default"/>
+        <w:sz w:val="20"/>
+      </w:rPr>
+    </w:lvl>
+    <w:lvl w:ilvl="2" w:tentative="1">
+      <w:start w:val="1"/>
+      <w:numFmt w:val="bullet"/>
+      <w:lvlText w:val=""/>
+      <w:lvlJc w:val="left"/>
+      <w:pPr>
+        <w:tabs>
+          <w:tab w:val="num" w:pos="2160"/>
+        </w:tabs>
+        <w:ind w:left="2160" w:hanging="360"/>
+      </w:pPr>
+      <w:rPr>
+        <w:rFonts w:ascii="Wingdings" w:hAnsi="Wingdings" w:hint="default"/>
+        <w:sz w:val="20"/>
+      </w:rPr>
+    </w:lvl>
+    <w:lvl w:ilvl="3" w:tentative="1">
+      <w:start w:val="1"/>
+      <w:numFmt w:val="bullet"/>
+      <w:lvlText w:val=""/>
+      <w:lvlJc w:val="left"/>
+      <w:pPr>
+        <w:tabs>
+          <w:tab w:val="num" w:pos="2880"/>
+        </w:tabs>
+        <w:ind w:left="2880" w:hanging="360"/>
+      </w:pPr>
+      <w:rPr>
+        <w:rFonts w:ascii="Wingdings" w:hAnsi="Wingdings" w:hint="default"/>
+        <w:sz w:val="20"/>
+      </w:rPr>
+    </w:lvl>
+    <w:lvl w:ilvl="4" w:tentative="1">
+      <w:start w:val="1"/>
+      <w:numFmt w:val="bullet"/>
+      <w:lvlText w:val=""/>
+      <w:lvlJc w:val="left"/>
+      <w:pPr>
+        <w:tabs>
+          <w:tab w:val="num" w:pos="3600"/>
+        </w:tabs>
+        <w:ind w:left="3600" w:hanging="360"/>
+      </w:pPr>
+      <w:rPr>
+        <w:rFonts w:ascii="Wingdings" w:hAnsi="Wingdings" w:hint="default"/>
+        <w:sz w:val="20"/>
+      </w:rPr>
+    </w:lvl>
+    <w:lvl w:ilvl="5" w:tentative="1">
+      <w:start w:val="1"/>
+      <w:numFmt w:val="bullet"/>
+      <w:lvlText w:val=""/>
+      <w:lvlJc w:val="left"/>
+      <w:pPr>
+        <w:tabs>
+          <w:tab w:val="num" w:pos="4320"/>
+        </w:tabs>
+        <w:ind w:left="4320" w:hanging="360"/>
+      </w:pPr>
+      <w:rPr>
+        <w:rFonts w:ascii="Wingdings" w:hAnsi="Wingdings" w:hint="default"/>
+        <w:sz w:val="20"/>
+      </w:rPr>
+    </w:lvl>
+    <w:lvl w:ilvl="6" w:tentative="1">
+      <w:start w:val="1"/>
+      <w:numFmt w:val="bullet"/>
+      <w:lvlText w:val=""/>
+      <w:lvlJc w:val="left"/>
+      <w:pPr>
+        <w:tabs>
+          <w:tab w:val="num" w:pos="5040"/>
+        </w:tabs>
+        <w:ind w:left="5040" w:hanging="360"/>
+      </w:pPr>
+      <w:rPr>
+        <w:rFonts w:ascii="Wingdings" w:hAnsi="Wingdings" w:hint="default"/>
+        <w:sz w:val="20"/>
+      </w:rPr>
+    </w:lvl>
+    <w:lvl w:ilvl="7" w:tentative="1">
+      <w:start w:val="1"/>
+      <w:numFmt w:val="bullet"/>
+      <w:lvlText w:val=""/>
+      <w:lvlJc w:val="left"/>
+      <w:pPr>
+        <w:tabs>
+          <w:tab w:val="num" w:pos="5760"/>
+        </w:tabs>
+        <w:ind w:left="5760" w:hanging="360"/>
+      </w:pPr>
+      <w:rPr>
+        <w:rFonts w:ascii="Wingdings" w:hAnsi="Wingdings" w:hint="default"/>
+        <w:sz w:val="20"/>
+      </w:rPr>
+    </w:lvl>
+    <w:lvl w:ilvl="8" w:tentative="1">
+      <w:start w:val="1"/>
+      <w:numFmt w:val="bullet"/>
+      <w:lvlText w:val=""/>
+      <w:lvlJc w:val="left"/>
+      <w:pPr>
+        <w:tabs>
+          <w:tab w:val="num" w:pos="6480"/>
+        </w:tabs>
+        <w:ind w:left="6480" w:hanging="360"/>
+      </w:pPr>
+      <w:rPr>
+        <w:rFonts w:ascii="Wingdings" w:hAnsi="Wingdings" w:hint="default"/>
+        <w:sz w:val="20"/>
+      </w:rPr>
+    </w:lvl>
+  </w:abstractNum>
+  <w:abstractNum w:abstractNumId="3" w15:restartNumberingAfterBreak="0">
     <w:nsid w:val="621C2880"/>
     <w:multiLevelType w:val="multilevel"/>
     <w:tmpl w:val="621C2880"/>
@@ -3767,17 +6504,23 @@
       </w:pPr>
     </w:lvl>
   </w:abstractNum>
-  <w:num w:numId="1">
+  <w:num w:numId="1" w16cid:durableId="958610693">
+    <w:abstractNumId w:val="3"/>
+  </w:num>
+  <w:num w:numId="2" w16cid:durableId="977492185">
+    <w:abstractNumId w:val="0"/>
+  </w:num>
+  <w:num w:numId="3" w16cid:durableId="1086002023">
     <w:abstractNumId w:val="1"/>
   </w:num>
-  <w:num w:numId="2">
-    <w:abstractNumId w:val="0"/>
+  <w:num w:numId="4" w16cid:durableId="386684813">
+    <w:abstractNumId w:val="2"/>
   </w:num>
 </w:numbering>
 </file>
 
 <file path=word/styles.xml><?xml version="1.0" encoding="utf-8"?>
-<w:styles xmlns:mc="http://schemas.openxmlformats.org/markup-compatibility/2006" xmlns:r="http://schemas.openxmlformats.org/officeDocument/2006/relationships" xmlns:w="http://schemas.openxmlformats.org/wordprocessingml/2006/main" xmlns:w14="http://schemas.microsoft.com/office/word/2010/wordml" xmlns:w15="http://schemas.microsoft.com/office/word/2012/wordml" xmlns:w16cex="http://schemas.microsoft.com/office/word/2018/wordml/cex" xmlns:w16cid="http://schemas.microsoft.com/office/word/2016/wordml/cid" xmlns:w16="http://schemas.microsoft.com/office/word/2018/wordml" xmlns:w16sdtdh="http://schemas.microsoft.com/office/word/2020/wordml/sdtdatahash" xmlns:w16se="http://schemas.microsoft.com/office/word/2015/wordml/symex" mc:Ignorable="w14 w15 w16se w16cid w16 w16cex w16sdtdh">
+<w:styles xmlns:mc="http://schemas.openxmlformats.org/markup-compatibility/2006" xmlns:r="http://schemas.openxmlformats.org/officeDocument/2006/relationships" xmlns:w="http://schemas.openxmlformats.org/wordprocessingml/2006/main" xmlns:w14="http://schemas.microsoft.com/office/word/2010/wordml" xmlns:w15="http://schemas.microsoft.com/office/word/2012/wordml" xmlns:w16cex="http://schemas.microsoft.com/office/word/2018/wordml/cex" xmlns:w16cid="http://schemas.microsoft.com/office/word/2016/wordml/cid" xmlns:w16="http://schemas.microsoft.com/office/word/2018/wordml" xmlns:w16du="http://schemas.microsoft.com/office/word/2023/wordml/word16du" xmlns:w16sdtdh="http://schemas.microsoft.com/office/word/2020/wordml/sdtdatahash" xmlns:w16sdtfl="http://schemas.microsoft.com/office/word/2024/wordml/sdtformatlock" xmlns:w16se="http://schemas.microsoft.com/office/word/2015/wordml/symex" mc:Ignorable="w14 w15 w16se w16cid w16 w16cex w16sdtdh w16sdtfl w16du">
   <w:docDefaults>
     <w:rPrDefault>
       <w:rPr>
@@ -3869,14 +6612,14 @@
     <w:lsdException w:name="Block Text" w:semiHidden="1" w:unhideWhenUsed="1"/>
     <w:lsdException w:name="Hyperlink" w:uiPriority="99" w:unhideWhenUsed="1" w:qFormat="1"/>
     <w:lsdException w:name="FollowedHyperlink" w:semiHidden="1" w:unhideWhenUsed="1"/>
-    <w:lsdException w:name="Strong" w:qFormat="1"/>
+    <w:lsdException w:name="Strong" w:uiPriority="22" w:qFormat="1"/>
     <w:lsdException w:name="Emphasis" w:qFormat="1"/>
     <w:lsdException w:name="Document Map" w:semiHidden="1" w:unhideWhenUsed="1"/>
     <w:lsdException w:name="Plain Text" w:semiHidden="1" w:unhideWhenUsed="1"/>
     <w:lsdException w:name="E-mail Signature" w:semiHidden="1" w:unhideWhenUsed="1"/>
     <w:lsdException w:name="HTML Top of Form" w:semiHidden="1" w:uiPriority="99" w:unhideWhenUsed="1"/>
     <w:lsdException w:name="HTML Bottom of Form" w:semiHidden="1" w:uiPriority="99" w:unhideWhenUsed="1"/>
-    <w:lsdException w:name="Normal (Web)" w:semiHidden="1" w:unhideWhenUsed="1"/>
+    <w:lsdException w:name="Normal (Web)" w:semiHidden="1" w:uiPriority="99" w:unhideWhenUsed="1"/>
     <w:lsdException w:name="HTML Acronym" w:semiHidden="1" w:unhideWhenUsed="1"/>
     <w:lsdException w:name="HTML Address" w:semiHidden="1" w:unhideWhenUsed="1"/>
     <w:lsdException w:name="HTML Cite" w:semiHidden="1" w:unhideWhenUsed="1"/>
@@ -4162,13 +6905,10 @@
   <w:style w:type="paragraph" w:default="1" w:styleId="a">
     <w:name w:val="Normal"/>
     <w:qFormat/>
-    <w:pPr>
-      <w:widowControl w:val="0"/>
-      <w:jc w:val="both"/>
-    </w:pPr>
+    <w:rsid w:val="00747502"/>
     <w:rPr>
-      <w:kern w:val="2"/>
-      <w:sz w:val="21"/>
+      <w:rFonts w:ascii="宋体" w:hAnsi="宋体" w:cs="宋体"/>
+      <w:sz w:val="24"/>
       <w:szCs w:val="24"/>
     </w:rPr>
   </w:style>
@@ -4200,16 +6940,12 @@
     <w:uiPriority w:val="9"/>
     <w:qFormat/>
     <w:pPr>
-      <w:widowControl/>
       <w:spacing w:before="100" w:beforeAutospacing="1" w:after="100" w:afterAutospacing="1"/>
-      <w:jc w:val="left"/>
       <w:outlineLvl w:val="2"/>
     </w:pPr>
     <w:rPr>
-      <w:rFonts w:ascii="宋体" w:hAnsi="宋体" w:cs="宋体"/>
       <w:b/>
       <w:bCs/>
-      <w:kern w:val="0"/>
       <w:sz w:val="27"/>
       <w:szCs w:val="27"/>
     </w:rPr>
@@ -4250,7 +6986,6 @@
     </w:pPr>
     <w:rPr>
       <w:rFonts w:eastAsia="仿宋_GB2312"/>
-      <w:sz w:val="24"/>
     </w:rPr>
   </w:style>
   <w:style w:type="paragraph" w:styleId="a4">
@@ -4275,7 +7010,6 @@
         <w:tab w:val="right" w:pos="8306"/>
       </w:tabs>
       <w:snapToGrid w:val="0"/>
-      <w:jc w:val="left"/>
     </w:pPr>
     <w:rPr>
       <w:sz w:val="18"/>
@@ -4437,15 +7171,8 @@
     <w:basedOn w:val="a"/>
     <w:qFormat/>
     <w:pPr>
-      <w:widowControl/>
       <w:spacing w:before="100" w:beforeAutospacing="1" w:after="100" w:afterAutospacing="1"/>
-      <w:jc w:val="left"/>
     </w:pPr>
-    <w:rPr>
-      <w:rFonts w:ascii="宋体" w:hAnsi="宋体" w:cs="宋体"/>
-      <w:kern w:val="0"/>
-      <w:sz w:val="24"/>
-    </w:rPr>
   </w:style>
   <w:style w:type="character" w:customStyle="1" w:styleId="20">
     <w:name w:val="标题 2 字符"/>
@@ -4459,6 +7186,107 @@
       <w:kern w:val="2"/>
       <w:sz w:val="32"/>
       <w:szCs w:val="32"/>
+    </w:rPr>
+  </w:style>
+  <w:style w:type="paragraph" w:styleId="af">
+    <w:name w:val="Normal (Web)"/>
+    <w:basedOn w:val="a"/>
+    <w:uiPriority w:val="99"/>
+    <w:unhideWhenUsed/>
+    <w:rsid w:val="00FB2AD7"/>
+    <w:pPr>
+      <w:spacing w:before="100" w:beforeAutospacing="1" w:after="100" w:afterAutospacing="1"/>
+    </w:pPr>
+  </w:style>
+  <w:style w:type="character" w:styleId="af0">
+    <w:name w:val="annotation reference"/>
+    <w:basedOn w:val="a0"/>
+    <w:semiHidden/>
+    <w:unhideWhenUsed/>
+    <w:rsid w:val="00A907C9"/>
+    <w:rPr>
+      <w:sz w:val="21"/>
+      <w:szCs w:val="21"/>
+    </w:rPr>
+  </w:style>
+  <w:style w:type="paragraph" w:styleId="af1">
+    <w:name w:val="annotation text"/>
+    <w:basedOn w:val="a"/>
+    <w:link w:val="af2"/>
+    <w:semiHidden/>
+    <w:unhideWhenUsed/>
+    <w:rsid w:val="00A907C9"/>
+  </w:style>
+  <w:style w:type="character" w:customStyle="1" w:styleId="af2">
+    <w:name w:val="批注文字 字符"/>
+    <w:basedOn w:val="a0"/>
+    <w:link w:val="af1"/>
+    <w:semiHidden/>
+    <w:rsid w:val="00A907C9"/>
+    <w:rPr>
+      <w:kern w:val="2"/>
+      <w:sz w:val="21"/>
+      <w:szCs w:val="24"/>
+    </w:rPr>
+  </w:style>
+  <w:style w:type="paragraph" w:styleId="af3">
+    <w:name w:val="annotation subject"/>
+    <w:basedOn w:val="af1"/>
+    <w:next w:val="af1"/>
+    <w:link w:val="af4"/>
+    <w:semiHidden/>
+    <w:unhideWhenUsed/>
+    <w:rsid w:val="00A907C9"/>
+    <w:rPr>
+      <w:b/>
+      <w:bCs/>
+    </w:rPr>
+  </w:style>
+  <w:style w:type="character" w:customStyle="1" w:styleId="af4">
+    <w:name w:val="批注主题 字符"/>
+    <w:basedOn w:val="af2"/>
+    <w:link w:val="af3"/>
+    <w:semiHidden/>
+    <w:rsid w:val="00A907C9"/>
+    <w:rPr>
+      <w:b/>
+      <w:bCs/>
+      <w:kern w:val="2"/>
+      <w:sz w:val="21"/>
+      <w:szCs w:val="24"/>
+    </w:rPr>
+  </w:style>
+  <w:style w:type="paragraph" w:styleId="af5">
+    <w:name w:val="Revision"/>
+    <w:hidden/>
+    <w:uiPriority w:val="99"/>
+    <w:semiHidden/>
+    <w:rsid w:val="00747502"/>
+    <w:rPr>
+      <w:kern w:val="2"/>
+      <w:sz w:val="21"/>
+      <w:szCs w:val="24"/>
+    </w:rPr>
+  </w:style>
+  <w:style w:type="character" w:styleId="af6">
+    <w:name w:val="Strong"/>
+    <w:basedOn w:val="a0"/>
+    <w:uiPriority w:val="22"/>
+    <w:qFormat/>
+    <w:rsid w:val="00747502"/>
+    <w:rPr>
+      <w:b/>
+      <w:bCs/>
+    </w:rPr>
+  </w:style>
+  <w:style w:type="character" w:styleId="af7">
+    <w:name w:val="Placeholder Text"/>
+    <w:basedOn w:val="a0"/>
+    <w:uiPriority w:val="99"/>
+    <w:semiHidden/>
+    <w:rsid w:val="00800DE7"/>
+    <w:rPr>
+      <w:color w:val="666666"/>
     </w:rPr>
   </w:style>
 </w:styles>
@@ -4718,4 +7546,16 @@
   <a:objectDefaults/>
   <a:extraClrSchemeLst/>
 </a:theme>
+</file>
+
+<file path=customXml/item1.xml><?xml version="1.0" encoding="utf-8"?>
+<b:Sources xmlns:b="http://schemas.openxmlformats.org/officeDocument/2006/bibliography" xmlns="http://schemas.openxmlformats.org/officeDocument/2006/bibliography" SelectedStyle="/APASixthEditionOfficeOnline.xsl" StyleName="APA" Version="6"/>
+</file>
+
+<file path=customXml/itemProps1.xml><?xml version="1.0" encoding="utf-8"?>
+<ds:datastoreItem xmlns:ds="http://schemas.openxmlformats.org/officeDocument/2006/customXml" ds:itemID="{C58CA50E-FD95-2B47-8F83-3BF3CB52CAC5}">
+  <ds:schemaRefs>
+    <ds:schemaRef ds:uri="http://schemas.openxmlformats.org/officeDocument/2006/bibliography"/>
+  </ds:schemaRefs>
+</ds:datastoreItem>
 </file>